--- a/docs/entregas/Entrega-2-reporte.docx
+++ b/docs/entregas/Entrega-2-reporte.docx
@@ -4524,7 +4524,7 @@
     </w:p>
     <w:bookmarkEnd w:id="32"/>
     <w:bookmarkEnd w:id="33"/>
-    <w:bookmarkStart w:id="44" w:name="X6504ff5f78b3be7ab194d4ab13686aea2ba8194"/>
+    <w:bookmarkStart w:id="50" w:name="X6504ff5f78b3be7ab194d4ab13686aea2ba8194"/>
     <w:p>
       <w:pPr>
         <w:pStyle w:val="Heading1"/>
@@ -5024,7 +5024,306 @@
         <w:t xml:space="preserve">publica 3.224.107.117, la Elastic IP asociada y el usuario de la cuenta.</w:t>
       </w:r>
     </w:p>
-    <w:bookmarkEnd w:id="44"/>
+    <w:p>
+      <w:pPr>
+        <w:pStyle w:val="BodyText"/>
+      </w:pPr>
+      <w:r>
+        <w:drawing>
+          <wp:inline>
+            <wp:extent cx="5334000" cy="3017996"/>
+            <wp:effectExtent b="0" l="0" r="0" t="0"/>
+            <wp:docPr descr="" title="" id="45" name="Picture"/>
+            <a:graphic>
+              <a:graphicData uri="http://schemas.openxmlformats.org/drawingml/2006/picture">
+                <pic:pic>
+                  <pic:nvPicPr>
+                    <pic:cNvPr descr="figuras/entrega-2-mlflow-ui.png" id="46" name="Picture"/>
+                    <pic:cNvPicPr>
+                      <a:picLocks noChangeArrowheads="1" noChangeAspect="1"/>
+                    </pic:cNvPicPr>
+                  </pic:nvPicPr>
+                  <pic:blipFill>
+                    <a:blip r:embed="rId44"/>
+                    <a:stretch>
+                      <a:fillRect/>
+                    </a:stretch>
+                  </pic:blipFill>
+                  <pic:spPr bwMode="auto">
+                    <a:xfrm>
+                      <a:off x="0" y="0"/>
+                      <a:ext cx="5334000" cy="3017996"/>
+                    </a:xfrm>
+                    <a:prstGeom prst="rect">
+                      <a:avLst/>
+                    </a:prstGeom>
+                    <a:noFill/>
+                    <a:ln w="9525">
+                      <a:noFill/>
+                      <a:headEnd/>
+                      <a:tailEnd/>
+                    </a:ln>
+                  </pic:spPr>
+                </pic:pic>
+              </a:graphicData>
+            </a:graphic>
+          </wp:inline>
+        </w:drawing>
+      </w:r>
+    </w:p>
+    <w:p>
+      <w:pPr>
+        <w:pStyle w:val="BodyText"/>
+      </w:pPr>
+      <w:r>
+        <w:drawing>
+          <wp:inline>
+            <wp:extent cx="5334000" cy="132343"/>
+            <wp:effectExtent b="0" l="0" r="0" t="0"/>
+            <wp:docPr descr="" title="" id="48" name="Picture"/>
+            <a:graphic>
+              <a:graphicData uri="http://schemas.openxmlformats.org/drawingml/2006/picture">
+                <pic:pic>
+                  <pic:nvPicPr>
+                    <pic:cNvPr descr="figuras/entrega-2-mlflow-url.png" id="49" name="Picture"/>
+                    <pic:cNvPicPr>
+                      <a:picLocks noChangeArrowheads="1" noChangeAspect="1"/>
+                    </pic:cNvPicPr>
+                  </pic:nvPicPr>
+                  <pic:blipFill>
+                    <a:blip r:embed="rId47"/>
+                    <a:stretch>
+                      <a:fillRect/>
+                    </a:stretch>
+                  </pic:blipFill>
+                  <pic:spPr bwMode="auto">
+                    <a:xfrm>
+                      <a:off x="0" y="0"/>
+                      <a:ext cx="5334000" cy="132343"/>
+                    </a:xfrm>
+                    <a:prstGeom prst="rect">
+                      <a:avLst/>
+                    </a:prstGeom>
+                    <a:noFill/>
+                    <a:ln w="9525">
+                      <a:noFill/>
+                      <a:headEnd/>
+                      <a:tailEnd/>
+                    </a:ln>
+                  </pic:spPr>
+                </pic:pic>
+              </a:graphicData>
+            </a:graphic>
+          </wp:inline>
+        </w:drawing>
+      </w:r>
+    </w:p>
+    <w:p>
+      <w:pPr>
+        <w:pStyle w:val="BodyText"/>
+      </w:pPr>
+      <w:r>
+        <w:rPr>
+          <w:b/>
+          <w:bCs/>
+          <w:lang w:val="es"/>
+        </w:rPr>
+        <w:t xml:space="preserve">Figura 7.</w:t>
+      </w:r>
+      <w:r>
+        <w:rPr>
+          <w:lang w:val="es"/>
+        </w:rPr>
+        <w:t xml:space="preserve"> </w:t>
+      </w:r>
+      <w:r>
+        <w:rPr>
+          <w:lang w:val="es"/>
+        </w:rPr>
+        <w:t xml:space="preserve">Interfaz de MLflow servida desde la EC2, con detalle de la barra de</w:t>
+      </w:r>
+      <w:r>
+        <w:rPr>
+          <w:lang w:val="es"/>
+        </w:rPr>
+        <w:t xml:space="preserve"> </w:t>
+      </w:r>
+      <w:r>
+        <w:rPr>
+          <w:lang w:val="es"/>
+        </w:rPr>
+        <w:t xml:space="preserve">direcciones:</w:t>
+      </w:r>
+      <w:r>
+        <w:rPr>
+          <w:lang w:val="es"/>
+        </w:rPr>
+        <w:t xml:space="preserve"> </w:t>
+      </w:r>
+      <w:r>
+        <w:rPr>
+          <w:rStyle w:val="VerbatimChar"/>
+          <w:lang w:val="es"/>
+        </w:rPr>
+        <w:t xml:space="preserve">3.224.107.117:5000</w:t>
+      </w:r>
+      <w:r>
+        <w:rPr>
+          <w:lang w:val="es"/>
+        </w:rPr>
+        <w:t xml:space="preserve">, la misma IP publica de la Figura 6. El</w:t>
+      </w:r>
+      <w:r>
+        <w:rPr>
+          <w:lang w:val="es"/>
+        </w:rPr>
+        <w:t xml:space="preserve"> </w:t>
+      </w:r>
+      <w:r>
+        <w:rPr>
+          <w:lang w:val="es"/>
+        </w:rPr>
+        <w:t xml:space="preserve">experimento</w:t>
+      </w:r>
+      <w:r>
+        <w:rPr>
+          <w:lang w:val="es"/>
+        </w:rPr>
+        <w:t xml:space="preserve"> </w:t>
+      </w:r>
+      <w:r>
+        <w:rPr>
+          <w:rStyle w:val="VerbatimChar"/>
+          <w:lang w:val="es"/>
+        </w:rPr>
+        <w:t xml:space="preserve">readmision-diabetes</w:t>
+      </w:r>
+      <w:r>
+        <w:rPr>
+          <w:lang w:val="es"/>
+        </w:rPr>
+        <w:t xml:space="preserve"> </w:t>
+      </w:r>
+      <w:r>
+        <w:rPr>
+          <w:lang w:val="es"/>
+        </w:rPr>
+        <w:t xml:space="preserve">acumula 101 corridas de las dos familias:</w:t>
+      </w:r>
+      <w:r>
+        <w:rPr>
+          <w:lang w:val="es"/>
+        </w:rPr>
+        <w:t xml:space="preserve"> </w:t>
+      </w:r>
+      <w:r>
+        <w:rPr>
+          <w:rStyle w:val="VerbatimChar"/>
+          <w:lang w:val="es"/>
+        </w:rPr>
+        <w:t xml:space="preserve">comparacion_balanceo</w:t>
+      </w:r>
+      <w:r>
+        <w:rPr>
+          <w:lang w:val="es"/>
+        </w:rPr>
+        <w:t xml:space="preserve"> </w:t>
+      </w:r>
+      <w:r>
+        <w:rPr>
+          <w:lang w:val="es"/>
+        </w:rPr>
+        <w:t xml:space="preserve">y</w:t>
+      </w:r>
+      <w:r>
+        <w:rPr>
+          <w:lang w:val="es"/>
+        </w:rPr>
+        <w:t xml:space="preserve"> </w:t>
+      </w:r>
+      <w:r>
+        <w:rPr>
+          <w:rStyle w:val="VerbatimChar"/>
+          <w:lang w:val="es"/>
+        </w:rPr>
+        <w:t xml:space="preserve">escenarios_bosque</w:t>
+      </w:r>
+      <w:r>
+        <w:rPr>
+          <w:lang w:val="es"/>
+        </w:rPr>
+        <w:t xml:space="preserve"> </w:t>
+      </w:r>
+      <w:r>
+        <w:rPr>
+          <w:lang w:val="es"/>
+        </w:rPr>
+        <w:t xml:space="preserve">del bosque aleatorio,</w:t>
+      </w:r>
+      <w:r>
+        <w:rPr>
+          <w:lang w:val="es"/>
+        </w:rPr>
+        <w:t xml:space="preserve"> </w:t>
+      </w:r>
+      <w:r>
+        <w:rPr>
+          <w:rStyle w:val="VerbatimChar"/>
+          <w:lang w:val="es"/>
+        </w:rPr>
+        <w:t xml:space="preserve">V5_final_prueba</w:t>
+      </w:r>
+      <w:r>
+        <w:rPr>
+          <w:lang w:val="es"/>
+        </w:rPr>
+        <w:t xml:space="preserve"> </w:t>
+      </w:r>
+      <w:r>
+        <w:rPr>
+          <w:lang w:val="es"/>
+        </w:rPr>
+        <w:t xml:space="preserve">de la regresion y la rejilla</w:t>
+      </w:r>
+      <w:r>
+        <w:rPr>
+          <w:lang w:val="es"/>
+        </w:rPr>
+        <w:t xml:space="preserve"> </w:t>
+      </w:r>
+      <w:r>
+        <w:rPr>
+          <w:rStyle w:val="VerbatimChar"/>
+          <w:lang w:val="es"/>
+        </w:rPr>
+        <w:t xml:space="preserve">V6_rejilla_elasticnet</w:t>
+      </w:r>
+      <w:r>
+        <w:rPr>
+          <w:lang w:val="es"/>
+        </w:rPr>
+        <w:t xml:space="preserve"> </w:t>
+      </w:r>
+      <w:r>
+        <w:rPr>
+          <w:lang w:val="es"/>
+        </w:rPr>
+        <w:t xml:space="preserve">con sus</w:t>
+      </w:r>
+      <w:r>
+        <w:rPr>
+          <w:lang w:val="es"/>
+        </w:rPr>
+        <w:t xml:space="preserve"> </w:t>
+      </w:r>
+      <w:r>
+        <w:rPr>
+          <w:lang w:val="es"/>
+        </w:rPr>
+        <w:t xml:space="preserve">75 combinaciones como corridas anidadas.</w:t>
+      </w:r>
+    </w:p>
+    <w:bookmarkEnd w:id="50"/>
     <w:sectPr>
       <w:footnotePr>
         <w:numRestart w:val="eachSect"/>

--- a/docs/entregas/Entrega-2-reporte.docx
+++ b/docs/entregas/Entrega-2-reporte.docx
@@ -5324,6 +5324,1051 @@
       </w:r>
     </w:p>
     <w:bookmarkEnd w:id="50"/>
+    <w:bookmarkStart w:id="54" w:name="reporte-de-trabajo-en-equipo"/>
+    <w:p>
+      <w:pPr>
+        <w:pStyle w:val="Heading1"/>
+      </w:pPr>
+      <w:r>
+        <w:rPr>
+          <w:lang w:val="es"/>
+        </w:rPr>
+        <w:t xml:space="preserve">6. Reporte de trabajo en equipo</w:t>
+      </w:r>
+    </w:p>
+    <w:bookmarkStart w:id="51" w:name="como-nos-organizamos"/>
+    <w:p>
+      <w:pPr>
+        <w:pStyle w:val="Heading2"/>
+      </w:pPr>
+      <w:r>
+        <w:rPr>
+          <w:lang w:val="es"/>
+        </w:rPr>
+        <w:t xml:space="preserve">6.1 Como nos organizamos</w:t>
+      </w:r>
+    </w:p>
+    <w:p>
+      <w:pPr>
+        <w:pStyle w:val="FirstParagraph"/>
+      </w:pPr>
+      <w:r>
+        <w:rPr>
+          <w:lang w:val="es"/>
+        </w:rPr>
+        <w:t xml:space="preserve">El trabajo se reparte por</w:t>
+      </w:r>
+      <w:r>
+        <w:rPr>
+          <w:lang w:val="es"/>
+        </w:rPr>
+        <w:t xml:space="preserve"> </w:t>
+      </w:r>
+      <w:r>
+        <w:rPr>
+          <w:b/>
+          <w:bCs/>
+          <w:lang w:val="es"/>
+        </w:rPr>
+        <w:t xml:space="preserve">item de trabajo</w:t>
+      </w:r>
+      <w:r>
+        <w:rPr>
+          <w:lang w:val="es"/>
+        </w:rPr>
+        <w:t xml:space="preserve">, no por persona: cada item vive en</w:t>
+      </w:r>
+      <w:r>
+        <w:rPr>
+          <w:lang w:val="es"/>
+        </w:rPr>
+        <w:t xml:space="preserve"> </w:t>
+      </w:r>
+      <w:r>
+        <w:rPr>
+          <w:lang w:val="es"/>
+        </w:rPr>
+        <w:t xml:space="preserve">su propia rama</w:t>
+      </w:r>
+      <w:r>
+        <w:rPr>
+          <w:lang w:val="es"/>
+        </w:rPr>
+        <w:t xml:space="preserve"> </w:t>
+      </w:r>
+      <w:r>
+        <w:rPr>
+          <w:rStyle w:val="VerbatimChar"/>
+          <w:lang w:val="es"/>
+        </w:rPr>
+        <w:t xml:space="preserve">feature/*</w:t>
+      </w:r>
+      <w:r>
+        <w:rPr>
+          <w:lang w:val="es"/>
+        </w:rPr>
+        <w:t xml:space="preserve">, sale de</w:t>
+      </w:r>
+      <w:r>
+        <w:rPr>
+          <w:lang w:val="es"/>
+        </w:rPr>
+        <w:t xml:space="preserve"> </w:t>
+      </w:r>
+      <w:r>
+        <w:rPr>
+          <w:rStyle w:val="VerbatimChar"/>
+          <w:lang w:val="es"/>
+        </w:rPr>
+        <w:t xml:space="preserve">develop</w:t>
+      </w:r>
+      <w:r>
+        <w:rPr>
+          <w:lang w:val="es"/>
+        </w:rPr>
+        <w:t xml:space="preserve"> </w:t>
+      </w:r>
+      <w:r>
+        <w:rPr>
+          <w:lang w:val="es"/>
+        </w:rPr>
+        <w:t xml:space="preserve">y vuelve a</w:t>
+      </w:r>
+      <w:r>
+        <w:rPr>
+          <w:lang w:val="es"/>
+        </w:rPr>
+        <w:t xml:space="preserve"> </w:t>
+      </w:r>
+      <w:r>
+        <w:rPr>
+          <w:rStyle w:val="VerbatimChar"/>
+          <w:lang w:val="es"/>
+        </w:rPr>
+        <w:t xml:space="preserve">develop</w:t>
+      </w:r>
+      <w:r>
+        <w:rPr>
+          <w:lang w:val="es"/>
+        </w:rPr>
+        <w:t xml:space="preserve"> </w:t>
+      </w:r>
+      <w:r>
+        <w:rPr>
+          <w:lang w:val="es"/>
+        </w:rPr>
+        <w:t xml:space="preserve">mediante un</w:t>
+      </w:r>
+      <w:r>
+        <w:rPr>
+          <w:lang w:val="es"/>
+        </w:rPr>
+        <w:t xml:space="preserve"> </w:t>
+      </w:r>
+      <w:r>
+        <w:rPr>
+          <w:lang w:val="es"/>
+        </w:rPr>
+        <w:t xml:space="preserve">pull request con revision de al menos un companero. Los merges conservan el</w:t>
+      </w:r>
+      <w:r>
+        <w:rPr>
+          <w:lang w:val="es"/>
+        </w:rPr>
+        <w:t xml:space="preserve"> </w:t>
+      </w:r>
+      <w:r>
+        <w:rPr>
+          <w:lang w:val="es"/>
+        </w:rPr>
+        <w:t xml:space="preserve">historial completo, sin</w:t>
+      </w:r>
+      <w:r>
+        <w:rPr>
+          <w:lang w:val="es"/>
+        </w:rPr>
+        <w:t xml:space="preserve"> </w:t>
+      </w:r>
+      <w:r>
+        <w:rPr>
+          <w:i/>
+          <w:iCs/>
+          <w:lang w:val="es"/>
+        </w:rPr>
+        <w:t xml:space="preserve">squash</w:t>
+      </w:r>
+      <w:r>
+        <w:rPr>
+          <w:lang w:val="es"/>
+        </w:rPr>
+        <w:t xml:space="preserve"> </w:t>
+      </w:r>
+      <w:r>
+        <w:rPr>
+          <w:lang w:val="es"/>
+        </w:rPr>
+        <w:t xml:space="preserve">ni</w:t>
+      </w:r>
+      <w:r>
+        <w:rPr>
+          <w:lang w:val="es"/>
+        </w:rPr>
+        <w:t xml:space="preserve"> </w:t>
+      </w:r>
+      <w:r>
+        <w:rPr>
+          <w:i/>
+          <w:iCs/>
+          <w:lang w:val="es"/>
+        </w:rPr>
+        <w:t xml:space="preserve">rebase</w:t>
+      </w:r>
+      <w:r>
+        <w:rPr>
+          <w:lang w:val="es"/>
+        </w:rPr>
+        <w:t xml:space="preserve"> </w:t>
+      </w:r>
+      <w:r>
+        <w:rPr>
+          <w:lang w:val="es"/>
+        </w:rPr>
+        <w:t xml:space="preserve">que colapsen la autoria, de modo</w:t>
+      </w:r>
+      <w:r>
+        <w:rPr>
+          <w:lang w:val="es"/>
+        </w:rPr>
+        <w:t xml:space="preserve"> </w:t>
+      </w:r>
+      <w:r>
+        <w:rPr>
+          <w:lang w:val="es"/>
+        </w:rPr>
+        <w:t xml:space="preserve">que el aporte de cada integrante queda verificable en el repositorio.</w:t>
+      </w:r>
+      <w:r>
+        <w:rPr>
+          <w:lang w:val="es"/>
+        </w:rPr>
+        <w:t xml:space="preserve"> </w:t>
+      </w:r>
+      <w:r>
+        <w:rPr>
+          <w:rStyle w:val="VerbatimChar"/>
+          <w:lang w:val="es"/>
+        </w:rPr>
+        <w:t xml:space="preserve">main</w:t>
+      </w:r>
+      <w:r>
+        <w:rPr>
+          <w:lang w:val="es"/>
+        </w:rPr>
+        <w:t xml:space="preserve"> </w:t>
+      </w:r>
+      <w:r>
+        <w:rPr>
+          <w:lang w:val="es"/>
+        </w:rPr>
+        <w:t xml:space="preserve">conserva unicamente los estados integrados de la entrega. Entre el 14 de agosto</w:t>
+      </w:r>
+      <w:r>
+        <w:rPr>
+          <w:lang w:val="es"/>
+        </w:rPr>
+        <w:t xml:space="preserve"> </w:t>
+      </w:r>
+      <w:r>
+        <w:rPr>
+          <w:lang w:val="es"/>
+        </w:rPr>
+        <w:t xml:space="preserve">y el 6 de septiembre se abrieron 18 pull requests entre los dos repositorios, de</w:t>
+      </w:r>
+      <w:r>
+        <w:rPr>
+          <w:lang w:val="es"/>
+        </w:rPr>
+        <w:t xml:space="preserve"> </w:t>
+      </w:r>
+      <w:r>
+        <w:rPr>
+          <w:lang w:val="es"/>
+        </w:rPr>
+        <w:t xml:space="preserve">los cuales 17 se integraron.</w:t>
+      </w:r>
+    </w:p>
+    <w:p>
+      <w:pPr>
+        <w:pStyle w:val="BodyText"/>
+      </w:pPr>
+      <w:r>
+        <w:rPr>
+          <w:lang w:val="es"/>
+        </w:rPr>
+        <w:t xml:space="preserve">La revision interna se hace sobre el pull request antes de integrar: la del</w:t>
+      </w:r>
+      <w:r>
+        <w:rPr>
+          <w:lang w:val="es"/>
+        </w:rPr>
+        <w:t xml:space="preserve"> </w:t>
+      </w:r>
+      <w:r>
+        <w:rPr>
+          <w:lang w:val="es"/>
+        </w:rPr>
+        <w:t xml:space="preserve">modelo de regresion logistica identifico un archivo que no compilaba, un umbral</w:t>
+      </w:r>
+      <w:r>
+        <w:rPr>
+          <w:lang w:val="es"/>
+        </w:rPr>
+        <w:t xml:space="preserve"> </w:t>
+      </w:r>
+      <w:r>
+        <w:rPr>
+          <w:lang w:val="es"/>
+        </w:rPr>
+        <w:t xml:space="preserve">calibrado sobre un modelo distinto al final y una dependencia de orden de</w:t>
+      </w:r>
+      <w:r>
+        <w:rPr>
+          <w:lang w:val="es"/>
+        </w:rPr>
+        <w:t xml:space="preserve"> </w:t>
+      </w:r>
+      <w:r>
+        <w:rPr>
+          <w:lang w:val="es"/>
+        </w:rPr>
+        <w:t xml:space="preserve">ejecucion no documentada; los tres se corrigieron antes del merge.</w:t>
+      </w:r>
+    </w:p>
+    <w:bookmarkEnd w:id="51"/>
+    <w:bookmarkStart w:id="52" w:name="quien-hizo-que"/>
+    <w:p>
+      <w:pPr>
+        <w:pStyle w:val="Heading2"/>
+      </w:pPr>
+      <w:r>
+        <w:rPr>
+          <w:lang w:val="es"/>
+        </w:rPr>
+        <w:t xml:space="preserve">6.2 Quien hizo que</w:t>
+      </w:r>
+    </w:p>
+    <w:p>
+      <w:pPr>
+        <w:pStyle w:val="FirstParagraph"/>
+      </w:pPr>
+      <w:r>
+        <w:rPr>
+          <w:b/>
+          <w:bCs/>
+          <w:lang w:val="es"/>
+        </w:rPr>
+        <w:t xml:space="preserve">Camilo Rodriguez</w:t>
+      </w:r>
+      <w:r>
+        <w:rPr>
+          <w:lang w:val="es"/>
+        </w:rPr>
+        <w:t xml:space="preserve"> </w:t>
+      </w:r>
+      <w:r>
+        <w:rPr>
+          <w:lang w:val="es"/>
+        </w:rPr>
+        <w:t xml:space="preserve">— Modelo de regresion logistica. Preparacion de</w:t>
+      </w:r>
+      <w:r>
+        <w:rPr>
+          <w:lang w:val="es"/>
+        </w:rPr>
+        <w:t xml:space="preserve"> </w:t>
+      </w:r>
+      <w:r>
+        <w:rPr>
+          <w:lang w:val="es"/>
+        </w:rPr>
+        <w:t xml:space="preserve">caracteristicas, agrupacion de diagnosticos ICD-9, particion por paciente y las</w:t>
+      </w:r>
+      <w:r>
+        <w:rPr>
+          <w:lang w:val="es"/>
+        </w:rPr>
+        <w:t xml:space="preserve"> </w:t>
+      </w:r>
+      <w:r>
+        <w:rPr>
+          <w:lang w:val="es"/>
+        </w:rPr>
+        <w:t xml:space="preserve">seis versiones del modelo: base, balanceo de clases, regularizacion, peso de la</w:t>
+      </w:r>
+      <w:r>
+        <w:rPr>
+          <w:lang w:val="es"/>
+        </w:rPr>
+        <w:t xml:space="preserve"> </w:t>
+      </w:r>
+      <w:r>
+        <w:rPr>
+          <w:lang w:val="es"/>
+        </w:rPr>
+        <w:t xml:space="preserve">clase positiva, ajuste de umbral y Elastic Net. Evaluacion con ROC-AUC, PR-AUC,</w:t>
+      </w:r>
+      <w:r>
+        <w:rPr>
+          <w:lang w:val="es"/>
+        </w:rPr>
+        <w:t xml:space="preserve"> </w:t>
+      </w:r>
+      <w:r>
+        <w:rPr>
+          <w:lang w:val="es"/>
+        </w:rPr>
+        <w:t xml:space="preserve">recall, F1/F2 y matriz de confusion, mas el analisis de priorizacion por</w:t>
+      </w:r>
+      <w:r>
+        <w:rPr>
+          <w:lang w:val="es"/>
+        </w:rPr>
+        <w:t xml:space="preserve"> </w:t>
+      </w:r>
+      <w:r>
+        <w:rPr>
+          <w:lang w:val="es"/>
+        </w:rPr>
+        <w:t xml:space="preserve">capacidad. Redacto las secciones de modelos y de conclusiones del reporte.</w:t>
+      </w:r>
+      <w:r>
+        <w:rPr>
+          <w:lang w:val="es"/>
+        </w:rPr>
+        <w:t xml:space="preserve"> </w:t>
+      </w:r>
+      <w:r>
+        <w:rPr>
+          <w:i/>
+          <w:iCs/>
+          <w:lang w:val="es"/>
+        </w:rPr>
+        <w:t xml:space="preserve">Evidencia: ramas</w:t>
+      </w:r>
+      <w:r>
+        <w:rPr>
+          <w:i/>
+          <w:iCs/>
+          <w:lang w:val="es"/>
+        </w:rPr>
+        <w:t xml:space="preserve"> </w:t>
+      </w:r>
+      <w:r>
+        <w:rPr>
+          <w:rStyle w:val="VerbatimChar"/>
+          <w:i/>
+          <w:iCs/>
+          <w:lang w:val="es"/>
+        </w:rPr>
+        <w:t xml:space="preserve">feature/camilo-validacion-entrega1</w:t>
+      </w:r>
+      <w:r>
+        <w:rPr>
+          <w:i/>
+          <w:iCs/>
+          <w:lang w:val="es"/>
+        </w:rPr>
+        <w:t xml:space="preserve"> </w:t>
+      </w:r>
+      <w:r>
+        <w:rPr>
+          <w:i/>
+          <w:iCs/>
+          <w:lang w:val="es"/>
+        </w:rPr>
+        <w:t xml:space="preserve">y</w:t>
+      </w:r>
+      <w:r>
+        <w:rPr>
+          <w:i/>
+          <w:iCs/>
+          <w:lang w:val="es"/>
+        </w:rPr>
+        <w:t xml:space="preserve"> </w:t>
+      </w:r>
+      <w:r>
+        <w:rPr>
+          <w:rStyle w:val="VerbatimChar"/>
+          <w:i/>
+          <w:iCs/>
+          <w:lang w:val="es"/>
+        </w:rPr>
+        <w:t xml:space="preserve">feature/camilo-regresion-entrega2</w:t>
+      </w:r>
+      <w:r>
+        <w:rPr>
+          <w:i/>
+          <w:iCs/>
+          <w:lang w:val="es"/>
+        </w:rPr>
+        <w:t xml:space="preserve">, pull requests #1 y #4.</w:t>
+      </w:r>
+    </w:p>
+    <w:p>
+      <w:pPr>
+        <w:pStyle w:val="BodyText"/>
+      </w:pPr>
+      <w:r>
+        <w:rPr>
+          <w:b/>
+          <w:bCs/>
+          <w:lang w:val="es"/>
+        </w:rPr>
+        <w:t xml:space="preserve">Leonardo Almanza</w:t>
+      </w:r>
+      <w:r>
+        <w:rPr>
+          <w:lang w:val="es"/>
+        </w:rPr>
+        <w:t xml:space="preserve"> </w:t>
+      </w:r>
+      <w:r>
+        <w:rPr>
+          <w:lang w:val="es"/>
+        </w:rPr>
+        <w:t xml:space="preserve">— Modelo de bosque aleatorio. Conjunto de modelamiento a</w:t>
+      </w:r>
+      <w:r>
+        <w:rPr>
+          <w:lang w:val="es"/>
+        </w:rPr>
+        <w:t xml:space="preserve"> </w:t>
+      </w:r>
+      <w:r>
+        <w:rPr>
+          <w:lang w:val="es"/>
+        </w:rPr>
+        <w:t xml:space="preserve">partir de las decisiones del EDA, particion y validacion cruzada agrupadas por</w:t>
+      </w:r>
+      <w:r>
+        <w:rPr>
+          <w:lang w:val="es"/>
+        </w:rPr>
+        <w:t xml:space="preserve"> </w:t>
+      </w:r>
+      <w:r>
+        <w:rPr>
+          <w:lang w:val="es"/>
+        </w:rPr>
+        <w:t xml:space="preserve">paciente, comparacion de siete tecnicas de desbalance, cuatro escenarios de</w:t>
+      </w:r>
+      <w:r>
+        <w:rPr>
+          <w:lang w:val="es"/>
+        </w:rPr>
+        <w:t xml:space="preserve"> </w:t>
+      </w:r>
+      <w:r>
+        <w:rPr>
+          <w:lang w:val="es"/>
+        </w:rPr>
+        <w:t xml:space="preserve">hiperparametros del arbol, seleccion de caracteristicas por importancia de</w:t>
+      </w:r>
+      <w:r>
+        <w:rPr>
+          <w:lang w:val="es"/>
+        </w:rPr>
+        <w:t xml:space="preserve"> </w:t>
+      </w:r>
+      <w:r>
+        <w:rPr>
+          <w:lang w:val="es"/>
+        </w:rPr>
+        <w:t xml:space="preserve">permutacion y evaluacion con calibracion, en cuaderno ejecutado.</w:t>
+      </w:r>
+      <w:r>
+        <w:rPr>
+          <w:lang w:val="es"/>
+        </w:rPr>
+        <w:t xml:space="preserve"> </w:t>
+      </w:r>
+      <w:r>
+        <w:rPr>
+          <w:i/>
+          <w:iCs/>
+          <w:lang w:val="es"/>
+        </w:rPr>
+        <w:t xml:space="preserve">Evidencia: rama</w:t>
+      </w:r>
+      <w:r>
+        <w:rPr>
+          <w:i/>
+          <w:iCs/>
+          <w:lang w:val="es"/>
+        </w:rPr>
+        <w:t xml:space="preserve"> </w:t>
+      </w:r>
+      <w:r>
+        <w:rPr>
+          <w:rStyle w:val="VerbatimChar"/>
+          <w:i/>
+          <w:iCs/>
+          <w:lang w:val="es"/>
+        </w:rPr>
+        <w:t xml:space="preserve">features/trees-random-boost-la</w:t>
+      </w:r>
+      <w:r>
+        <w:rPr>
+          <w:i/>
+          <w:iCs/>
+          <w:lang w:val="es"/>
+        </w:rPr>
+        <w:t xml:space="preserve">, pull request #6.</w:t>
+      </w:r>
+    </w:p>
+    <w:p>
+      <w:pPr>
+        <w:pStyle w:val="BodyText"/>
+      </w:pPr>
+      <w:r>
+        <w:rPr>
+          <w:b/>
+          <w:bCs/>
+          <w:lang w:val="es"/>
+        </w:rPr>
+        <w:t xml:space="preserve">Rainer Solano</w:t>
+      </w:r>
+      <w:r>
+        <w:rPr>
+          <w:lang w:val="es"/>
+        </w:rPr>
+        <w:t xml:space="preserve"> </w:t>
+      </w:r>
+      <w:r>
+        <w:rPr>
+          <w:lang w:val="es"/>
+        </w:rPr>
+        <w:t xml:space="preserve">— Arquitectura de la solucion: documento</w:t>
+      </w:r>
+      <w:r>
+        <w:rPr>
+          <w:lang w:val="es"/>
+        </w:rPr>
+        <w:t xml:space="preserve"> </w:t>
+      </w:r>
+      <w:r>
+        <w:rPr>
+          <w:rStyle w:val="VerbatimChar"/>
+          <w:lang w:val="es"/>
+        </w:rPr>
+        <w:t xml:space="preserve">INFRA-V-0.0.1.md</w:t>
+      </w:r>
+      <w:r>
+        <w:rPr>
+          <w:lang w:val="es"/>
+        </w:rPr>
+        <w:t xml:space="preserve"> </w:t>
+      </w:r>
+      <w:r>
+        <w:rPr>
+          <w:lang w:val="es"/>
+        </w:rPr>
+        <w:t xml:space="preserve">con la propuesta de infraestructura y los diagramas de desarrollo y produccion.</w:t>
+      </w:r>
+      <w:r>
+        <w:rPr>
+          <w:lang w:val="es"/>
+        </w:rPr>
+        <w:t xml:space="preserve"> </w:t>
+      </w:r>
+      <w:r>
+        <w:rPr>
+          <w:lang w:val="es"/>
+        </w:rPr>
+        <w:t xml:space="preserve">Arquitectura de software del tablero: estructura modular de vistas, componentes</w:t>
+      </w:r>
+      <w:r>
+        <w:rPr>
+          <w:lang w:val="es"/>
+        </w:rPr>
+        <w:t xml:space="preserve"> </w:t>
+      </w:r>
+      <w:r>
+        <w:rPr>
+          <w:lang w:val="es"/>
+        </w:rPr>
+        <w:t xml:space="preserve">y servicios, diseno del CSS, traduccion de la maqueta HTML a Streamlit y</w:t>
+      </w:r>
+      <w:r>
+        <w:rPr>
+          <w:lang w:val="es"/>
+        </w:rPr>
+        <w:t xml:space="preserve"> </w:t>
+      </w:r>
+      <w:r>
+        <w:rPr>
+          <w:lang w:val="es"/>
+        </w:rPr>
+        <w:t xml:space="preserve">despliegue en Railway para validacion inicial. Redacto la seccion del tablero</w:t>
+      </w:r>
+      <w:r>
+        <w:rPr>
+          <w:lang w:val="es"/>
+        </w:rPr>
+        <w:t xml:space="preserve"> </w:t>
+      </w:r>
+      <w:r>
+        <w:rPr>
+          <w:lang w:val="es"/>
+        </w:rPr>
+        <w:t xml:space="preserve">del reporte.</w:t>
+      </w:r>
+      <w:r>
+        <w:rPr>
+          <w:lang w:val="es"/>
+        </w:rPr>
+        <w:t xml:space="preserve"> </w:t>
+      </w:r>
+      <w:r>
+        <w:rPr>
+          <w:i/>
+          <w:iCs/>
+          <w:lang w:val="es"/>
+        </w:rPr>
+        <w:t xml:space="preserve">Evidencia: rama</w:t>
+      </w:r>
+      <w:r>
+        <w:rPr>
+          <w:i/>
+          <w:iCs/>
+          <w:lang w:val="es"/>
+        </w:rPr>
+        <w:t xml:space="preserve"> </w:t>
+      </w:r>
+      <w:r>
+        <w:rPr>
+          <w:rStyle w:val="VerbatimChar"/>
+          <w:i/>
+          <w:iCs/>
+          <w:lang w:val="es"/>
+        </w:rPr>
+        <w:t xml:space="preserve">feature/infra-delivery-baseline-arq</w:t>
+      </w:r>
+      <w:r>
+        <w:rPr>
+          <w:i/>
+          <w:iCs/>
+          <w:lang w:val="es"/>
+        </w:rPr>
+        <w:t xml:space="preserve">, pull requests #3 y #10 en</w:t>
+      </w:r>
+      <w:r>
+        <w:rPr>
+          <w:i/>
+          <w:iCs/>
+          <w:lang w:val="es"/>
+        </w:rPr>
+        <w:t xml:space="preserve"> </w:t>
+      </w:r>
+      <w:r>
+        <w:rPr>
+          <w:rStyle w:val="VerbatimChar"/>
+          <w:i/>
+          <w:iCs/>
+          <w:lang w:val="es"/>
+        </w:rPr>
+        <w:t xml:space="preserve">-api</w:t>
+      </w:r>
+      <w:r>
+        <w:rPr>
+          <w:i/>
+          <w:iCs/>
+          <w:lang w:val="es"/>
+        </w:rPr>
+        <w:t xml:space="preserve"> </w:t>
+      </w:r>
+      <w:r>
+        <w:rPr>
+          <w:i/>
+          <w:iCs/>
+          <w:lang w:val="es"/>
+        </w:rPr>
+        <w:t xml:space="preserve">y pull request #1 en</w:t>
+      </w:r>
+      <w:r>
+        <w:rPr>
+          <w:i/>
+          <w:iCs/>
+          <w:lang w:val="es"/>
+        </w:rPr>
+        <w:t xml:space="preserve"> </w:t>
+      </w:r>
+      <w:r>
+        <w:rPr>
+          <w:rStyle w:val="VerbatimChar"/>
+          <w:i/>
+          <w:iCs/>
+          <w:lang w:val="es"/>
+        </w:rPr>
+        <w:t xml:space="preserve">-ui</w:t>
+      </w:r>
+      <w:r>
+        <w:rPr>
+          <w:i/>
+          <w:iCs/>
+          <w:lang w:val="es"/>
+        </w:rPr>
+        <w:t xml:space="preserve">.</w:t>
+      </w:r>
+    </w:p>
+    <w:p>
+      <w:pPr>
+        <w:pStyle w:val="BodyText"/>
+      </w:pPr>
+      <w:r>
+        <w:rPr>
+          <w:b/>
+          <w:bCs/>
+          <w:lang w:val="es"/>
+        </w:rPr>
+        <w:t xml:space="preserve">Katerine Arias</w:t>
+      </w:r>
+      <w:r>
+        <w:rPr>
+          <w:lang w:val="es"/>
+        </w:rPr>
+        <w:t xml:space="preserve"> </w:t>
+      </w:r>
+      <w:r>
+        <w:rPr>
+          <w:lang w:val="es"/>
+        </w:rPr>
+        <w:t xml:space="preserve">— Infraestructura de seguimiento de experimentos y coordinacion</w:t>
+      </w:r>
+      <w:r>
+        <w:rPr>
+          <w:lang w:val="es"/>
+        </w:rPr>
+        <w:t xml:space="preserve"> </w:t>
+      </w:r>
+      <w:r>
+        <w:rPr>
+          <w:lang w:val="es"/>
+        </w:rPr>
+        <w:t xml:space="preserve">de las entregas. Servidor de MLflow sobre AWS EC2 con autenticacion, apagado</w:t>
+      </w:r>
+      <w:r>
+        <w:rPr>
+          <w:lang w:val="es"/>
+        </w:rPr>
+        <w:t xml:space="preserve"> </w:t>
+      </w:r>
+      <w:r>
+        <w:rPr>
+          <w:lang w:val="es"/>
+        </w:rPr>
+        <w:t xml:space="preserve">automatico por inactividad y control de costo; usuarios de acceso para el equipo;</w:t>
+      </w:r>
+      <w:r>
+        <w:rPr>
+          <w:lang w:val="es"/>
+        </w:rPr>
+        <w:t xml:space="preserve"> </w:t>
+      </w:r>
+      <w:r>
+        <w:rPr>
+          <w:lang w:val="es"/>
+        </w:rPr>
+        <w:t xml:space="preserve">registro de los experimentos de regresion logistica; figuras del reporte desde</w:t>
+      </w:r>
+      <w:r>
+        <w:rPr>
+          <w:lang w:val="es"/>
+        </w:rPr>
+        <w:t xml:space="preserve"> </w:t>
+      </w:r>
+      <w:r>
+        <w:rPr>
+          <w:lang w:val="es"/>
+        </w:rPr>
+        <w:t xml:space="preserve">MLflow; separacion del repositorio en codigo y tablero. Consolidacion del reporte.</w:t>
+      </w:r>
+      <w:r>
+        <w:rPr>
+          <w:lang w:val="es"/>
+        </w:rPr>
+        <w:t xml:space="preserve"> </w:t>
+      </w:r>
+      <w:r>
+        <w:rPr>
+          <w:i/>
+          <w:iCs/>
+          <w:lang w:val="es"/>
+        </w:rPr>
+        <w:t xml:space="preserve">Evidencia: ramas</w:t>
+      </w:r>
+      <w:r>
+        <w:rPr>
+          <w:i/>
+          <w:iCs/>
+          <w:lang w:val="es"/>
+        </w:rPr>
+        <w:t xml:space="preserve"> </w:t>
+      </w:r>
+      <w:r>
+        <w:rPr>
+          <w:rStyle w:val="VerbatimChar"/>
+          <w:i/>
+          <w:iCs/>
+          <w:lang w:val="es"/>
+        </w:rPr>
+        <w:t xml:space="preserve">feature/infra-mlflow-ec2</w:t>
+      </w:r>
+      <w:r>
+        <w:rPr>
+          <w:i/>
+          <w:iCs/>
+          <w:lang w:val="es"/>
+        </w:rPr>
+        <w:t xml:space="preserve">,</w:t>
+      </w:r>
+      <w:r>
+        <w:rPr>
+          <w:i/>
+          <w:iCs/>
+          <w:lang w:val="es"/>
+        </w:rPr>
+        <w:t xml:space="preserve"> </w:t>
+      </w:r>
+      <w:r>
+        <w:rPr>
+          <w:rStyle w:val="VerbatimChar"/>
+          <w:i/>
+          <w:iCs/>
+          <w:lang w:val="es"/>
+        </w:rPr>
+        <w:t xml:space="preserve">feature/mlflow-experimentos</w:t>
+      </w:r>
+      <w:r>
+        <w:rPr>
+          <w:i/>
+          <w:iCs/>
+          <w:lang w:val="es"/>
+        </w:rPr>
+        <w:t xml:space="preserve">,</w:t>
+      </w:r>
+      <w:r>
+        <w:rPr>
+          <w:i/>
+          <w:iCs/>
+          <w:lang w:val="es"/>
+        </w:rPr>
+        <w:t xml:space="preserve"> </w:t>
+      </w:r>
+      <w:r>
+        <w:rPr>
+          <w:rStyle w:val="VerbatimChar"/>
+          <w:i/>
+          <w:iCs/>
+          <w:lang w:val="es"/>
+        </w:rPr>
+        <w:t xml:space="preserve">feature/reporte-entrega-2</w:t>
+      </w:r>
+      <w:r>
+        <w:rPr>
+          <w:i/>
+          <w:iCs/>
+          <w:lang w:val="es"/>
+        </w:rPr>
+        <w:t xml:space="preserve">, pull requests #5, #7 y #8.</w:t>
+      </w:r>
+    </w:p>
+    <w:bookmarkEnd w:id="52"/>
+    <w:bookmarkStart w:id="53" w:name="como-discutimos-los-resultados"/>
+    <w:p>
+      <w:pPr>
+        <w:pStyle w:val="Heading2"/>
+      </w:pPr>
+      <w:r>
+        <w:rPr>
+          <w:lang w:val="es"/>
+        </w:rPr>
+        <w:t xml:space="preserve">6.3 Como discutimos los resultados</w:t>
+      </w:r>
+    </w:p>
+    <w:p>
+      <w:pPr>
+        <w:pStyle w:val="FirstParagraph"/>
+      </w:pPr>
+      <w:r>
+        <w:rPr>
+          <w:lang w:val="es"/>
+        </w:rPr>
+        <w:t xml:space="preserve">Las dos familias de modelos se desarrollaron en paralelo y por separado, y</w:t>
+      </w:r>
+      <w:r>
+        <w:rPr>
+          <w:lang w:val="es"/>
+        </w:rPr>
+        <w:t xml:space="preserve"> </w:t>
+      </w:r>
+      <w:r>
+        <w:rPr>
+          <w:lang w:val="es"/>
+        </w:rPr>
+        <w:t xml:space="preserve">llegaron de forma independiente a la misma conclusion: ninguna tecnica de</w:t>
+      </w:r>
+      <w:r>
+        <w:rPr>
+          <w:lang w:val="es"/>
+        </w:rPr>
+        <w:t xml:space="preserve"> </w:t>
+      </w:r>
+      <w:r>
+        <w:rPr>
+          <w:lang w:val="es"/>
+        </w:rPr>
+        <w:t xml:space="preserve">balanceo ni ajuste de hiperparametros mejora la separacion entre clases; todas</w:t>
+      </w:r>
+      <w:r>
+        <w:rPr>
+          <w:lang w:val="es"/>
+        </w:rPr>
+        <w:t xml:space="preserve"> </w:t>
+      </w:r>
+      <w:r>
+        <w:rPr>
+          <w:lang w:val="es"/>
+        </w:rPr>
+        <w:t xml:space="preserve">reubican el punto de operacion sobre la misma curva. Que dos personas lo</w:t>
+      </w:r>
+      <w:r>
+        <w:rPr>
+          <w:lang w:val="es"/>
+        </w:rPr>
+        <w:t xml:space="preserve"> </w:t>
+      </w:r>
+      <w:r>
+        <w:rPr>
+          <w:lang w:val="es"/>
+        </w:rPr>
+        <w:t xml:space="preserve">encontraran por caminos distintos le da mas peso al hallazgo que si fuera</w:t>
+      </w:r>
+      <w:r>
+        <w:rPr>
+          <w:lang w:val="es"/>
+        </w:rPr>
+        <w:t xml:space="preserve"> </w:t>
+      </w:r>
+      <w:r>
+        <w:rPr>
+          <w:lang w:val="es"/>
+        </w:rPr>
+        <w:t xml:space="preserve">resultado de un solo experimento.</w:t>
+      </w:r>
+    </w:p>
+    <w:bookmarkEnd w:id="53"/>
+    <w:bookmarkEnd w:id="54"/>
     <w:sectPr>
       <w:footnotePr>
         <w:numRestart w:val="eachSect"/>

--- a/docs/entregas/Entrega-2-reporte.docx
+++ b/docs/entregas/Entrega-2-reporte.docx
@@ -4524,7 +4524,7 @@
     </w:p>
     <w:bookmarkEnd w:id="32"/>
     <w:bookmarkEnd w:id="33"/>
-    <w:bookmarkStart w:id="50" w:name="X6504ff5f78b3be7ab194d4ab13686aea2ba8194"/>
+    <w:bookmarkStart w:id="53" w:name="Xab65d49d92a4c2f732c896b26a18bd0c75c5038"/>
     <w:p>
       <w:pPr>
         <w:pStyle w:val="Heading1"/>
@@ -4533,7 +4533,7 @@
         <w:rPr>
           <w:lang w:val="es"/>
         </w:rPr>
-        <w:t xml:space="preserve">5. Repositorios y soporte de los experimentos</w:t>
+        <w:t xml:space="preserve">5. Fuentes, repositorios y soporte de los experimentos</w:t>
       </w:r>
     </w:p>
     <w:p>
@@ -4580,7 +4580,111 @@
         <w:rPr>
           <w:lang w:val="es"/>
         </w:rPr>
-        <w:t xml:space="preserve">puede hablar con la API por HTTP.</w:t>
+        <w:t xml:space="preserve">puede hablar con la API por HTTP. El historial de commits de cada integrante se</w:t>
+      </w:r>
+      <w:r>
+        <w:rPr>
+          <w:lang w:val="es"/>
+        </w:rPr>
+        <w:t xml:space="preserve"> </w:t>
+      </w:r>
+      <w:r>
+        <w:rPr>
+          <w:lang w:val="es"/>
+        </w:rPr>
+        <w:t xml:space="preserve">consulta en</w:t>
+      </w:r>
+      <w:r>
+        <w:rPr>
+          <w:lang w:val="es"/>
+        </w:rPr>
+        <w:t xml:space="preserve"> </w:t>
+      </w:r>
+      <w:hyperlink r:id="rId34">
+        <w:r>
+          <w:rPr>
+            <w:rStyle w:val="Hyperlink"/>
+            <w:lang w:val="es"/>
+          </w:rPr>
+          <w:t xml:space="preserve">el repositorio principal</w:t>
+        </w:r>
+      </w:hyperlink>
+      <w:r>
+        <w:rPr>
+          <w:lang w:val="es"/>
+        </w:rPr>
+        <w:t xml:space="preserve"> </w:t>
+      </w:r>
+      <w:r>
+        <w:rPr>
+          <w:lang w:val="es"/>
+        </w:rPr>
+        <w:t xml:space="preserve">y en</w:t>
+      </w:r>
+      <w:r>
+        <w:rPr>
+          <w:lang w:val="es"/>
+        </w:rPr>
+        <w:t xml:space="preserve"> </w:t>
+      </w:r>
+      <w:hyperlink r:id="rId35">
+        <w:r>
+          <w:rPr>
+            <w:rStyle w:val="Hyperlink"/>
+            <w:lang w:val="es"/>
+          </w:rPr>
+          <w:t xml:space="preserve">el del tablero</w:t>
+        </w:r>
+      </w:hyperlink>
+      <w:r>
+        <w:rPr>
+          <w:lang w:val="es"/>
+        </w:rPr>
+        <w:t xml:space="preserve">.</w:t>
+      </w:r>
+    </w:p>
+    <w:bookmarkStart w:id="37" w:name="fuentes-de-los-modelos-desarrollados"/>
+    <w:p>
+      <w:pPr>
+        <w:pStyle w:val="Heading2"/>
+      </w:pPr>
+      <w:r>
+        <w:rPr>
+          <w:lang w:val="es"/>
+        </w:rPr>
+        <w:t xml:space="preserve">5.1 Fuentes de los modelos desarrollados</w:t>
+      </w:r>
+    </w:p>
+    <w:p>
+      <w:pPr>
+        <w:pStyle w:val="FirstParagraph"/>
+      </w:pPr>
+      <w:r>
+        <w:rPr>
+          <w:lang w:val="es"/>
+        </w:rPr>
+        <w:t xml:space="preserve">En</w:t>
+      </w:r>
+      <w:r>
+        <w:rPr>
+          <w:lang w:val="es"/>
+        </w:rPr>
+        <w:t xml:space="preserve"> </w:t>
+      </w:r>
+      <w:hyperlink r:id="rId36">
+        <w:r>
+          <w:rPr>
+            <w:rStyle w:val="Hyperlink"/>
+            <w:lang w:val="es"/>
+          </w:rPr>
+          <w:t xml:space="preserve">maia-pds-microproyecto-api</w:t>
+        </w:r>
+      </w:hyperlink>
+      <w:r>
+        <w:rPr>
+          <w:lang w:val="es"/>
+        </w:rPr>
+        <w:t xml:space="preserve">:</w:t>
       </w:r>
     </w:p>
     <w:tbl>
@@ -4608,7 +4712,7 @@
               <w:rPr>
                 <w:lang w:val="es"/>
               </w:rPr>
-              <w:t xml:space="preserve">Repositorio</w:t>
+              <w:t xml:space="preserve">Ruta</w:t>
             </w:r>
           </w:p>
         </w:tc>
@@ -4634,28 +4738,26 @@
             <w:pPr>
               <w:pStyle w:val="Compact"/>
             </w:pPr>
-            <w:hyperlink r:id="rId34">
-              <w:r>
-                <w:rPr>
-                  <w:rStyle w:val="Hyperlink"/>
-                  <w:lang w:val="es"/>
-                </w:rPr>
-                <w:t xml:space="preserve">maia-pds-microproyecto-api</w:t>
-              </w:r>
-            </w:hyperlink>
-          </w:p>
-        </w:tc>
-        <w:tc>
-          <w:tcPr/>
-          <w:p>
-            <w:pPr>
-              <w:pStyle w:val="Compact"/>
-            </w:pPr>
-            <w:r>
-              <w:rPr>
-                <w:lang w:val="es"/>
-              </w:rPr>
-              <w:t xml:space="preserve">Datos versionados con DVC, pipelines de procesamiento y entrenamiento, experimentos de MLflow, modelos y la API que los sirve</w:t>
+            <w:r>
+              <w:rPr>
+                <w:rStyle w:val="VerbatimChar"/>
+                <w:lang w:val="es"/>
+              </w:rPr>
+              <w:t xml:space="preserve">src/features/</w:t>
+            </w:r>
+          </w:p>
+        </w:tc>
+        <w:tc>
+          <w:tcPr/>
+          <w:p>
+            <w:pPr>
+              <w:pStyle w:val="Compact"/>
+            </w:pPr>
+            <w:r>
+              <w:rPr>
+                <w:lang w:val="es"/>
+              </w:rPr>
+              <w:t xml:space="preserve">Base analitica y matriz de diseno</w:t>
             </w:r>
           </w:p>
         </w:tc>
@@ -4667,95 +4769,712 @@
             <w:pPr>
               <w:pStyle w:val="Compact"/>
             </w:pPr>
-            <w:hyperlink r:id="rId35">
-              <w:r>
-                <w:rPr>
-                  <w:rStyle w:val="Hyperlink"/>
-                  <w:lang w:val="es"/>
-                </w:rPr>
-                <w:t xml:space="preserve">maia-pds-microproyecto-ui</w:t>
-              </w:r>
-            </w:hyperlink>
-          </w:p>
-        </w:tc>
-        <w:tc>
-          <w:tcPr/>
-          <w:p>
-            <w:pPr>
-              <w:pStyle w:val="Compact"/>
-            </w:pPr>
-            <w:r>
-              <w:rPr>
-                <w:lang w:val="es"/>
-              </w:rPr>
-              <w:t xml:space="preserve">Fuentes del tablero y sus artefactos de despliegue</w:t>
+            <w:r>
+              <w:rPr>
+                <w:rStyle w:val="VerbatimChar"/>
+                <w:lang w:val="es"/>
+              </w:rPr>
+              <w:t xml:space="preserve">src/models/particion.py</w:t>
+            </w:r>
+          </w:p>
+        </w:tc>
+        <w:tc>
+          <w:tcPr/>
+          <w:p>
+            <w:pPr>
+              <w:pStyle w:val="Compact"/>
+            </w:pPr>
+            <w:r>
+              <w:rPr>
+                <w:lang w:val="es"/>
+              </w:rPr>
+              <w:t xml:space="preserve">Particion por paciente, sin pacientes compartidos entre conjuntos</w:t>
+            </w:r>
+          </w:p>
+        </w:tc>
+      </w:tr>
+      <w:tr>
+        <w:tc>
+          <w:tcPr/>
+          <w:p>
+            <w:pPr>
+              <w:pStyle w:val="Compact"/>
+            </w:pPr>
+            <w:r>
+              <w:rPr>
+                <w:rStyle w:val="VerbatimChar"/>
+                <w:lang w:val="es"/>
+              </w:rPr>
+              <w:t xml:space="preserve">src/models/regresion_logistica.py</w:t>
+            </w:r>
+            <w:r>
+              <w:rPr>
+                <w:lang w:val="es"/>
+              </w:rPr>
+              <w:t xml:space="preserve">,</w:t>
+            </w:r>
+            <w:r>
+              <w:rPr>
+                <w:lang w:val="es"/>
+              </w:rPr>
+              <w:t xml:space="preserve"> </w:t>
+            </w:r>
+            <w:r>
+              <w:rPr>
+                <w:rStyle w:val="VerbatimChar"/>
+                <w:lang w:val="es"/>
+              </w:rPr>
+              <w:t xml:space="preserve">busqueda.py</w:t>
+            </w:r>
+            <w:r>
+              <w:rPr>
+                <w:lang w:val="es"/>
+              </w:rPr>
+              <w:t xml:space="preserve">,</w:t>
+            </w:r>
+            <w:r>
+              <w:rPr>
+                <w:lang w:val="es"/>
+              </w:rPr>
+              <w:t xml:space="preserve"> </w:t>
+            </w:r>
+            <w:r>
+              <w:rPr>
+                <w:rStyle w:val="VerbatimChar"/>
+                <w:lang w:val="es"/>
+              </w:rPr>
+              <w:t xml:space="preserve">regresion_v6.py</w:t>
+            </w:r>
+            <w:r>
+              <w:rPr>
+                <w:lang w:val="es"/>
+              </w:rPr>
+              <w:t xml:space="preserve">,</w:t>
+            </w:r>
+            <w:r>
+              <w:rPr>
+                <w:lang w:val="es"/>
+              </w:rPr>
+              <w:t xml:space="preserve"> </w:t>
+            </w:r>
+            <w:r>
+              <w:rPr>
+                <w:rStyle w:val="VerbatimChar"/>
+                <w:lang w:val="es"/>
+              </w:rPr>
+              <w:t xml:space="preserve">optimizar_recall.py</w:t>
+            </w:r>
+          </w:p>
+        </w:tc>
+        <w:tc>
+          <w:tcPr/>
+          <w:p>
+            <w:pPr>
+              <w:pStyle w:val="Compact"/>
+            </w:pPr>
+            <w:r>
+              <w:rPr>
+                <w:lang w:val="es"/>
+              </w:rPr>
+              <w:t xml:space="preserve">Versiones V1 a V6 de la regresion, rejillas de hiperparametros y ajuste de umbral</w:t>
+            </w:r>
+          </w:p>
+        </w:tc>
+      </w:tr>
+      <w:tr>
+        <w:tc>
+          <w:tcPr/>
+          <w:p>
+            <w:pPr>
+              <w:pStyle w:val="Compact"/>
+            </w:pPr>
+            <w:r>
+              <w:rPr>
+                <w:rStyle w:val="VerbatimChar"/>
+                <w:lang w:val="es"/>
+              </w:rPr>
+              <w:t xml:space="preserve">src/models/escenarios.py</w:t>
+            </w:r>
+            <w:r>
+              <w:rPr>
+                <w:lang w:val="es"/>
+              </w:rPr>
+              <w:t xml:space="preserve">,</w:t>
+            </w:r>
+            <w:r>
+              <w:rPr>
+                <w:lang w:val="es"/>
+              </w:rPr>
+              <w:t xml:space="preserve"> </w:t>
+            </w:r>
+            <w:r>
+              <w:rPr>
+                <w:rStyle w:val="VerbatimChar"/>
+                <w:lang w:val="es"/>
+              </w:rPr>
+              <w:t xml:space="preserve">balanceo.py</w:t>
+            </w:r>
+          </w:p>
+        </w:tc>
+        <w:tc>
+          <w:tcPr/>
+          <w:p>
+            <w:pPr>
+              <w:pStyle w:val="Compact"/>
+            </w:pPr>
+            <w:r>
+              <w:rPr>
+                <w:lang w:val="es"/>
+              </w:rPr>
+              <w:t xml:space="preserve">Los cuatro escenarios del bosque aleatorio y las siete tecnicas de desbalance</w:t>
+            </w:r>
+          </w:p>
+        </w:tc>
+      </w:tr>
+      <w:tr>
+        <w:tc>
+          <w:tcPr/>
+          <w:p>
+            <w:pPr>
+              <w:pStyle w:val="Compact"/>
+            </w:pPr>
+            <w:r>
+              <w:rPr>
+                <w:rStyle w:val="VerbatimChar"/>
+                <w:lang w:val="es"/>
+              </w:rPr>
+              <w:t xml:space="preserve">src/models/metricas.py</w:t>
+            </w:r>
+            <w:r>
+              <w:rPr>
+                <w:lang w:val="es"/>
+              </w:rPr>
+              <w:t xml:space="preserve">,</w:t>
+            </w:r>
+            <w:r>
+              <w:rPr>
+                <w:lang w:val="es"/>
+              </w:rPr>
+              <w:t xml:space="preserve"> </w:t>
+            </w:r>
+            <w:r>
+              <w:rPr>
+                <w:rStyle w:val="VerbatimChar"/>
+                <w:lang w:val="es"/>
+              </w:rPr>
+              <w:t xml:space="preserve">evaluacion_priorizacion.py</w:t>
+            </w:r>
+          </w:p>
+        </w:tc>
+        <w:tc>
+          <w:tcPr/>
+          <w:p>
+            <w:pPr>
+              <w:pStyle w:val="Compact"/>
+            </w:pPr>
+            <w:r>
+              <w:rPr>
+                <w:lang w:val="es"/>
+              </w:rPr>
+              <w:t xml:space="preserve">Metricas comunes a las dos familias y analisis de lift por capacidad</w:t>
+            </w:r>
+          </w:p>
+        </w:tc>
+      </w:tr>
+      <w:tr>
+        <w:tc>
+          <w:tcPr/>
+          <w:p>
+            <w:pPr>
+              <w:pStyle w:val="Compact"/>
+            </w:pPr>
+            <w:r>
+              <w:rPr>
+                <w:rStyle w:val="VerbatimChar"/>
+                <w:lang w:val="es"/>
+              </w:rPr>
+              <w:t xml:space="preserve">src/models/experimentos_mlflow.py</w:t>
+            </w:r>
+          </w:p>
+        </w:tc>
+        <w:tc>
+          <w:tcPr/>
+          <w:p>
+            <w:pPr>
+              <w:pStyle w:val="Compact"/>
+            </w:pPr>
+            <w:r>
+              <w:rPr>
+                <w:lang w:val="es"/>
+              </w:rPr>
+              <w:t xml:space="preserve">Registro de corridas contra el servidor de MLflow en EC2</w:t>
+            </w:r>
+          </w:p>
+        </w:tc>
+      </w:tr>
+      <w:tr>
+        <w:tc>
+          <w:tcPr/>
+          <w:p>
+            <w:pPr>
+              <w:pStyle w:val="Compact"/>
+            </w:pPr>
+            <w:r>
+              <w:rPr>
+                <w:rStyle w:val="VerbatimChar"/>
+                <w:lang w:val="es"/>
+              </w:rPr>
+              <w:t xml:space="preserve">notebooks/modelos.ipynb</w:t>
+            </w:r>
+          </w:p>
+        </w:tc>
+        <w:tc>
+          <w:tcPr/>
+          <w:p>
+            <w:pPr>
+              <w:pStyle w:val="Compact"/>
+            </w:pPr>
+            <w:r>
+              <w:rPr>
+                <w:lang w:val="es"/>
+              </w:rPr>
+              <w:t xml:space="preserve">Cuaderno ejecutado del bosque aleatorio</w:t>
+            </w:r>
+          </w:p>
+        </w:tc>
+      </w:tr>
+      <w:tr>
+        <w:tc>
+          <w:tcPr/>
+          <w:p>
+            <w:pPr>
+              <w:pStyle w:val="Compact"/>
+            </w:pPr>
+            <w:r>
+              <w:rPr>
+                <w:rStyle w:val="VerbatimChar"/>
+                <w:lang w:val="es"/>
+              </w:rPr>
+              <w:t xml:space="preserve">docs/soportes/modelos/</w:t>
+            </w:r>
+          </w:p>
+        </w:tc>
+        <w:tc>
+          <w:tcPr/>
+          <w:p>
+            <w:pPr>
+              <w:pStyle w:val="Compact"/>
+            </w:pPr>
+            <w:r>
+              <w:rPr>
+                <w:lang w:val="es"/>
+              </w:rPr>
+              <w:t xml:space="preserve">Metricas de cada version en CSV</w:t>
             </w:r>
           </w:p>
         </w:tc>
       </w:tr>
     </w:tbl>
+    <w:bookmarkEnd w:id="37"/>
+    <w:bookmarkStart w:id="39" w:name="fuentes-del-tablero-desarrollado"/>
     <w:p>
       <w:pPr>
-        <w:pStyle w:val="BodyText"/>
-      </w:pPr>
-      <w:r>
-        <w:rPr>
-          <w:lang w:val="es"/>
-        </w:rPr>
-        <w:t xml:space="preserve">El historial de commits de cada integrante se consulta en</w:t>
-      </w:r>
-      <w:r>
-        <w:rPr>
-          <w:lang w:val="es"/>
-        </w:rPr>
-        <w:t xml:space="preserve"> </w:t>
-      </w:r>
-      <w:hyperlink r:id="rId36">
+        <w:pStyle w:val="Heading2"/>
+      </w:pPr>
+      <w:r>
+        <w:rPr>
+          <w:lang w:val="es"/>
+        </w:rPr>
+        <w:t xml:space="preserve">5.2 Fuentes del tablero desarrollado</w:t>
+      </w:r>
+    </w:p>
+    <w:p>
+      <w:pPr>
+        <w:pStyle w:val="FirstParagraph"/>
+      </w:pPr>
+      <w:r>
+        <w:rPr>
+          <w:lang w:val="es"/>
+        </w:rPr>
+        <w:t xml:space="preserve">En</w:t>
+      </w:r>
+      <w:r>
+        <w:rPr>
+          <w:lang w:val="es"/>
+        </w:rPr>
+        <w:t xml:space="preserve"> </w:t>
+      </w:r>
+      <w:hyperlink r:id="rId38">
         <w:r>
           <w:rPr>
             <w:rStyle w:val="Hyperlink"/>
             <w:lang w:val="es"/>
           </w:rPr>
-          <w:t xml:space="preserve">el repositorio principal</w:t>
+          <w:t xml:space="preserve">maia-pds-microproyecto-ui</w:t>
         </w:r>
       </w:hyperlink>
       <w:r>
         <w:rPr>
           <w:lang w:val="es"/>
         </w:rPr>
-        <w:t xml:space="preserve"> </w:t>
-      </w:r>
-      <w:r>
-        <w:rPr>
-          <w:lang w:val="es"/>
-        </w:rPr>
-        <w:t xml:space="preserve">y en</w:t>
-      </w:r>
-      <w:r>
-        <w:rPr>
-          <w:lang w:val="es"/>
-        </w:rPr>
-        <w:t xml:space="preserve"> </w:t>
-      </w:r>
-      <w:hyperlink r:id="rId37">
-        <w:r>
-          <w:rPr>
-            <w:rStyle w:val="Hyperlink"/>
-            <w:lang w:val="es"/>
-          </w:rPr>
-          <w:t xml:space="preserve">el del tablero</w:t>
-        </w:r>
-      </w:hyperlink>
-      <w:r>
-        <w:rPr>
-          <w:lang w:val="es"/>
-        </w:rPr>
-        <w:t xml:space="preserve">.</w:t>
+        <w:t xml:space="preserve">:</w:t>
+      </w:r>
+    </w:p>
+    <w:tbl>
+      <w:tblPr>
+        <w:tblStyle w:val="Table"/>
+        <w:tblW w:type="pct" w:w="5000"/>
+        <w:tblLayout w:type="fixed"/>
+        <w:tblLook w:firstRow="1" w:lastRow="0" w:firstColumn="0" w:lastColumn="0" w:noHBand="0" w:noVBand="0" w:val="0020"/>
+      </w:tblPr>
+      <w:tblGrid>
+        <w:gridCol w:w="3960"/>
+        <w:gridCol w:w="3960"/>
+      </w:tblGrid>
+      <w:tr>
+        <w:trPr>
+          <w:tblHeader w:val="on"/>
+        </w:trPr>
+        <w:tc>
+          <w:tcPr/>
+          <w:p>
+            <w:pPr>
+              <w:pStyle w:val="Compact"/>
+            </w:pPr>
+            <w:r>
+              <w:rPr>
+                <w:lang w:val="es"/>
+              </w:rPr>
+              <w:t xml:space="preserve">Ruta</w:t>
+            </w:r>
+          </w:p>
+        </w:tc>
+        <w:tc>
+          <w:tcPr/>
+          <w:p>
+            <w:pPr>
+              <w:pStyle w:val="Compact"/>
+            </w:pPr>
+            <w:r>
+              <w:rPr>
+                <w:lang w:val="es"/>
+              </w:rPr>
+              <w:t xml:space="preserve">Contenido</w:t>
+            </w:r>
+          </w:p>
+        </w:tc>
+      </w:tr>
+      <w:tr>
+        <w:tc>
+          <w:tcPr/>
+          <w:p>
+            <w:pPr>
+              <w:pStyle w:val="Compact"/>
+            </w:pPr>
+            <w:r>
+              <w:rPr>
+                <w:rStyle w:val="VerbatimChar"/>
+                <w:lang w:val="es"/>
+              </w:rPr>
+              <w:t xml:space="preserve">app.py</w:t>
+            </w:r>
+            <w:r>
+              <w:rPr>
+                <w:lang w:val="es"/>
+              </w:rPr>
+              <w:t xml:space="preserve">,</w:t>
+            </w:r>
+            <w:r>
+              <w:rPr>
+                <w:lang w:val="es"/>
+              </w:rPr>
+              <w:t xml:space="preserve"> </w:t>
+            </w:r>
+            <w:r>
+              <w:rPr>
+                <w:rStyle w:val="VerbatimChar"/>
+                <w:lang w:val="es"/>
+              </w:rPr>
+              <w:t xml:space="preserve">config/</w:t>
+            </w:r>
+          </w:p>
+        </w:tc>
+        <w:tc>
+          <w:tcPr/>
+          <w:p>
+            <w:pPr>
+              <w:pStyle w:val="Compact"/>
+            </w:pPr>
+            <w:r>
+              <w:rPr>
+                <w:lang w:val="es"/>
+              </w:rPr>
+              <w:t xml:space="preserve">Punto de entrada, navegacion y tema</w:t>
+            </w:r>
+          </w:p>
+        </w:tc>
+      </w:tr>
+      <w:tr>
+        <w:tc>
+          <w:tcPr/>
+          <w:p>
+            <w:pPr>
+              <w:pStyle w:val="Compact"/>
+            </w:pPr>
+            <w:r>
+              <w:rPr>
+                <w:rStyle w:val="VerbatimChar"/>
+                <w:lang w:val="es"/>
+              </w:rPr>
+              <w:t xml:space="preserve">views/</w:t>
+            </w:r>
+          </w:p>
+        </w:tc>
+        <w:tc>
+          <w:tcPr/>
+          <w:p>
+            <w:pPr>
+              <w:pStyle w:val="Compact"/>
+            </w:pPr>
+            <w:r>
+              <w:rPr>
+                <w:rStyle w:val="VerbatimChar"/>
+                <w:lang w:val="es"/>
+              </w:rPr>
+              <w:t xml:space="preserve">priorizacion.py</w:t>
+            </w:r>
+            <w:r>
+              <w:rPr>
+                <w:lang w:val="es"/>
+              </w:rPr>
+              <w:t xml:space="preserve">,</w:t>
+            </w:r>
+            <w:r>
+              <w:rPr>
+                <w:lang w:val="es"/>
+              </w:rPr>
+              <w:t xml:space="preserve"> </w:t>
+            </w:r>
+            <w:r>
+              <w:rPr>
+                <w:rStyle w:val="VerbatimChar"/>
+                <w:lang w:val="es"/>
+              </w:rPr>
+              <w:t xml:space="preserve">paciente.py</w:t>
+            </w:r>
+            <w:r>
+              <w:rPr>
+                <w:lang w:val="es"/>
+              </w:rPr>
+              <w:t xml:space="preserve"> </w:t>
+            </w:r>
+            <w:r>
+              <w:rPr>
+                <w:lang w:val="es"/>
+              </w:rPr>
+              <w:t xml:space="preserve">y</w:t>
+            </w:r>
+            <w:r>
+              <w:rPr>
+                <w:lang w:val="es"/>
+              </w:rPr>
+              <w:t xml:space="preserve"> </w:t>
+            </w:r>
+            <w:r>
+              <w:rPr>
+                <w:rStyle w:val="VerbatimChar"/>
+                <w:lang w:val="es"/>
+              </w:rPr>
+              <w:t xml:space="preserve">contexto.py</w:t>
+            </w:r>
+            <w:r>
+              <w:rPr>
+                <w:lang w:val="es"/>
+              </w:rPr>
+              <w:t xml:space="preserve">: una vista por pantalla de la maqueta</w:t>
+            </w:r>
+          </w:p>
+        </w:tc>
+      </w:tr>
+      <w:tr>
+        <w:tc>
+          <w:tcPr/>
+          <w:p>
+            <w:pPr>
+              <w:pStyle w:val="Compact"/>
+            </w:pPr>
+            <w:r>
+              <w:rPr>
+                <w:rStyle w:val="VerbatimChar"/>
+                <w:lang w:val="es"/>
+              </w:rPr>
+              <w:t xml:space="preserve">components/</w:t>
+            </w:r>
+          </w:p>
+        </w:tc>
+        <w:tc>
+          <w:tcPr/>
+          <w:p>
+            <w:pPr>
+              <w:pStyle w:val="Compact"/>
+            </w:pPr>
+            <w:r>
+              <w:rPr>
+                <w:lang w:val="es"/>
+              </w:rPr>
+              <w:t xml:space="preserve">Tarjetas de metrica, tabla de priorizacion, graficos y barra lateral</w:t>
+            </w:r>
+          </w:p>
+        </w:tc>
+      </w:tr>
+      <w:tr>
+        <w:tc>
+          <w:tcPr/>
+          <w:p>
+            <w:pPr>
+              <w:pStyle w:val="Compact"/>
+            </w:pPr>
+            <w:r>
+              <w:rPr>
+                <w:rStyle w:val="VerbatimChar"/>
+                <w:lang w:val="es"/>
+              </w:rPr>
+              <w:t xml:space="preserve">services/api.py</w:t>
+            </w:r>
+          </w:p>
+        </w:tc>
+        <w:tc>
+          <w:tcPr/>
+          <w:p>
+            <w:pPr>
+              <w:pStyle w:val="Compact"/>
+            </w:pPr>
+            <w:r>
+              <w:rPr>
+                <w:lang w:val="es"/>
+              </w:rPr>
+              <w:t xml:space="preserve">Unico punto de salida hacia la API; el tablero no importa el modelo</w:t>
+            </w:r>
+          </w:p>
+        </w:tc>
+      </w:tr>
+      <w:tr>
+        <w:tc>
+          <w:tcPr/>
+          <w:p>
+            <w:pPr>
+              <w:pStyle w:val="Compact"/>
+            </w:pPr>
+            <w:r>
+              <w:rPr>
+                <w:rStyle w:val="VerbatimChar"/>
+                <w:lang w:val="es"/>
+              </w:rPr>
+              <w:t xml:space="preserve">Dockerfile</w:t>
+            </w:r>
+            <w:r>
+              <w:rPr>
+                <w:lang w:val="es"/>
+              </w:rPr>
+              <w:t xml:space="preserve">,</w:t>
+            </w:r>
+            <w:r>
+              <w:rPr>
+                <w:lang w:val="es"/>
+              </w:rPr>
+              <w:t xml:space="preserve"> </w:t>
+            </w:r>
+            <w:r>
+              <w:rPr>
+                <w:rStyle w:val="VerbatimChar"/>
+                <w:lang w:val="es"/>
+              </w:rPr>
+              <w:t xml:space="preserve">railway.json</w:t>
+            </w:r>
+            <w:r>
+              <w:rPr>
+                <w:lang w:val="es"/>
+              </w:rPr>
+              <w:t xml:space="preserve">,</w:t>
+            </w:r>
+            <w:r>
+              <w:rPr>
+                <w:lang w:val="es"/>
+              </w:rPr>
+              <w:t xml:space="preserve"> </w:t>
+            </w:r>
+            <w:r>
+              <w:rPr>
+                <w:rStyle w:val="VerbatimChar"/>
+                <w:lang w:val="es"/>
+              </w:rPr>
+              <w:t xml:space="preserve">.streamlit/</w:t>
+            </w:r>
+          </w:p>
+        </w:tc>
+        <w:tc>
+          <w:tcPr/>
+          <w:p>
+            <w:pPr>
+              <w:pStyle w:val="Compact"/>
+            </w:pPr>
+            <w:r>
+              <w:rPr>
+                <w:lang w:val="es"/>
+              </w:rPr>
+              <w:t xml:space="preserve">Artefactos de despliegue</w:t>
+            </w:r>
+          </w:p>
+        </w:tc>
+      </w:tr>
+      <w:tr>
+        <w:tc>
+          <w:tcPr/>
+          <w:p>
+            <w:pPr>
+              <w:pStyle w:val="Compact"/>
+            </w:pPr>
+            <w:r>
+              <w:rPr>
+                <w:rStyle w:val="VerbatimChar"/>
+                <w:lang w:val="es"/>
+              </w:rPr>
+              <w:t xml:space="preserve">ux-ui/</w:t>
+            </w:r>
+          </w:p>
+        </w:tc>
+        <w:tc>
+          <w:tcPr/>
+          <w:p>
+            <w:pPr>
+              <w:pStyle w:val="Compact"/>
+            </w:pPr>
+            <w:r>
+              <w:rPr>
+                <w:lang w:val="es"/>
+              </w:rPr>
+              <w:t xml:space="preserve">Maqueta de la Entrega 1, contra la que se contrasta la implementacion</w:t>
+            </w:r>
+          </w:p>
+        </w:tc>
+      </w:tr>
+    </w:tbl>
+    <w:bookmarkEnd w:id="39"/>
+    <w:bookmarkStart w:id="52" w:name="experimentos-en-mlflow"/>
+    <w:p>
+      <w:pPr>
+        <w:pStyle w:val="Heading2"/>
+      </w:pPr>
+      <w:r>
+        <w:rPr>
+          <w:lang w:val="es"/>
+        </w:rPr>
+        <w:t xml:space="preserve">5.3 Experimentos en MLflow</w:t>
       </w:r>
     </w:p>
     <w:p>
       <w:pPr>
-        <w:pStyle w:val="BodyText"/>
+        <w:pStyle w:val="FirstParagraph"/>
       </w:pPr>
       <w:r>
         <w:rPr>
@@ -4809,18 +5528,18 @@
           <wp:inline>
             <wp:extent cx="5334000" cy="4759663"/>
             <wp:effectExtent b="0" l="0" r="0" t="0"/>
-            <wp:docPr descr="" title="" id="39" name="Picture"/>
+            <wp:docPr descr="" title="" id="41" name="Picture"/>
             <a:graphic>
               <a:graphicData uri="http://schemas.openxmlformats.org/drawingml/2006/picture">
                 <pic:pic>
                   <pic:nvPicPr>
-                    <pic:cNvPr descr="figuras/entrega-2-mlflow-ec2-ssh.png" id="40" name="Picture"/>
+                    <pic:cNvPr descr="figuras/entrega-2-mlflow-ec2-ssh.png" id="42" name="Picture"/>
                     <pic:cNvPicPr>
                       <a:picLocks noChangeArrowheads="1" noChangeAspect="1"/>
                     </pic:cNvPicPr>
                   </pic:nvPicPr>
                   <pic:blipFill>
-                    <a:blip r:embed="rId38"/>
+                    <a:blip r:embed="rId40"/>
                     <a:stretch>
                       <a:fillRect/>
                     </a:stretch>
@@ -4924,18 +5643,18 @@
           <wp:inline>
             <wp:extent cx="5334000" cy="2873040"/>
             <wp:effectExtent b="0" l="0" r="0" t="0"/>
-            <wp:docPr descr="" title="" id="42" name="Picture"/>
+            <wp:docPr descr="" title="" id="44" name="Picture"/>
             <a:graphic>
               <a:graphicData uri="http://schemas.openxmlformats.org/drawingml/2006/picture">
                 <pic:pic>
                   <pic:nvPicPr>
-                    <pic:cNvPr descr="figuras/entrega-2-mlflow-ec2-consola.png" id="43" name="Picture"/>
+                    <pic:cNvPr descr="figuras/entrega-2-mlflow-ec2-consola.png" id="45" name="Picture"/>
                     <pic:cNvPicPr>
                       <a:picLocks noChangeArrowheads="1" noChangeAspect="1"/>
                     </pic:cNvPicPr>
                   </pic:nvPicPr>
                   <pic:blipFill>
-                    <a:blip r:embed="rId41"/>
+                    <a:blip r:embed="rId43"/>
                     <a:stretch>
                       <a:fillRect/>
                     </a:stretch>
@@ -5021,7 +5740,70 @@
         <w:rPr>
           <w:lang w:val="es"/>
         </w:rPr>
-        <w:t xml:space="preserve">publica 3.224.107.117, la Elastic IP asociada y el usuario de la cuenta.</w:t>
+        <w:t xml:space="preserve">publica 3.224.107.117, la Elastic IP asociada y el usuario de la cuenta. Al</w:t>
+      </w:r>
+      <w:r>
+        <w:rPr>
+          <w:lang w:val="es"/>
+        </w:rPr>
+        <w:t xml:space="preserve"> </w:t>
+      </w:r>
+      <w:r>
+        <w:rPr>
+          <w:lang w:val="es"/>
+        </w:rPr>
+        <w:t xml:space="preserve">cierre de la entrega la instancia queda</w:t>
+      </w:r>
+      <w:r>
+        <w:rPr>
+          <w:lang w:val="es"/>
+        </w:rPr>
+        <w:t xml:space="preserve"> </w:t>
+      </w:r>
+      <w:r>
+        <w:rPr>
+          <w:b/>
+          <w:bCs/>
+          <w:lang w:val="es"/>
+        </w:rPr>
+        <w:t xml:space="preserve">detenida</w:t>
+      </w:r>
+      <w:r>
+        <w:rPr>
+          <w:lang w:val="es"/>
+        </w:rPr>
+        <w:t xml:space="preserve">, no terminada, para que</w:t>
+      </w:r>
+      <w:r>
+        <w:rPr>
+          <w:lang w:val="es"/>
+        </w:rPr>
+        <w:t xml:space="preserve"> </w:t>
+      </w:r>
+      <w:r>
+        <w:rPr>
+          <w:lang w:val="es"/>
+        </w:rPr>
+        <w:t xml:space="preserve">pueda verificarse despues; la constancia esta en</w:t>
+      </w:r>
+      <w:r>
+        <w:rPr>
+          <w:lang w:val="es"/>
+        </w:rPr>
+        <w:t xml:space="preserve"> </w:t>
+      </w:r>
+      <w:r>
+        <w:rPr>
+          <w:rStyle w:val="VerbatimChar"/>
+          <w:lang w:val="es"/>
+        </w:rPr>
+        <w:t xml:space="preserve">docs/soportes/ec2-mlflow-detenida.txt</w:t>
+      </w:r>
+      <w:r>
+        <w:rPr>
+          <w:lang w:val="es"/>
+        </w:rPr>
+        <w:t xml:space="preserve">.</w:t>
       </w:r>
     </w:p>
     <w:p>
@@ -5033,18 +5815,18 @@
           <wp:inline>
             <wp:extent cx="5334000" cy="3017996"/>
             <wp:effectExtent b="0" l="0" r="0" t="0"/>
-            <wp:docPr descr="" title="" id="45" name="Picture"/>
+            <wp:docPr descr="" title="" id="47" name="Picture"/>
             <a:graphic>
               <a:graphicData uri="http://schemas.openxmlformats.org/drawingml/2006/picture">
                 <pic:pic>
                   <pic:nvPicPr>
-                    <pic:cNvPr descr="figuras/entrega-2-mlflow-ui.png" id="46" name="Picture"/>
+                    <pic:cNvPr descr="figuras/entrega-2-mlflow-ui.png" id="48" name="Picture"/>
                     <pic:cNvPicPr>
                       <a:picLocks noChangeArrowheads="1" noChangeAspect="1"/>
                     </pic:cNvPicPr>
                   </pic:nvPicPr>
                   <pic:blipFill>
-                    <a:blip r:embed="rId44"/>
+                    <a:blip r:embed="rId46"/>
                     <a:stretch>
                       <a:fillRect/>
                     </a:stretch>
@@ -5080,18 +5862,18 @@
           <wp:inline>
             <wp:extent cx="5334000" cy="132343"/>
             <wp:effectExtent b="0" l="0" r="0" t="0"/>
-            <wp:docPr descr="" title="" id="48" name="Picture"/>
+            <wp:docPr descr="" title="" id="50" name="Picture"/>
             <a:graphic>
               <a:graphicData uri="http://schemas.openxmlformats.org/drawingml/2006/picture">
                 <pic:pic>
                   <pic:nvPicPr>
-                    <pic:cNvPr descr="figuras/entrega-2-mlflow-url.png" id="49" name="Picture"/>
+                    <pic:cNvPr descr="figuras/entrega-2-mlflow-url.png" id="51" name="Picture"/>
                     <pic:cNvPicPr>
                       <a:picLocks noChangeArrowheads="1" noChangeAspect="1"/>
                     </pic:cNvPicPr>
                   </pic:nvPicPr>
                   <pic:blipFill>
-                    <a:blip r:embed="rId47"/>
+                    <a:blip r:embed="rId49"/>
                     <a:stretch>
                       <a:fillRect/>
                     </a:stretch>
@@ -5323,1052 +6105,8 @@
         <w:t xml:space="preserve">75 combinaciones como corridas anidadas.</w:t>
       </w:r>
     </w:p>
-    <w:bookmarkEnd w:id="50"/>
-    <w:bookmarkStart w:id="54" w:name="reporte-de-trabajo-en-equipo"/>
-    <w:p>
-      <w:pPr>
-        <w:pStyle w:val="Heading1"/>
-      </w:pPr>
-      <w:r>
-        <w:rPr>
-          <w:lang w:val="es"/>
-        </w:rPr>
-        <w:t xml:space="preserve">6. Reporte de trabajo en equipo</w:t>
-      </w:r>
-    </w:p>
-    <w:bookmarkStart w:id="51" w:name="como-nos-organizamos"/>
-    <w:p>
-      <w:pPr>
-        <w:pStyle w:val="Heading2"/>
-      </w:pPr>
-      <w:r>
-        <w:rPr>
-          <w:lang w:val="es"/>
-        </w:rPr>
-        <w:t xml:space="preserve">6.1 Como nos organizamos</w:t>
-      </w:r>
-    </w:p>
-    <w:p>
-      <w:pPr>
-        <w:pStyle w:val="FirstParagraph"/>
-      </w:pPr>
-      <w:r>
-        <w:rPr>
-          <w:lang w:val="es"/>
-        </w:rPr>
-        <w:t xml:space="preserve">El trabajo se reparte por</w:t>
-      </w:r>
-      <w:r>
-        <w:rPr>
-          <w:lang w:val="es"/>
-        </w:rPr>
-        <w:t xml:space="preserve"> </w:t>
-      </w:r>
-      <w:r>
-        <w:rPr>
-          <w:b/>
-          <w:bCs/>
-          <w:lang w:val="es"/>
-        </w:rPr>
-        <w:t xml:space="preserve">item de trabajo</w:t>
-      </w:r>
-      <w:r>
-        <w:rPr>
-          <w:lang w:val="es"/>
-        </w:rPr>
-        <w:t xml:space="preserve">, no por persona: cada item vive en</w:t>
-      </w:r>
-      <w:r>
-        <w:rPr>
-          <w:lang w:val="es"/>
-        </w:rPr>
-        <w:t xml:space="preserve"> </w:t>
-      </w:r>
-      <w:r>
-        <w:rPr>
-          <w:lang w:val="es"/>
-        </w:rPr>
-        <w:t xml:space="preserve">su propia rama</w:t>
-      </w:r>
-      <w:r>
-        <w:rPr>
-          <w:lang w:val="es"/>
-        </w:rPr>
-        <w:t xml:space="preserve"> </w:t>
-      </w:r>
-      <w:r>
-        <w:rPr>
-          <w:rStyle w:val="VerbatimChar"/>
-          <w:lang w:val="es"/>
-        </w:rPr>
-        <w:t xml:space="preserve">feature/*</w:t>
-      </w:r>
-      <w:r>
-        <w:rPr>
-          <w:lang w:val="es"/>
-        </w:rPr>
-        <w:t xml:space="preserve">, sale de</w:t>
-      </w:r>
-      <w:r>
-        <w:rPr>
-          <w:lang w:val="es"/>
-        </w:rPr>
-        <w:t xml:space="preserve"> </w:t>
-      </w:r>
-      <w:r>
-        <w:rPr>
-          <w:rStyle w:val="VerbatimChar"/>
-          <w:lang w:val="es"/>
-        </w:rPr>
-        <w:t xml:space="preserve">develop</w:t>
-      </w:r>
-      <w:r>
-        <w:rPr>
-          <w:lang w:val="es"/>
-        </w:rPr>
-        <w:t xml:space="preserve"> </w:t>
-      </w:r>
-      <w:r>
-        <w:rPr>
-          <w:lang w:val="es"/>
-        </w:rPr>
-        <w:t xml:space="preserve">y vuelve a</w:t>
-      </w:r>
-      <w:r>
-        <w:rPr>
-          <w:lang w:val="es"/>
-        </w:rPr>
-        <w:t xml:space="preserve"> </w:t>
-      </w:r>
-      <w:r>
-        <w:rPr>
-          <w:rStyle w:val="VerbatimChar"/>
-          <w:lang w:val="es"/>
-        </w:rPr>
-        <w:t xml:space="preserve">develop</w:t>
-      </w:r>
-      <w:r>
-        <w:rPr>
-          <w:lang w:val="es"/>
-        </w:rPr>
-        <w:t xml:space="preserve"> </w:t>
-      </w:r>
-      <w:r>
-        <w:rPr>
-          <w:lang w:val="es"/>
-        </w:rPr>
-        <w:t xml:space="preserve">mediante un</w:t>
-      </w:r>
-      <w:r>
-        <w:rPr>
-          <w:lang w:val="es"/>
-        </w:rPr>
-        <w:t xml:space="preserve"> </w:t>
-      </w:r>
-      <w:r>
-        <w:rPr>
-          <w:lang w:val="es"/>
-        </w:rPr>
-        <w:t xml:space="preserve">pull request con revision de al menos un companero. Los merges conservan el</w:t>
-      </w:r>
-      <w:r>
-        <w:rPr>
-          <w:lang w:val="es"/>
-        </w:rPr>
-        <w:t xml:space="preserve"> </w:t>
-      </w:r>
-      <w:r>
-        <w:rPr>
-          <w:lang w:val="es"/>
-        </w:rPr>
-        <w:t xml:space="preserve">historial completo, sin</w:t>
-      </w:r>
-      <w:r>
-        <w:rPr>
-          <w:lang w:val="es"/>
-        </w:rPr>
-        <w:t xml:space="preserve"> </w:t>
-      </w:r>
-      <w:r>
-        <w:rPr>
-          <w:i/>
-          <w:iCs/>
-          <w:lang w:val="es"/>
-        </w:rPr>
-        <w:t xml:space="preserve">squash</w:t>
-      </w:r>
-      <w:r>
-        <w:rPr>
-          <w:lang w:val="es"/>
-        </w:rPr>
-        <w:t xml:space="preserve"> </w:t>
-      </w:r>
-      <w:r>
-        <w:rPr>
-          <w:lang w:val="es"/>
-        </w:rPr>
-        <w:t xml:space="preserve">ni</w:t>
-      </w:r>
-      <w:r>
-        <w:rPr>
-          <w:lang w:val="es"/>
-        </w:rPr>
-        <w:t xml:space="preserve"> </w:t>
-      </w:r>
-      <w:r>
-        <w:rPr>
-          <w:i/>
-          <w:iCs/>
-          <w:lang w:val="es"/>
-        </w:rPr>
-        <w:t xml:space="preserve">rebase</w:t>
-      </w:r>
-      <w:r>
-        <w:rPr>
-          <w:lang w:val="es"/>
-        </w:rPr>
-        <w:t xml:space="preserve"> </w:t>
-      </w:r>
-      <w:r>
-        <w:rPr>
-          <w:lang w:val="es"/>
-        </w:rPr>
-        <w:t xml:space="preserve">que colapsen la autoria, de modo</w:t>
-      </w:r>
-      <w:r>
-        <w:rPr>
-          <w:lang w:val="es"/>
-        </w:rPr>
-        <w:t xml:space="preserve"> </w:t>
-      </w:r>
-      <w:r>
-        <w:rPr>
-          <w:lang w:val="es"/>
-        </w:rPr>
-        <w:t xml:space="preserve">que el aporte de cada integrante queda verificable en el repositorio.</w:t>
-      </w:r>
-      <w:r>
-        <w:rPr>
-          <w:lang w:val="es"/>
-        </w:rPr>
-        <w:t xml:space="preserve"> </w:t>
-      </w:r>
-      <w:r>
-        <w:rPr>
-          <w:rStyle w:val="VerbatimChar"/>
-          <w:lang w:val="es"/>
-        </w:rPr>
-        <w:t xml:space="preserve">main</w:t>
-      </w:r>
-      <w:r>
-        <w:rPr>
-          <w:lang w:val="es"/>
-        </w:rPr>
-        <w:t xml:space="preserve"> </w:t>
-      </w:r>
-      <w:r>
-        <w:rPr>
-          <w:lang w:val="es"/>
-        </w:rPr>
-        <w:t xml:space="preserve">conserva unicamente los estados integrados de la entrega. Entre el 14 de agosto</w:t>
-      </w:r>
-      <w:r>
-        <w:rPr>
-          <w:lang w:val="es"/>
-        </w:rPr>
-        <w:t xml:space="preserve"> </w:t>
-      </w:r>
-      <w:r>
-        <w:rPr>
-          <w:lang w:val="es"/>
-        </w:rPr>
-        <w:t xml:space="preserve">y el 6 de septiembre se abrieron 18 pull requests entre los dos repositorios, de</w:t>
-      </w:r>
-      <w:r>
-        <w:rPr>
-          <w:lang w:val="es"/>
-        </w:rPr>
-        <w:t xml:space="preserve"> </w:t>
-      </w:r>
-      <w:r>
-        <w:rPr>
-          <w:lang w:val="es"/>
-        </w:rPr>
-        <w:t xml:space="preserve">los cuales 17 se integraron.</w:t>
-      </w:r>
-    </w:p>
-    <w:p>
-      <w:pPr>
-        <w:pStyle w:val="BodyText"/>
-      </w:pPr>
-      <w:r>
-        <w:rPr>
-          <w:lang w:val="es"/>
-        </w:rPr>
-        <w:t xml:space="preserve">La revision interna se hace sobre el pull request antes de integrar: la del</w:t>
-      </w:r>
-      <w:r>
-        <w:rPr>
-          <w:lang w:val="es"/>
-        </w:rPr>
-        <w:t xml:space="preserve"> </w:t>
-      </w:r>
-      <w:r>
-        <w:rPr>
-          <w:lang w:val="es"/>
-        </w:rPr>
-        <w:t xml:space="preserve">modelo de regresion logistica identifico un archivo que no compilaba, un umbral</w:t>
-      </w:r>
-      <w:r>
-        <w:rPr>
-          <w:lang w:val="es"/>
-        </w:rPr>
-        <w:t xml:space="preserve"> </w:t>
-      </w:r>
-      <w:r>
-        <w:rPr>
-          <w:lang w:val="es"/>
-        </w:rPr>
-        <w:t xml:space="preserve">calibrado sobre un modelo distinto al final y una dependencia de orden de</w:t>
-      </w:r>
-      <w:r>
-        <w:rPr>
-          <w:lang w:val="es"/>
-        </w:rPr>
-        <w:t xml:space="preserve"> </w:t>
-      </w:r>
-      <w:r>
-        <w:rPr>
-          <w:lang w:val="es"/>
-        </w:rPr>
-        <w:t xml:space="preserve">ejecucion no documentada; los tres se corrigieron antes del merge.</w:t>
-      </w:r>
-    </w:p>
-    <w:bookmarkEnd w:id="51"/>
-    <w:bookmarkStart w:id="52" w:name="quien-hizo-que"/>
-    <w:p>
-      <w:pPr>
-        <w:pStyle w:val="Heading2"/>
-      </w:pPr>
-      <w:r>
-        <w:rPr>
-          <w:lang w:val="es"/>
-        </w:rPr>
-        <w:t xml:space="preserve">6.2 Quien hizo que</w:t>
-      </w:r>
-    </w:p>
-    <w:p>
-      <w:pPr>
-        <w:pStyle w:val="FirstParagraph"/>
-      </w:pPr>
-      <w:r>
-        <w:rPr>
-          <w:b/>
-          <w:bCs/>
-          <w:lang w:val="es"/>
-        </w:rPr>
-        <w:t xml:space="preserve">Camilo Rodriguez</w:t>
-      </w:r>
-      <w:r>
-        <w:rPr>
-          <w:lang w:val="es"/>
-        </w:rPr>
-        <w:t xml:space="preserve"> </w:t>
-      </w:r>
-      <w:r>
-        <w:rPr>
-          <w:lang w:val="es"/>
-        </w:rPr>
-        <w:t xml:space="preserve">— Modelo de regresion logistica. Preparacion de</w:t>
-      </w:r>
-      <w:r>
-        <w:rPr>
-          <w:lang w:val="es"/>
-        </w:rPr>
-        <w:t xml:space="preserve"> </w:t>
-      </w:r>
-      <w:r>
-        <w:rPr>
-          <w:lang w:val="es"/>
-        </w:rPr>
-        <w:t xml:space="preserve">caracteristicas, agrupacion de diagnosticos ICD-9, particion por paciente y las</w:t>
-      </w:r>
-      <w:r>
-        <w:rPr>
-          <w:lang w:val="es"/>
-        </w:rPr>
-        <w:t xml:space="preserve"> </w:t>
-      </w:r>
-      <w:r>
-        <w:rPr>
-          <w:lang w:val="es"/>
-        </w:rPr>
-        <w:t xml:space="preserve">seis versiones del modelo: base, balanceo de clases, regularizacion, peso de la</w:t>
-      </w:r>
-      <w:r>
-        <w:rPr>
-          <w:lang w:val="es"/>
-        </w:rPr>
-        <w:t xml:space="preserve"> </w:t>
-      </w:r>
-      <w:r>
-        <w:rPr>
-          <w:lang w:val="es"/>
-        </w:rPr>
-        <w:t xml:space="preserve">clase positiva, ajuste de umbral y Elastic Net. Evaluacion con ROC-AUC, PR-AUC,</w:t>
-      </w:r>
-      <w:r>
-        <w:rPr>
-          <w:lang w:val="es"/>
-        </w:rPr>
-        <w:t xml:space="preserve"> </w:t>
-      </w:r>
-      <w:r>
-        <w:rPr>
-          <w:lang w:val="es"/>
-        </w:rPr>
-        <w:t xml:space="preserve">recall, F1/F2 y matriz de confusion, mas el analisis de priorizacion por</w:t>
-      </w:r>
-      <w:r>
-        <w:rPr>
-          <w:lang w:val="es"/>
-        </w:rPr>
-        <w:t xml:space="preserve"> </w:t>
-      </w:r>
-      <w:r>
-        <w:rPr>
-          <w:lang w:val="es"/>
-        </w:rPr>
-        <w:t xml:space="preserve">capacidad. Redacto las secciones de modelos y de conclusiones del reporte.</w:t>
-      </w:r>
-      <w:r>
-        <w:rPr>
-          <w:lang w:val="es"/>
-        </w:rPr>
-        <w:t xml:space="preserve"> </w:t>
-      </w:r>
-      <w:r>
-        <w:rPr>
-          <w:i/>
-          <w:iCs/>
-          <w:lang w:val="es"/>
-        </w:rPr>
-        <w:t xml:space="preserve">Evidencia: ramas</w:t>
-      </w:r>
-      <w:r>
-        <w:rPr>
-          <w:i/>
-          <w:iCs/>
-          <w:lang w:val="es"/>
-        </w:rPr>
-        <w:t xml:space="preserve"> </w:t>
-      </w:r>
-      <w:r>
-        <w:rPr>
-          <w:rStyle w:val="VerbatimChar"/>
-          <w:i/>
-          <w:iCs/>
-          <w:lang w:val="es"/>
-        </w:rPr>
-        <w:t xml:space="preserve">feature/camilo-validacion-entrega1</w:t>
-      </w:r>
-      <w:r>
-        <w:rPr>
-          <w:i/>
-          <w:iCs/>
-          <w:lang w:val="es"/>
-        </w:rPr>
-        <w:t xml:space="preserve"> </w:t>
-      </w:r>
-      <w:r>
-        <w:rPr>
-          <w:i/>
-          <w:iCs/>
-          <w:lang w:val="es"/>
-        </w:rPr>
-        <w:t xml:space="preserve">y</w:t>
-      </w:r>
-      <w:r>
-        <w:rPr>
-          <w:i/>
-          <w:iCs/>
-          <w:lang w:val="es"/>
-        </w:rPr>
-        <w:t xml:space="preserve"> </w:t>
-      </w:r>
-      <w:r>
-        <w:rPr>
-          <w:rStyle w:val="VerbatimChar"/>
-          <w:i/>
-          <w:iCs/>
-          <w:lang w:val="es"/>
-        </w:rPr>
-        <w:t xml:space="preserve">feature/camilo-regresion-entrega2</w:t>
-      </w:r>
-      <w:r>
-        <w:rPr>
-          <w:i/>
-          <w:iCs/>
-          <w:lang w:val="es"/>
-        </w:rPr>
-        <w:t xml:space="preserve">, pull requests #1 y #4.</w:t>
-      </w:r>
-    </w:p>
-    <w:p>
-      <w:pPr>
-        <w:pStyle w:val="BodyText"/>
-      </w:pPr>
-      <w:r>
-        <w:rPr>
-          <w:b/>
-          <w:bCs/>
-          <w:lang w:val="es"/>
-        </w:rPr>
-        <w:t xml:space="preserve">Leonardo Almanza</w:t>
-      </w:r>
-      <w:r>
-        <w:rPr>
-          <w:lang w:val="es"/>
-        </w:rPr>
-        <w:t xml:space="preserve"> </w:t>
-      </w:r>
-      <w:r>
-        <w:rPr>
-          <w:lang w:val="es"/>
-        </w:rPr>
-        <w:t xml:space="preserve">— Modelo de bosque aleatorio. Conjunto de modelamiento a</w:t>
-      </w:r>
-      <w:r>
-        <w:rPr>
-          <w:lang w:val="es"/>
-        </w:rPr>
-        <w:t xml:space="preserve"> </w:t>
-      </w:r>
-      <w:r>
-        <w:rPr>
-          <w:lang w:val="es"/>
-        </w:rPr>
-        <w:t xml:space="preserve">partir de las decisiones del EDA, particion y validacion cruzada agrupadas por</w:t>
-      </w:r>
-      <w:r>
-        <w:rPr>
-          <w:lang w:val="es"/>
-        </w:rPr>
-        <w:t xml:space="preserve"> </w:t>
-      </w:r>
-      <w:r>
-        <w:rPr>
-          <w:lang w:val="es"/>
-        </w:rPr>
-        <w:t xml:space="preserve">paciente, comparacion de siete tecnicas de desbalance, cuatro escenarios de</w:t>
-      </w:r>
-      <w:r>
-        <w:rPr>
-          <w:lang w:val="es"/>
-        </w:rPr>
-        <w:t xml:space="preserve"> </w:t>
-      </w:r>
-      <w:r>
-        <w:rPr>
-          <w:lang w:val="es"/>
-        </w:rPr>
-        <w:t xml:space="preserve">hiperparametros del arbol, seleccion de caracteristicas por importancia de</w:t>
-      </w:r>
-      <w:r>
-        <w:rPr>
-          <w:lang w:val="es"/>
-        </w:rPr>
-        <w:t xml:space="preserve"> </w:t>
-      </w:r>
-      <w:r>
-        <w:rPr>
-          <w:lang w:val="es"/>
-        </w:rPr>
-        <w:t xml:space="preserve">permutacion y evaluacion con calibracion, en cuaderno ejecutado.</w:t>
-      </w:r>
-      <w:r>
-        <w:rPr>
-          <w:lang w:val="es"/>
-        </w:rPr>
-        <w:t xml:space="preserve"> </w:t>
-      </w:r>
-      <w:r>
-        <w:rPr>
-          <w:i/>
-          <w:iCs/>
-          <w:lang w:val="es"/>
-        </w:rPr>
-        <w:t xml:space="preserve">Evidencia: rama</w:t>
-      </w:r>
-      <w:r>
-        <w:rPr>
-          <w:i/>
-          <w:iCs/>
-          <w:lang w:val="es"/>
-        </w:rPr>
-        <w:t xml:space="preserve"> </w:t>
-      </w:r>
-      <w:r>
-        <w:rPr>
-          <w:rStyle w:val="VerbatimChar"/>
-          <w:i/>
-          <w:iCs/>
-          <w:lang w:val="es"/>
-        </w:rPr>
-        <w:t xml:space="preserve">features/trees-random-boost-la</w:t>
-      </w:r>
-      <w:r>
-        <w:rPr>
-          <w:i/>
-          <w:iCs/>
-          <w:lang w:val="es"/>
-        </w:rPr>
-        <w:t xml:space="preserve">, pull request #6.</w:t>
-      </w:r>
-    </w:p>
-    <w:p>
-      <w:pPr>
-        <w:pStyle w:val="BodyText"/>
-      </w:pPr>
-      <w:r>
-        <w:rPr>
-          <w:b/>
-          <w:bCs/>
-          <w:lang w:val="es"/>
-        </w:rPr>
-        <w:t xml:space="preserve">Rainer Solano</w:t>
-      </w:r>
-      <w:r>
-        <w:rPr>
-          <w:lang w:val="es"/>
-        </w:rPr>
-        <w:t xml:space="preserve"> </w:t>
-      </w:r>
-      <w:r>
-        <w:rPr>
-          <w:lang w:val="es"/>
-        </w:rPr>
-        <w:t xml:space="preserve">— Arquitectura de la solucion: documento</w:t>
-      </w:r>
-      <w:r>
-        <w:rPr>
-          <w:lang w:val="es"/>
-        </w:rPr>
-        <w:t xml:space="preserve"> </w:t>
-      </w:r>
-      <w:r>
-        <w:rPr>
-          <w:rStyle w:val="VerbatimChar"/>
-          <w:lang w:val="es"/>
-        </w:rPr>
-        <w:t xml:space="preserve">INFRA-V-0.0.1.md</w:t>
-      </w:r>
-      <w:r>
-        <w:rPr>
-          <w:lang w:val="es"/>
-        </w:rPr>
-        <w:t xml:space="preserve"> </w:t>
-      </w:r>
-      <w:r>
-        <w:rPr>
-          <w:lang w:val="es"/>
-        </w:rPr>
-        <w:t xml:space="preserve">con la propuesta de infraestructura y los diagramas de desarrollo y produccion.</w:t>
-      </w:r>
-      <w:r>
-        <w:rPr>
-          <w:lang w:val="es"/>
-        </w:rPr>
-        <w:t xml:space="preserve"> </w:t>
-      </w:r>
-      <w:r>
-        <w:rPr>
-          <w:lang w:val="es"/>
-        </w:rPr>
-        <w:t xml:space="preserve">Arquitectura de software del tablero: estructura modular de vistas, componentes</w:t>
-      </w:r>
-      <w:r>
-        <w:rPr>
-          <w:lang w:val="es"/>
-        </w:rPr>
-        <w:t xml:space="preserve"> </w:t>
-      </w:r>
-      <w:r>
-        <w:rPr>
-          <w:lang w:val="es"/>
-        </w:rPr>
-        <w:t xml:space="preserve">y servicios, diseno del CSS, traduccion de la maqueta HTML a Streamlit y</w:t>
-      </w:r>
-      <w:r>
-        <w:rPr>
-          <w:lang w:val="es"/>
-        </w:rPr>
-        <w:t xml:space="preserve"> </w:t>
-      </w:r>
-      <w:r>
-        <w:rPr>
-          <w:lang w:val="es"/>
-        </w:rPr>
-        <w:t xml:space="preserve">despliegue en Railway para validacion inicial. Redacto la seccion del tablero</w:t>
-      </w:r>
-      <w:r>
-        <w:rPr>
-          <w:lang w:val="es"/>
-        </w:rPr>
-        <w:t xml:space="preserve"> </w:t>
-      </w:r>
-      <w:r>
-        <w:rPr>
-          <w:lang w:val="es"/>
-        </w:rPr>
-        <w:t xml:space="preserve">del reporte.</w:t>
-      </w:r>
-      <w:r>
-        <w:rPr>
-          <w:lang w:val="es"/>
-        </w:rPr>
-        <w:t xml:space="preserve"> </w:t>
-      </w:r>
-      <w:r>
-        <w:rPr>
-          <w:i/>
-          <w:iCs/>
-          <w:lang w:val="es"/>
-        </w:rPr>
-        <w:t xml:space="preserve">Evidencia: rama</w:t>
-      </w:r>
-      <w:r>
-        <w:rPr>
-          <w:i/>
-          <w:iCs/>
-          <w:lang w:val="es"/>
-        </w:rPr>
-        <w:t xml:space="preserve"> </w:t>
-      </w:r>
-      <w:r>
-        <w:rPr>
-          <w:rStyle w:val="VerbatimChar"/>
-          <w:i/>
-          <w:iCs/>
-          <w:lang w:val="es"/>
-        </w:rPr>
-        <w:t xml:space="preserve">feature/infra-delivery-baseline-arq</w:t>
-      </w:r>
-      <w:r>
-        <w:rPr>
-          <w:i/>
-          <w:iCs/>
-          <w:lang w:val="es"/>
-        </w:rPr>
-        <w:t xml:space="preserve">, pull requests #3 y #10 en</w:t>
-      </w:r>
-      <w:r>
-        <w:rPr>
-          <w:i/>
-          <w:iCs/>
-          <w:lang w:val="es"/>
-        </w:rPr>
-        <w:t xml:space="preserve"> </w:t>
-      </w:r>
-      <w:r>
-        <w:rPr>
-          <w:rStyle w:val="VerbatimChar"/>
-          <w:i/>
-          <w:iCs/>
-          <w:lang w:val="es"/>
-        </w:rPr>
-        <w:t xml:space="preserve">-api</w:t>
-      </w:r>
-      <w:r>
-        <w:rPr>
-          <w:i/>
-          <w:iCs/>
-          <w:lang w:val="es"/>
-        </w:rPr>
-        <w:t xml:space="preserve"> </w:t>
-      </w:r>
-      <w:r>
-        <w:rPr>
-          <w:i/>
-          <w:iCs/>
-          <w:lang w:val="es"/>
-        </w:rPr>
-        <w:t xml:space="preserve">y pull request #1 en</w:t>
-      </w:r>
-      <w:r>
-        <w:rPr>
-          <w:i/>
-          <w:iCs/>
-          <w:lang w:val="es"/>
-        </w:rPr>
-        <w:t xml:space="preserve"> </w:t>
-      </w:r>
-      <w:r>
-        <w:rPr>
-          <w:rStyle w:val="VerbatimChar"/>
-          <w:i/>
-          <w:iCs/>
-          <w:lang w:val="es"/>
-        </w:rPr>
-        <w:t xml:space="preserve">-ui</w:t>
-      </w:r>
-      <w:r>
-        <w:rPr>
-          <w:i/>
-          <w:iCs/>
-          <w:lang w:val="es"/>
-        </w:rPr>
-        <w:t xml:space="preserve">.</w:t>
-      </w:r>
-    </w:p>
-    <w:p>
-      <w:pPr>
-        <w:pStyle w:val="BodyText"/>
-      </w:pPr>
-      <w:r>
-        <w:rPr>
-          <w:b/>
-          <w:bCs/>
-          <w:lang w:val="es"/>
-        </w:rPr>
-        <w:t xml:space="preserve">Katerine Arias</w:t>
-      </w:r>
-      <w:r>
-        <w:rPr>
-          <w:lang w:val="es"/>
-        </w:rPr>
-        <w:t xml:space="preserve"> </w:t>
-      </w:r>
-      <w:r>
-        <w:rPr>
-          <w:lang w:val="es"/>
-        </w:rPr>
-        <w:t xml:space="preserve">— Infraestructura de seguimiento de experimentos y coordinacion</w:t>
-      </w:r>
-      <w:r>
-        <w:rPr>
-          <w:lang w:val="es"/>
-        </w:rPr>
-        <w:t xml:space="preserve"> </w:t>
-      </w:r>
-      <w:r>
-        <w:rPr>
-          <w:lang w:val="es"/>
-        </w:rPr>
-        <w:t xml:space="preserve">de las entregas. Servidor de MLflow sobre AWS EC2 con autenticacion, apagado</w:t>
-      </w:r>
-      <w:r>
-        <w:rPr>
-          <w:lang w:val="es"/>
-        </w:rPr>
-        <w:t xml:space="preserve"> </w:t>
-      </w:r>
-      <w:r>
-        <w:rPr>
-          <w:lang w:val="es"/>
-        </w:rPr>
-        <w:t xml:space="preserve">automatico por inactividad y control de costo; usuarios de acceso para el equipo;</w:t>
-      </w:r>
-      <w:r>
-        <w:rPr>
-          <w:lang w:val="es"/>
-        </w:rPr>
-        <w:t xml:space="preserve"> </w:t>
-      </w:r>
-      <w:r>
-        <w:rPr>
-          <w:lang w:val="es"/>
-        </w:rPr>
-        <w:t xml:space="preserve">registro de los experimentos de regresion logistica; figuras del reporte desde</w:t>
-      </w:r>
-      <w:r>
-        <w:rPr>
-          <w:lang w:val="es"/>
-        </w:rPr>
-        <w:t xml:space="preserve"> </w:t>
-      </w:r>
-      <w:r>
-        <w:rPr>
-          <w:lang w:val="es"/>
-        </w:rPr>
-        <w:t xml:space="preserve">MLflow; separacion del repositorio en codigo y tablero. Consolidacion del reporte.</w:t>
-      </w:r>
-      <w:r>
-        <w:rPr>
-          <w:lang w:val="es"/>
-        </w:rPr>
-        <w:t xml:space="preserve"> </w:t>
-      </w:r>
-      <w:r>
-        <w:rPr>
-          <w:i/>
-          <w:iCs/>
-          <w:lang w:val="es"/>
-        </w:rPr>
-        <w:t xml:space="preserve">Evidencia: ramas</w:t>
-      </w:r>
-      <w:r>
-        <w:rPr>
-          <w:i/>
-          <w:iCs/>
-          <w:lang w:val="es"/>
-        </w:rPr>
-        <w:t xml:space="preserve"> </w:t>
-      </w:r>
-      <w:r>
-        <w:rPr>
-          <w:rStyle w:val="VerbatimChar"/>
-          <w:i/>
-          <w:iCs/>
-          <w:lang w:val="es"/>
-        </w:rPr>
-        <w:t xml:space="preserve">feature/infra-mlflow-ec2</w:t>
-      </w:r>
-      <w:r>
-        <w:rPr>
-          <w:i/>
-          <w:iCs/>
-          <w:lang w:val="es"/>
-        </w:rPr>
-        <w:t xml:space="preserve">,</w:t>
-      </w:r>
-      <w:r>
-        <w:rPr>
-          <w:i/>
-          <w:iCs/>
-          <w:lang w:val="es"/>
-        </w:rPr>
-        <w:t xml:space="preserve"> </w:t>
-      </w:r>
-      <w:r>
-        <w:rPr>
-          <w:rStyle w:val="VerbatimChar"/>
-          <w:i/>
-          <w:iCs/>
-          <w:lang w:val="es"/>
-        </w:rPr>
-        <w:t xml:space="preserve">feature/mlflow-experimentos</w:t>
-      </w:r>
-      <w:r>
-        <w:rPr>
-          <w:i/>
-          <w:iCs/>
-          <w:lang w:val="es"/>
-        </w:rPr>
-        <w:t xml:space="preserve">,</w:t>
-      </w:r>
-      <w:r>
-        <w:rPr>
-          <w:i/>
-          <w:iCs/>
-          <w:lang w:val="es"/>
-        </w:rPr>
-        <w:t xml:space="preserve"> </w:t>
-      </w:r>
-      <w:r>
-        <w:rPr>
-          <w:rStyle w:val="VerbatimChar"/>
-          <w:i/>
-          <w:iCs/>
-          <w:lang w:val="es"/>
-        </w:rPr>
-        <w:t xml:space="preserve">feature/reporte-entrega-2</w:t>
-      </w:r>
-      <w:r>
-        <w:rPr>
-          <w:i/>
-          <w:iCs/>
-          <w:lang w:val="es"/>
-        </w:rPr>
-        <w:t xml:space="preserve">, pull requests #5, #7 y #8.</w:t>
-      </w:r>
-    </w:p>
     <w:bookmarkEnd w:id="52"/>
-    <w:bookmarkStart w:id="53" w:name="como-discutimos-los-resultados"/>
-    <w:p>
-      <w:pPr>
-        <w:pStyle w:val="Heading2"/>
-      </w:pPr>
-      <w:r>
-        <w:rPr>
-          <w:lang w:val="es"/>
-        </w:rPr>
-        <w:t xml:space="preserve">6.3 Como discutimos los resultados</w:t>
-      </w:r>
-    </w:p>
-    <w:p>
-      <w:pPr>
-        <w:pStyle w:val="FirstParagraph"/>
-      </w:pPr>
-      <w:r>
-        <w:rPr>
-          <w:lang w:val="es"/>
-        </w:rPr>
-        <w:t xml:space="preserve">Las dos familias de modelos se desarrollaron en paralelo y por separado, y</w:t>
-      </w:r>
-      <w:r>
-        <w:rPr>
-          <w:lang w:val="es"/>
-        </w:rPr>
-        <w:t xml:space="preserve"> </w:t>
-      </w:r>
-      <w:r>
-        <w:rPr>
-          <w:lang w:val="es"/>
-        </w:rPr>
-        <w:t xml:space="preserve">llegaron de forma independiente a la misma conclusion: ninguna tecnica de</w:t>
-      </w:r>
-      <w:r>
-        <w:rPr>
-          <w:lang w:val="es"/>
-        </w:rPr>
-        <w:t xml:space="preserve"> </w:t>
-      </w:r>
-      <w:r>
-        <w:rPr>
-          <w:lang w:val="es"/>
-        </w:rPr>
-        <w:t xml:space="preserve">balanceo ni ajuste de hiperparametros mejora la separacion entre clases; todas</w:t>
-      </w:r>
-      <w:r>
-        <w:rPr>
-          <w:lang w:val="es"/>
-        </w:rPr>
-        <w:t xml:space="preserve"> </w:t>
-      </w:r>
-      <w:r>
-        <w:rPr>
-          <w:lang w:val="es"/>
-        </w:rPr>
-        <w:t xml:space="preserve">reubican el punto de operacion sobre la misma curva. Que dos personas lo</w:t>
-      </w:r>
-      <w:r>
-        <w:rPr>
-          <w:lang w:val="es"/>
-        </w:rPr>
-        <w:t xml:space="preserve"> </w:t>
-      </w:r>
-      <w:r>
-        <w:rPr>
-          <w:lang w:val="es"/>
-        </w:rPr>
-        <w:t xml:space="preserve">encontraran por caminos distintos le da mas peso al hallazgo que si fuera</w:t>
-      </w:r>
-      <w:r>
-        <w:rPr>
-          <w:lang w:val="es"/>
-        </w:rPr>
-        <w:t xml:space="preserve"> </w:t>
-      </w:r>
-      <w:r>
-        <w:rPr>
-          <w:lang w:val="es"/>
-        </w:rPr>
-        <w:t xml:space="preserve">resultado de un solo experimento.</w:t>
-      </w:r>
-    </w:p>
     <w:bookmarkEnd w:id="53"/>
-    <w:bookmarkEnd w:id="54"/>
     <w:sectPr>
       <w:footnotePr>
         <w:numRestart w:val="eachSect"/>

--- a/docs/entregas/Entrega-2-reporte.docx
+++ b/docs/entregas/Entrega-2-reporte.docx
@@ -667,7 +667,7 @@
         <w:rPr>
           <w:lang w:val="es"/>
         </w:rPr>
-        <w:t xml:space="preserve">El codigo de modelos y API vive ahora en</w:t>
+        <w:t xml:space="preserve">Modelos y API en</w:t>
       </w:r>
       <w:r>
         <w:rPr>
@@ -686,19 +686,19 @@
         <w:rPr>
           <w:lang w:val="es"/>
         </w:rPr>
-        <w:t xml:space="preserve">; el tablero tiene su propio repositorio. En la</w:t>
-      </w:r>
-      <w:r>
-        <w:rPr>
-          <w:lang w:val="es"/>
-        </w:rPr>
-        <w:t xml:space="preserve"> </w:t>
-      </w:r>
-      <w:r>
-        <w:rPr>
-          <w:lang w:val="es"/>
-        </w:rPr>
-        <w:t xml:space="preserve">Entrega 1 todo estaba en</w:t>
+        <w:t xml:space="preserve">, tablero en el suyo; en la Entrega 1 todo estaba</w:t>
+      </w:r>
+      <w:r>
+        <w:rPr>
+          <w:lang w:val="es"/>
+        </w:rPr>
+        <w:t xml:space="preserve"> </w:t>
+      </w:r>
+      <w:r>
+        <w:rPr>
+          <w:lang w:val="es"/>
+        </w:rPr>
+        <w:t xml:space="preserve">en</w:t>
       </w:r>
       <w:r>
         <w:rPr>
@@ -746,31 +746,19 @@
         <w:rPr>
           <w:lang w:val="es"/>
         </w:rPr>
-        <w:t xml:space="preserve">como registro compartido</w:t>
-      </w:r>
-      <w:r>
-        <w:rPr>
-          <w:lang w:val="es"/>
-        </w:rPr>
-        <w:t xml:space="preserve"> </w:t>
-      </w:r>
-      <w:r>
-        <w:rPr>
-          <w:lang w:val="es"/>
-        </w:rPr>
-        <w:t xml:space="preserve">de experimentos, de modo que las versiones de modelo del equipo se comparan</w:t>
-      </w:r>
-      <w:r>
-        <w:rPr>
-          <w:lang w:val="es"/>
-        </w:rPr>
-        <w:t xml:space="preserve"> </w:t>
-      </w:r>
-      <w:r>
-        <w:rPr>
-          <w:lang w:val="es"/>
-        </w:rPr>
-        <w:t xml:space="preserve">en un mismo lugar.</w:t>
+        <w:t xml:space="preserve">como registro compartido,</w:t>
+      </w:r>
+      <w:r>
+        <w:rPr>
+          <w:lang w:val="es"/>
+        </w:rPr>
+        <w:t xml:space="preserve"> </w:t>
+      </w:r>
+      <w:r>
+        <w:rPr>
+          <w:lang w:val="es"/>
+        </w:rPr>
+        <w:t xml:space="preserve">de modo que las versiones de modelo del equipo se comparan en un mismo lugar.</w:t>
       </w:r>
     </w:p>
     <w:p>
@@ -785,19 +773,19 @@
         <w:rPr>
           <w:lang w:val="es"/>
         </w:rPr>
-        <w:t xml:space="preserve">El trabajo paso de la caracterizacion y exploracion de los datos a la</w:t>
-      </w:r>
-      <w:r>
-        <w:rPr>
-          <w:lang w:val="es"/>
-        </w:rPr>
-        <w:t xml:space="preserve"> </w:t>
-      </w:r>
-      <w:r>
-        <w:rPr>
-          <w:lang w:val="es"/>
-        </w:rPr>
-        <w:t xml:space="preserve">preparacion, entrenamiento y evaluacion del modelo predictivo.</w:t>
+        <w:t xml:space="preserve">El trabajo paso de la exploracion de los datos a la preparacion, entrenamiento</w:t>
+      </w:r>
+      <w:r>
+        <w:rPr>
+          <w:lang w:val="es"/>
+        </w:rPr>
+        <w:t xml:space="preserve"> </w:t>
+      </w:r>
+      <w:r>
+        <w:rPr>
+          <w:lang w:val="es"/>
+        </w:rPr>
+        <w:t xml:space="preserve">y evaluacion del modelo predictivo.</w:t>
       </w:r>
     </w:p>
     <w:p>
@@ -838,19 +826,7 @@
         <w:rPr>
           <w:lang w:val="es"/>
         </w:rPr>
-        <w:t xml:space="preserve">las bandas de riesgo ancladas en la tasa general observada. El tablero se</w:t>
-      </w:r>
-      <w:r>
-        <w:rPr>
-          <w:lang w:val="es"/>
-        </w:rPr>
-        <w:t xml:space="preserve"> </w:t>
-      </w:r>
-      <w:r>
-        <w:rPr>
-          <w:lang w:val="es"/>
-        </w:rPr>
-        <w:t xml:space="preserve">desarrolla de acuerdo con ella.</w:t>
+        <w:t xml:space="preserve">las bandas de riesgo ancladas en la tasa general observada.</w:t>
       </w:r>
     </w:p>
     <w:p>
@@ -3641,7 +3617,7 @@
         <w:rPr>
           <w:lang w:val="es"/>
         </w:rPr>
-        <w:t xml:space="preserve">componentes, configuración y servicio, y una paleta de colores que define el</w:t>
+        <w:t xml:space="preserve">componentes, configuración y servicio, y una paleta que define el</w:t>
       </w:r>
       <w:r>
         <w:rPr>
@@ -3667,55 +3643,19 @@
         <w:rPr>
           <w:lang w:val="es"/>
         </w:rPr>
-        <w:t xml:space="preserve">del producto. La capa API se mantiene como servicio</w:t>
-      </w:r>
-      <w:r>
-        <w:rPr>
-          <w:lang w:val="es"/>
-        </w:rPr>
-        <w:t xml:space="preserve"> </w:t>
-      </w:r>
-      <w:r>
-        <w:rPr>
-          <w:lang w:val="es"/>
-        </w:rPr>
-        <w:t xml:space="preserve">independiente, definida para integrar frontend y backend en la siguiente</w:t>
-      </w:r>
-      <w:r>
-        <w:rPr>
-          <w:lang w:val="es"/>
-        </w:rPr>
-        <w:t xml:space="preserve"> </w:t>
-      </w:r>
-      <w:r>
-        <w:rPr>
-          <w:lang w:val="es"/>
-        </w:rPr>
-        <w:t xml:space="preserve">iteración. Mantener los repositorios de front y back separados beneficia la</w:t>
-      </w:r>
-      <w:r>
-        <w:rPr>
-          <w:lang w:val="es"/>
-        </w:rPr>
-        <w:t xml:space="preserve"> </w:t>
-      </w:r>
-      <w:r>
-        <w:rPr>
-          <w:lang w:val="es"/>
-        </w:rPr>
-        <w:t xml:space="preserve">mantenibilidad y facilita la entrega y el despliegue continuo. El tablero cuenta</w:t>
-      </w:r>
-      <w:r>
-        <w:rPr>
-          <w:lang w:val="es"/>
-        </w:rPr>
-        <w:t xml:space="preserve"> </w:t>
-      </w:r>
-      <w:r>
-        <w:rPr>
-          <w:lang w:val="es"/>
-        </w:rPr>
-        <w:t xml:space="preserve">con tres menús:</w:t>
+        <w:t xml:space="preserve">del producto. La capa API se mantiene como servicio independiente, para integrar</w:t>
+      </w:r>
+      <w:r>
+        <w:rPr>
+          <w:lang w:val="es"/>
+        </w:rPr>
+        <w:t xml:space="preserve"> </w:t>
+      </w:r>
+      <w:r>
+        <w:rPr>
+          <w:lang w:val="es"/>
+        </w:rPr>
+        <w:t xml:space="preserve">frontend y backend en la siguiente iteración. El tablero cuenta con tres menús:</w:t>
       </w:r>
     </w:p>
     <w:p>
@@ -3738,55 +3678,43 @@
         <w:rPr>
           <w:lang w:val="es"/>
         </w:rPr>
-        <w:t xml:space="preserve">: Es un panel donde se van registrando los egresos programados, dicho</w:t>
-      </w:r>
-      <w:r>
-        <w:rPr>
-          <w:lang w:val="es"/>
-        </w:rPr>
-        <w:t xml:space="preserve"> </w:t>
-      </w:r>
-      <w:r>
-        <w:rPr>
-          <w:lang w:val="es"/>
-        </w:rPr>
-        <w:t xml:space="preserve">registro incluye 4 tarjetas que exhiben los egresos del día, la capacidad de seguimiento,</w:t>
-      </w:r>
-      <w:r>
-        <w:rPr>
-          <w:lang w:val="es"/>
-        </w:rPr>
-        <w:t xml:space="preserve"> </w:t>
-      </w:r>
-      <w:r>
-        <w:rPr>
-          <w:lang w:val="es"/>
-        </w:rPr>
-        <w:t xml:space="preserve">la cobertura de riesgo estimada, y el riesgo de no cobertura. Se apoya en filtro y tablas</w:t>
-      </w:r>
-      <w:r>
-        <w:rPr>
-          <w:lang w:val="es"/>
-        </w:rPr>
-        <w:t xml:space="preserve"> </w:t>
-      </w:r>
-      <w:r>
-        <w:rPr>
-          <w:lang w:val="es"/>
-        </w:rPr>
-        <w:t xml:space="preserve">para poder observar el detalle de esta información con filtros como la fecha de alta, servicio</w:t>
-      </w:r>
-      <w:r>
-        <w:rPr>
-          <w:lang w:val="es"/>
-        </w:rPr>
-        <w:t xml:space="preserve"> </w:t>
-      </w:r>
-      <w:r>
-        <w:rPr>
-          <w:lang w:val="es"/>
-        </w:rPr>
-        <w:t xml:space="preserve">hospitalario y capacidad de seguimiento de pacientes.</w:t>
+        <w:t xml:space="preserve">: panel de los egresos programados, con cuatro tarjetas —egresos</w:t>
+      </w:r>
+      <w:r>
+        <w:rPr>
+          <w:lang w:val="es"/>
+        </w:rPr>
+        <w:t xml:space="preserve"> </w:t>
+      </w:r>
+      <w:r>
+        <w:rPr>
+          <w:lang w:val="es"/>
+        </w:rPr>
+        <w:t xml:space="preserve">del día, capacidad de seguimiento, cobertura de riesgo estimada y riesgo de no</w:t>
+      </w:r>
+      <w:r>
+        <w:rPr>
+          <w:lang w:val="es"/>
+        </w:rPr>
+        <w:t xml:space="preserve"> </w:t>
+      </w:r>
+      <w:r>
+        <w:rPr>
+          <w:lang w:val="es"/>
+        </w:rPr>
+        <w:t xml:space="preserve">cobertura— y una tabla de detalle con filtros por fecha de alta, servicio</w:t>
+      </w:r>
+      <w:r>
+        <w:rPr>
+          <w:lang w:val="es"/>
+        </w:rPr>
+        <w:t xml:space="preserve"> </w:t>
+      </w:r>
+      <w:r>
+        <w:rPr>
+          <w:lang w:val="es"/>
+        </w:rPr>
+        <w:t xml:space="preserve">hospitalario y capacidad de seguimiento.</w:t>
       </w:r>
     </w:p>
     <w:p>
@@ -3905,67 +3833,55 @@
         <w:rPr>
           <w:lang w:val="es"/>
         </w:rPr>
-        <w:t xml:space="preserve">: Esta visual facilita el registro del paciente, y propone la captura</w:t>
-      </w:r>
-      <w:r>
-        <w:rPr>
-          <w:lang w:val="es"/>
-        </w:rPr>
-        <w:t xml:space="preserve"> </w:t>
-      </w:r>
-      <w:r>
-        <w:rPr>
-          <w:lang w:val="es"/>
-        </w:rPr>
-        <w:t xml:space="preserve">de los datos para la predicción del modelo de ML, los campos son el rango de edad, tipo</w:t>
-      </w:r>
-      <w:r>
-        <w:rPr>
-          <w:lang w:val="es"/>
-        </w:rPr>
-        <w:t xml:space="preserve"> </w:t>
-      </w:r>
-      <w:r>
-        <w:rPr>
-          <w:lang w:val="es"/>
-        </w:rPr>
-        <w:t xml:space="preserve">de admisión, servicio que da el alta, días de estancia, número de diagnósticos, número de</w:t>
-      </w:r>
-      <w:r>
-        <w:rPr>
-          <w:lang w:val="es"/>
-        </w:rPr>
-        <w:t xml:space="preserve"> </w:t>
-      </w:r>
-      <w:r>
-        <w:rPr>
-          <w:lang w:val="es"/>
-        </w:rPr>
-        <w:t xml:space="preserve">medicamentos, ingresos previos (1 año), urgencias previas (1 año), resultado de A1C y cambio</w:t>
-      </w:r>
-      <w:r>
-        <w:rPr>
-          <w:lang w:val="es"/>
-        </w:rPr>
-        <w:t xml:space="preserve"> </w:t>
-      </w:r>
-      <w:r>
-        <w:rPr>
-          <w:lang w:val="es"/>
-        </w:rPr>
-        <w:t xml:space="preserve">de medicación. Es en esta sección donde se debe invocar al api de predicciones en la</w:t>
-      </w:r>
-      <w:r>
-        <w:rPr>
-          <w:lang w:val="es"/>
-        </w:rPr>
-        <w:t xml:space="preserve"> </w:t>
-      </w:r>
-      <w:r>
-        <w:rPr>
-          <w:lang w:val="es"/>
-        </w:rPr>
-        <w:t xml:space="preserve">siguiente iteración.</w:t>
+        <w:t xml:space="preserve">: registra el encuentro y captura los datos que consume el modelo</w:t>
+      </w:r>
+      <w:r>
+        <w:rPr>
+          <w:lang w:val="es"/>
+        </w:rPr>
+        <w:t xml:space="preserve"> </w:t>
+      </w:r>
+      <w:r>
+        <w:rPr>
+          <w:lang w:val="es"/>
+        </w:rPr>
+        <w:t xml:space="preserve">—rango de edad, tipo de admisión, servicio que da el alta, días de estancia,</w:t>
+      </w:r>
+      <w:r>
+        <w:rPr>
+          <w:lang w:val="es"/>
+        </w:rPr>
+        <w:t xml:space="preserve"> </w:t>
+      </w:r>
+      <w:r>
+        <w:rPr>
+          <w:lang w:val="es"/>
+        </w:rPr>
+        <w:t xml:space="preserve">número de diagnósticos y de medicamentos, ingresos y urgencias previas (1 año),</w:t>
+      </w:r>
+      <w:r>
+        <w:rPr>
+          <w:lang w:val="es"/>
+        </w:rPr>
+        <w:t xml:space="preserve"> </w:t>
+      </w:r>
+      <w:r>
+        <w:rPr>
+          <w:lang w:val="es"/>
+        </w:rPr>
+        <w:t xml:space="preserve">resultado de A1C y cambio de medicación—. Es la vista que invoca la API de</w:t>
+      </w:r>
+      <w:r>
+        <w:rPr>
+          <w:lang w:val="es"/>
+        </w:rPr>
+        <w:t xml:space="preserve"> </w:t>
+      </w:r>
+      <w:r>
+        <w:rPr>
+          <w:lang w:val="es"/>
+        </w:rPr>
+        <w:t xml:space="preserve">predicciones.</w:t>
       </w:r>
     </w:p>
     <w:p>
@@ -4091,43 +4007,31 @@
         <w:rPr>
           <w:lang w:val="es"/>
         </w:rPr>
-        <w:t xml:space="preserve">: Es una visual analítica que muestra dónde se concentra el riesgo de reingreso,</w:t>
-      </w:r>
-      <w:r>
-        <w:rPr>
-          <w:lang w:val="es"/>
-        </w:rPr>
-        <w:t xml:space="preserve"> </w:t>
-      </w:r>
-      <w:r>
-        <w:rPr>
-          <w:lang w:val="es"/>
-        </w:rPr>
-        <w:t xml:space="preserve">teniendo en cuenta criterios como tasa de reingreso &lt; 30 días según ingresos previos, tasa de</w:t>
-      </w:r>
-      <w:r>
-        <w:rPr>
-          <w:lang w:val="es"/>
-        </w:rPr>
-        <w:t xml:space="preserve"> </w:t>
-      </w:r>
-      <w:r>
-        <w:rPr>
-          <w:lang w:val="es"/>
-        </w:rPr>
-        <w:t xml:space="preserve">especialidad que da el alta, tasa por rango de edad. Se plantean gráficas de barras horizontales</w:t>
-      </w:r>
-      <w:r>
-        <w:rPr>
-          <w:lang w:val="es"/>
-        </w:rPr>
-        <w:t xml:space="preserve"> </w:t>
-      </w:r>
-      <w:r>
-        <w:rPr>
-          <w:lang w:val="es"/>
-        </w:rPr>
-        <w:t xml:space="preserve">para visualizar este informe.</w:t>
+        <w:t xml:space="preserve">: visual analítica de dónde se concentra el riesgo, con barras</w:t>
+      </w:r>
+      <w:r>
+        <w:rPr>
+          <w:lang w:val="es"/>
+        </w:rPr>
+        <w:t xml:space="preserve"> </w:t>
+      </w:r>
+      <w:r>
+        <w:rPr>
+          <w:lang w:val="es"/>
+        </w:rPr>
+        <w:t xml:space="preserve">horizontales de la tasa de reingreso &lt; 30 días por ingresos previos, por</w:t>
+      </w:r>
+      <w:r>
+        <w:rPr>
+          <w:lang w:val="es"/>
+        </w:rPr>
+        <w:t xml:space="preserve"> </w:t>
+      </w:r>
+      <w:r>
+        <w:rPr>
+          <w:lang w:val="es"/>
+        </w:rPr>
+        <w:t xml:space="preserve">especialidad que da el alta y por rango de edad.</w:t>
       </w:r>
     </w:p>
     <w:p>
@@ -4366,43 +4270,19 @@
         <w:rPr>
           <w:lang w:val="es"/>
         </w:rPr>
-        <w:t xml:space="preserve">La validación del despliegue dejó a la vista tres defectos de tema que el</w:t>
-      </w:r>
-      <w:r>
-        <w:rPr>
-          <w:lang w:val="es"/>
-        </w:rPr>
-        <w:t xml:space="preserve"> </w:t>
-      </w:r>
-      <w:r>
-        <w:rPr>
-          <w:lang w:val="es"/>
-        </w:rPr>
-        <w:t xml:space="preserve">ambiente local no mostraba: Streamlit resolvía sus colores según la preferencia</w:t>
-      </w:r>
-      <w:r>
-        <w:rPr>
-          <w:lang w:val="es"/>
-        </w:rPr>
-        <w:t xml:space="preserve"> </w:t>
-      </w:r>
-      <w:r>
-        <w:rPr>
-          <w:lang w:val="es"/>
-        </w:rPr>
-        <w:t xml:space="preserve">del sistema de quien miraba, y en modo oscuro los títulos y las cifras de las</w:t>
-      </w:r>
-      <w:r>
-        <w:rPr>
-          <w:lang w:val="es"/>
-        </w:rPr>
-        <w:t xml:space="preserve"> </w:t>
-      </w:r>
-      <w:r>
-        <w:rPr>
-          <w:lang w:val="es"/>
-        </w:rPr>
-        <w:t xml:space="preserve">tarjetas quedaban blanco sobre blanco; el</w:t>
+        <w:t xml:space="preserve">El despliegue destapó tres defectos de tema que el ambiente local no mostraba:</w:t>
+      </w:r>
+      <w:r>
+        <w:rPr>
+          <w:lang w:val="es"/>
+        </w:rPr>
+        <w:t xml:space="preserve"> </w:t>
+      </w:r>
+      <w:r>
+        <w:rPr>
+          <w:lang w:val="es"/>
+        </w:rPr>
+        <w:t xml:space="preserve">texto blanco sobre blanco en modo oscuro,</w:t>
       </w:r>
       <w:r>
         <w:rPr>
@@ -4427,31 +4307,19 @@
         <w:rPr>
           <w:lang w:val="es"/>
         </w:rPr>
-        <w:t xml:space="preserve">no se podía reabrir una vez</w:t>
-      </w:r>
-      <w:r>
-        <w:rPr>
-          <w:lang w:val="es"/>
-        </w:rPr>
-        <w:t xml:space="preserve"> </w:t>
-      </w:r>
-      <w:r>
-        <w:rPr>
-          <w:lang w:val="es"/>
-        </w:rPr>
-        <w:t xml:space="preserve">colapsado; y el selector de unidad quedaba ilegible porque Streamlit 1.63 cambió</w:t>
-      </w:r>
-      <w:r>
-        <w:rPr>
-          <w:lang w:val="es"/>
-        </w:rPr>
-        <w:t xml:space="preserve"> </w:t>
-      </w:r>
-      <w:r>
-        <w:rPr>
-          <w:lang w:val="es"/>
-        </w:rPr>
-        <w:t xml:space="preserve">los</w:t>
+        <w:t xml:space="preserve">que no reabría una vez</w:t>
+      </w:r>
+      <w:r>
+        <w:rPr>
+          <w:lang w:val="es"/>
+        </w:rPr>
+        <w:t xml:space="preserve"> </w:t>
+      </w:r>
+      <w:r>
+        <w:rPr>
+          <w:lang w:val="es"/>
+        </w:rPr>
+        <w:t xml:space="preserve">colapsado y</w:t>
       </w:r>
       <w:r>
         <w:rPr>
@@ -4476,43 +4344,43 @@
         <w:rPr>
           <w:lang w:val="es"/>
         </w:rPr>
-        <w:t xml:space="preserve">de BaseWeb a react-aria. Los tres se corrigieron fijando el tema</w:t>
-      </w:r>
-      <w:r>
-        <w:rPr>
-          <w:lang w:val="es"/>
-        </w:rPr>
-        <w:t xml:space="preserve"> </w:t>
-      </w:r>
-      <w:r>
-        <w:rPr>
-          <w:lang w:val="es"/>
-        </w:rPr>
-        <w:t xml:space="preserve">del tablero. Que aparecieran solo en producción es el argumento a favor de la</w:t>
-      </w:r>
-      <w:r>
-        <w:rPr>
-          <w:lang w:val="es"/>
-        </w:rPr>
-        <w:t xml:space="preserve"> </w:t>
-      </w:r>
-      <w:r>
-        <w:rPr>
-          <w:lang w:val="es"/>
-        </w:rPr>
-        <w:t xml:space="preserve">deuda que sí queda pendiente: no hay pruebas de front que atrapen regresiones</w:t>
-      </w:r>
-      <w:r>
-        <w:rPr>
-          <w:lang w:val="es"/>
-        </w:rPr>
-        <w:t xml:space="preserve"> </w:t>
-      </w:r>
-      <w:r>
-        <w:rPr>
-          <w:lang w:val="es"/>
-        </w:rPr>
-        <w:t xml:space="preserve">visuales, y la integración con el API se aborda en la semana 6.</w:t>
+        <w:t xml:space="preserve">ilegible tras el cambio de BaseWeb a react-aria en</w:t>
+      </w:r>
+      <w:r>
+        <w:rPr>
+          <w:lang w:val="es"/>
+        </w:rPr>
+        <w:t xml:space="preserve"> </w:t>
+      </w:r>
+      <w:r>
+        <w:rPr>
+          <w:lang w:val="es"/>
+        </w:rPr>
+        <w:t xml:space="preserve">Streamlit 1.63. Los tres se corrigieron fijando el tema. Que solo aparecieran en</w:t>
+      </w:r>
+      <w:r>
+        <w:rPr>
+          <w:lang w:val="es"/>
+        </w:rPr>
+        <w:t xml:space="preserve"> </w:t>
+      </w:r>
+      <w:r>
+        <w:rPr>
+          <w:lang w:val="es"/>
+        </w:rPr>
+        <w:t xml:space="preserve">producción sustenta la deuda que queda: no hay pruebas de front que atrapen</w:t>
+      </w:r>
+      <w:r>
+        <w:rPr>
+          <w:lang w:val="es"/>
+        </w:rPr>
+        <w:t xml:space="preserve"> </w:t>
+      </w:r>
+      <w:r>
+        <w:rPr>
+          <w:lang w:val="es"/>
+        </w:rPr>
+        <w:t xml:space="preserve">regresiones visuales, y la integración con el API se aborda en la semana 6.</w:t>
       </w:r>
     </w:p>
     <w:p>
@@ -4568,31 +4436,19 @@
         <w:rPr>
           <w:lang w:val="es"/>
         </w:rPr>
-        <w:t xml:space="preserve">tiene forma de importar el modelo ni de cargar el artefacto serializado, solo</w:t>
-      </w:r>
-      <w:r>
-        <w:rPr>
-          <w:lang w:val="es"/>
-        </w:rPr>
-        <w:t xml:space="preserve"> </w:t>
-      </w:r>
-      <w:r>
-        <w:rPr>
-          <w:lang w:val="es"/>
-        </w:rPr>
-        <w:t xml:space="preserve">puede hablar con la API por HTTP. El historial de commits de cada integrante se</w:t>
-      </w:r>
-      <w:r>
-        <w:rPr>
-          <w:lang w:val="es"/>
-        </w:rPr>
-        <w:t xml:space="preserve"> </w:t>
-      </w:r>
-      <w:r>
-        <w:rPr>
-          <w:lang w:val="es"/>
-        </w:rPr>
-        <w:t xml:space="preserve">consulta en</w:t>
+        <w:t xml:space="preserve">puede importar el modelo ni cargar el artefacto serializado, solo hablar con la</w:t>
+      </w:r>
+      <w:r>
+        <w:rPr>
+          <w:lang w:val="es"/>
+        </w:rPr>
+        <w:t xml:space="preserve"> </w:t>
+      </w:r>
+      <w:r>
+        <w:rPr>
+          <w:lang w:val="es"/>
+        </w:rPr>
+        <w:t xml:space="preserve">API por HTTP. El historial de commits de cada integrante esta en</w:t>
       </w:r>
       <w:r>
         <w:rPr>
@@ -6107,6 +5963,1027 @@
     </w:p>
     <w:bookmarkEnd w:id="52"/>
     <w:bookmarkEnd w:id="53"/>
+    <w:bookmarkStart w:id="57" w:name="reporte-de-trabajo-en-equipo"/>
+    <w:p>
+      <w:pPr>
+        <w:pStyle w:val="Heading1"/>
+      </w:pPr>
+      <w:r>
+        <w:rPr>
+          <w:lang w:val="es"/>
+        </w:rPr>
+        <w:t xml:space="preserve">6. Reporte de trabajo en equipo</w:t>
+      </w:r>
+    </w:p>
+    <w:bookmarkStart w:id="54" w:name="como-nos-organizamos"/>
+    <w:p>
+      <w:pPr>
+        <w:pStyle w:val="Heading2"/>
+      </w:pPr>
+      <w:r>
+        <w:rPr>
+          <w:lang w:val="es"/>
+        </w:rPr>
+        <w:t xml:space="preserve">6.1 Como nos organizamos</w:t>
+      </w:r>
+    </w:p>
+    <w:p>
+      <w:pPr>
+        <w:pStyle w:val="FirstParagraph"/>
+      </w:pPr>
+      <w:r>
+        <w:rPr>
+          <w:lang w:val="es"/>
+        </w:rPr>
+        <w:t xml:space="preserve">El trabajo se reparte por</w:t>
+      </w:r>
+      <w:r>
+        <w:rPr>
+          <w:lang w:val="es"/>
+        </w:rPr>
+        <w:t xml:space="preserve"> </w:t>
+      </w:r>
+      <w:r>
+        <w:rPr>
+          <w:b/>
+          <w:bCs/>
+          <w:lang w:val="es"/>
+        </w:rPr>
+        <w:t xml:space="preserve">item de trabajo</w:t>
+      </w:r>
+      <w:r>
+        <w:rPr>
+          <w:lang w:val="es"/>
+        </w:rPr>
+        <w:t xml:space="preserve">, no por persona: cada item vive en</w:t>
+      </w:r>
+      <w:r>
+        <w:rPr>
+          <w:lang w:val="es"/>
+        </w:rPr>
+        <w:t xml:space="preserve"> </w:t>
+      </w:r>
+      <w:r>
+        <w:rPr>
+          <w:lang w:val="es"/>
+        </w:rPr>
+        <w:t xml:space="preserve">su propia rama</w:t>
+      </w:r>
+      <w:r>
+        <w:rPr>
+          <w:lang w:val="es"/>
+        </w:rPr>
+        <w:t xml:space="preserve"> </w:t>
+      </w:r>
+      <w:r>
+        <w:rPr>
+          <w:rStyle w:val="VerbatimChar"/>
+          <w:lang w:val="es"/>
+        </w:rPr>
+        <w:t xml:space="preserve">feature/*</w:t>
+      </w:r>
+      <w:r>
+        <w:rPr>
+          <w:lang w:val="es"/>
+        </w:rPr>
+        <w:t xml:space="preserve">, sale de</w:t>
+      </w:r>
+      <w:r>
+        <w:rPr>
+          <w:lang w:val="es"/>
+        </w:rPr>
+        <w:t xml:space="preserve"> </w:t>
+      </w:r>
+      <w:r>
+        <w:rPr>
+          <w:rStyle w:val="VerbatimChar"/>
+          <w:lang w:val="es"/>
+        </w:rPr>
+        <w:t xml:space="preserve">develop</w:t>
+      </w:r>
+      <w:r>
+        <w:rPr>
+          <w:lang w:val="es"/>
+        </w:rPr>
+        <w:t xml:space="preserve"> </w:t>
+      </w:r>
+      <w:r>
+        <w:rPr>
+          <w:lang w:val="es"/>
+        </w:rPr>
+        <w:t xml:space="preserve">y vuelve a</w:t>
+      </w:r>
+      <w:r>
+        <w:rPr>
+          <w:lang w:val="es"/>
+        </w:rPr>
+        <w:t xml:space="preserve"> </w:t>
+      </w:r>
+      <w:r>
+        <w:rPr>
+          <w:rStyle w:val="VerbatimChar"/>
+          <w:lang w:val="es"/>
+        </w:rPr>
+        <w:t xml:space="preserve">develop</w:t>
+      </w:r>
+      <w:r>
+        <w:rPr>
+          <w:lang w:val="es"/>
+        </w:rPr>
+        <w:t xml:space="preserve"> </w:t>
+      </w:r>
+      <w:r>
+        <w:rPr>
+          <w:lang w:val="es"/>
+        </w:rPr>
+        <w:t xml:space="preserve">mediante un</w:t>
+      </w:r>
+      <w:r>
+        <w:rPr>
+          <w:lang w:val="es"/>
+        </w:rPr>
+        <w:t xml:space="preserve"> </w:t>
+      </w:r>
+      <w:r>
+        <w:rPr>
+          <w:lang w:val="es"/>
+        </w:rPr>
+        <w:t xml:space="preserve">pull request con revision de al menos un companero. Los merges conservan el</w:t>
+      </w:r>
+      <w:r>
+        <w:rPr>
+          <w:lang w:val="es"/>
+        </w:rPr>
+        <w:t xml:space="preserve"> </w:t>
+      </w:r>
+      <w:r>
+        <w:rPr>
+          <w:lang w:val="es"/>
+        </w:rPr>
+        <w:t xml:space="preserve">historial completo, sin</w:t>
+      </w:r>
+      <w:r>
+        <w:rPr>
+          <w:lang w:val="es"/>
+        </w:rPr>
+        <w:t xml:space="preserve"> </w:t>
+      </w:r>
+      <w:r>
+        <w:rPr>
+          <w:i/>
+          <w:iCs/>
+          <w:lang w:val="es"/>
+        </w:rPr>
+        <w:t xml:space="preserve">squash</w:t>
+      </w:r>
+      <w:r>
+        <w:rPr>
+          <w:lang w:val="es"/>
+        </w:rPr>
+        <w:t xml:space="preserve"> </w:t>
+      </w:r>
+      <w:r>
+        <w:rPr>
+          <w:lang w:val="es"/>
+        </w:rPr>
+        <w:t xml:space="preserve">ni</w:t>
+      </w:r>
+      <w:r>
+        <w:rPr>
+          <w:lang w:val="es"/>
+        </w:rPr>
+        <w:t xml:space="preserve"> </w:t>
+      </w:r>
+      <w:r>
+        <w:rPr>
+          <w:i/>
+          <w:iCs/>
+          <w:lang w:val="es"/>
+        </w:rPr>
+        <w:t xml:space="preserve">rebase</w:t>
+      </w:r>
+      <w:r>
+        <w:rPr>
+          <w:lang w:val="es"/>
+        </w:rPr>
+        <w:t xml:space="preserve"> </w:t>
+      </w:r>
+      <w:r>
+        <w:rPr>
+          <w:lang w:val="es"/>
+        </w:rPr>
+        <w:t xml:space="preserve">que colapsen la autoria, de modo</w:t>
+      </w:r>
+      <w:r>
+        <w:rPr>
+          <w:lang w:val="es"/>
+        </w:rPr>
+        <w:t xml:space="preserve"> </w:t>
+      </w:r>
+      <w:r>
+        <w:rPr>
+          <w:lang w:val="es"/>
+        </w:rPr>
+        <w:t xml:space="preserve">que el aporte de cada integrante queda verificable en el repositorio.</w:t>
+      </w:r>
+      <w:r>
+        <w:rPr>
+          <w:lang w:val="es"/>
+        </w:rPr>
+        <w:t xml:space="preserve"> </w:t>
+      </w:r>
+      <w:r>
+        <w:rPr>
+          <w:rStyle w:val="VerbatimChar"/>
+          <w:lang w:val="es"/>
+        </w:rPr>
+        <w:t xml:space="preserve">main</w:t>
+      </w:r>
+      <w:r>
+        <w:rPr>
+          <w:lang w:val="es"/>
+        </w:rPr>
+        <w:t xml:space="preserve"> </w:t>
+      </w:r>
+      <w:r>
+        <w:rPr>
+          <w:lang w:val="es"/>
+        </w:rPr>
+        <w:t xml:space="preserve">conserva unicamente los estados integrados de la entrega. Entre el 14 de agosto</w:t>
+      </w:r>
+      <w:r>
+        <w:rPr>
+          <w:lang w:val="es"/>
+        </w:rPr>
+        <w:t xml:space="preserve"> </w:t>
+      </w:r>
+      <w:r>
+        <w:rPr>
+          <w:lang w:val="es"/>
+        </w:rPr>
+        <w:t xml:space="preserve">y el 6 de septiembre se abrieron 18 pull requests entre los dos repositorios, de</w:t>
+      </w:r>
+      <w:r>
+        <w:rPr>
+          <w:lang w:val="es"/>
+        </w:rPr>
+        <w:t xml:space="preserve"> </w:t>
+      </w:r>
+      <w:r>
+        <w:rPr>
+          <w:lang w:val="es"/>
+        </w:rPr>
+        <w:t xml:space="preserve">los cuales 17 se integraron.</w:t>
+      </w:r>
+    </w:p>
+    <w:p>
+      <w:pPr>
+        <w:pStyle w:val="BodyText"/>
+      </w:pPr>
+      <w:r>
+        <w:rPr>
+          <w:lang w:val="es"/>
+        </w:rPr>
+        <w:t xml:space="preserve">La revision interna se hace sobre el pull request antes de integrar: la del</w:t>
+      </w:r>
+      <w:r>
+        <w:rPr>
+          <w:lang w:val="es"/>
+        </w:rPr>
+        <w:t xml:space="preserve"> </w:t>
+      </w:r>
+      <w:r>
+        <w:rPr>
+          <w:lang w:val="es"/>
+        </w:rPr>
+        <w:t xml:space="preserve">modelo de regresion logistica identifico un archivo que no compilaba, un umbral</w:t>
+      </w:r>
+      <w:r>
+        <w:rPr>
+          <w:lang w:val="es"/>
+        </w:rPr>
+        <w:t xml:space="preserve"> </w:t>
+      </w:r>
+      <w:r>
+        <w:rPr>
+          <w:lang w:val="es"/>
+        </w:rPr>
+        <w:t xml:space="preserve">calibrado sobre un modelo distinto al final y una dependencia de orden de</w:t>
+      </w:r>
+      <w:r>
+        <w:rPr>
+          <w:lang w:val="es"/>
+        </w:rPr>
+        <w:t xml:space="preserve"> </w:t>
+      </w:r>
+      <w:r>
+        <w:rPr>
+          <w:lang w:val="es"/>
+        </w:rPr>
+        <w:t xml:space="preserve">ejecucion no documentada; los tres se corrigieron antes del merge.</w:t>
+      </w:r>
+    </w:p>
+    <w:bookmarkEnd w:id="54"/>
+    <w:bookmarkStart w:id="55" w:name="quien-hizo-que"/>
+    <w:p>
+      <w:pPr>
+        <w:pStyle w:val="Heading2"/>
+      </w:pPr>
+      <w:r>
+        <w:rPr>
+          <w:lang w:val="es"/>
+        </w:rPr>
+        <w:t xml:space="preserve">6.2 Quien hizo que</w:t>
+      </w:r>
+    </w:p>
+    <w:p>
+      <w:pPr>
+        <w:pStyle w:val="FirstParagraph"/>
+      </w:pPr>
+      <w:r>
+        <w:rPr>
+          <w:b/>
+          <w:bCs/>
+          <w:lang w:val="es"/>
+        </w:rPr>
+        <w:t xml:space="preserve">Camilo Rodriguez</w:t>
+      </w:r>
+      <w:r>
+        <w:rPr>
+          <w:lang w:val="es"/>
+        </w:rPr>
+        <w:t xml:space="preserve"> </w:t>
+      </w:r>
+      <w:r>
+        <w:rPr>
+          <w:lang w:val="es"/>
+        </w:rPr>
+        <w:t xml:space="preserve">— Modelo de regresion logistica. Preparacion de</w:t>
+      </w:r>
+      <w:r>
+        <w:rPr>
+          <w:lang w:val="es"/>
+        </w:rPr>
+        <w:t xml:space="preserve"> </w:t>
+      </w:r>
+      <w:r>
+        <w:rPr>
+          <w:lang w:val="es"/>
+        </w:rPr>
+        <w:t xml:space="preserve">caracteristicas, agrupacion de diagnosticos ICD-9, particion por paciente y las</w:t>
+      </w:r>
+      <w:r>
+        <w:rPr>
+          <w:lang w:val="es"/>
+        </w:rPr>
+        <w:t xml:space="preserve"> </w:t>
+      </w:r>
+      <w:r>
+        <w:rPr>
+          <w:lang w:val="es"/>
+        </w:rPr>
+        <w:t xml:space="preserve">seis versiones del modelo: base, balanceo de clases, regularizacion, peso de la</w:t>
+      </w:r>
+      <w:r>
+        <w:rPr>
+          <w:lang w:val="es"/>
+        </w:rPr>
+        <w:t xml:space="preserve"> </w:t>
+      </w:r>
+      <w:r>
+        <w:rPr>
+          <w:lang w:val="es"/>
+        </w:rPr>
+        <w:t xml:space="preserve">clase positiva, ajuste de umbral y Elastic Net. Evaluacion con ROC-AUC, PR-AUC,</w:t>
+      </w:r>
+      <w:r>
+        <w:rPr>
+          <w:lang w:val="es"/>
+        </w:rPr>
+        <w:t xml:space="preserve"> </w:t>
+      </w:r>
+      <w:r>
+        <w:rPr>
+          <w:lang w:val="es"/>
+        </w:rPr>
+        <w:t xml:space="preserve">recall, F1/F2 y matriz de confusion, mas el analisis de priorizacion por</w:t>
+      </w:r>
+      <w:r>
+        <w:rPr>
+          <w:lang w:val="es"/>
+        </w:rPr>
+        <w:t xml:space="preserve"> </w:t>
+      </w:r>
+      <w:r>
+        <w:rPr>
+          <w:lang w:val="es"/>
+        </w:rPr>
+        <w:t xml:space="preserve">capacidad. Redacto las secciones de modelos y de conclusiones del reporte.</w:t>
+      </w:r>
+      <w:r>
+        <w:rPr>
+          <w:lang w:val="es"/>
+        </w:rPr>
+        <w:t xml:space="preserve"> </w:t>
+      </w:r>
+      <w:r>
+        <w:rPr>
+          <w:i/>
+          <w:iCs/>
+          <w:lang w:val="es"/>
+        </w:rPr>
+        <w:t xml:space="preserve">Evidencia: ramas</w:t>
+      </w:r>
+      <w:r>
+        <w:rPr>
+          <w:i/>
+          <w:iCs/>
+          <w:lang w:val="es"/>
+        </w:rPr>
+        <w:t xml:space="preserve"> </w:t>
+      </w:r>
+      <w:r>
+        <w:rPr>
+          <w:rStyle w:val="VerbatimChar"/>
+          <w:i/>
+          <w:iCs/>
+          <w:lang w:val="es"/>
+        </w:rPr>
+        <w:t xml:space="preserve">feature/camilo-validacion-entrega1</w:t>
+      </w:r>
+      <w:r>
+        <w:rPr>
+          <w:i/>
+          <w:iCs/>
+          <w:lang w:val="es"/>
+        </w:rPr>
+        <w:t xml:space="preserve"> </w:t>
+      </w:r>
+      <w:r>
+        <w:rPr>
+          <w:i/>
+          <w:iCs/>
+          <w:lang w:val="es"/>
+        </w:rPr>
+        <w:t xml:space="preserve">y</w:t>
+      </w:r>
+      <w:r>
+        <w:rPr>
+          <w:i/>
+          <w:iCs/>
+          <w:lang w:val="es"/>
+        </w:rPr>
+        <w:t xml:space="preserve"> </w:t>
+      </w:r>
+      <w:r>
+        <w:rPr>
+          <w:rStyle w:val="VerbatimChar"/>
+          <w:i/>
+          <w:iCs/>
+          <w:lang w:val="es"/>
+        </w:rPr>
+        <w:t xml:space="preserve">feature/camilo-regresion-entrega2</w:t>
+      </w:r>
+      <w:r>
+        <w:rPr>
+          <w:i/>
+          <w:iCs/>
+          <w:lang w:val="es"/>
+        </w:rPr>
+        <w:t xml:space="preserve">, pull requests #1 y #4.</w:t>
+      </w:r>
+    </w:p>
+    <w:p>
+      <w:pPr>
+        <w:pStyle w:val="BodyText"/>
+      </w:pPr>
+      <w:r>
+        <w:rPr>
+          <w:b/>
+          <w:bCs/>
+          <w:lang w:val="es"/>
+        </w:rPr>
+        <w:t xml:space="preserve">Leonardo Almanza</w:t>
+      </w:r>
+      <w:r>
+        <w:rPr>
+          <w:lang w:val="es"/>
+        </w:rPr>
+        <w:t xml:space="preserve"> </w:t>
+      </w:r>
+      <w:r>
+        <w:rPr>
+          <w:lang w:val="es"/>
+        </w:rPr>
+        <w:t xml:space="preserve">— Modelo de bosque aleatorio. Conjunto de modelamiento a</w:t>
+      </w:r>
+      <w:r>
+        <w:rPr>
+          <w:lang w:val="es"/>
+        </w:rPr>
+        <w:t xml:space="preserve"> </w:t>
+      </w:r>
+      <w:r>
+        <w:rPr>
+          <w:lang w:val="es"/>
+        </w:rPr>
+        <w:t xml:space="preserve">partir de las decisiones del EDA, particion y validacion cruzada agrupadas por</w:t>
+      </w:r>
+      <w:r>
+        <w:rPr>
+          <w:lang w:val="es"/>
+        </w:rPr>
+        <w:t xml:space="preserve"> </w:t>
+      </w:r>
+      <w:r>
+        <w:rPr>
+          <w:lang w:val="es"/>
+        </w:rPr>
+        <w:t xml:space="preserve">paciente, comparacion de siete tecnicas de desbalance, cuatro escenarios de</w:t>
+      </w:r>
+      <w:r>
+        <w:rPr>
+          <w:lang w:val="es"/>
+        </w:rPr>
+        <w:t xml:space="preserve"> </w:t>
+      </w:r>
+      <w:r>
+        <w:rPr>
+          <w:lang w:val="es"/>
+        </w:rPr>
+        <w:t xml:space="preserve">hiperparametros del arbol, seleccion de caracteristicas por importancia de</w:t>
+      </w:r>
+      <w:r>
+        <w:rPr>
+          <w:lang w:val="es"/>
+        </w:rPr>
+        <w:t xml:space="preserve"> </w:t>
+      </w:r>
+      <w:r>
+        <w:rPr>
+          <w:lang w:val="es"/>
+        </w:rPr>
+        <w:t xml:space="preserve">permutacion y evaluacion con calibracion, en cuaderno ejecutado.</w:t>
+      </w:r>
+      <w:r>
+        <w:rPr>
+          <w:lang w:val="es"/>
+        </w:rPr>
+        <w:t xml:space="preserve"> </w:t>
+      </w:r>
+      <w:r>
+        <w:rPr>
+          <w:i/>
+          <w:iCs/>
+          <w:lang w:val="es"/>
+        </w:rPr>
+        <w:t xml:space="preserve">Evidencia: rama</w:t>
+      </w:r>
+      <w:r>
+        <w:rPr>
+          <w:i/>
+          <w:iCs/>
+          <w:lang w:val="es"/>
+        </w:rPr>
+        <w:t xml:space="preserve"> </w:t>
+      </w:r>
+      <w:r>
+        <w:rPr>
+          <w:rStyle w:val="VerbatimChar"/>
+          <w:i/>
+          <w:iCs/>
+          <w:lang w:val="es"/>
+        </w:rPr>
+        <w:t xml:space="preserve">features/trees-random-boost-la</w:t>
+      </w:r>
+      <w:r>
+        <w:rPr>
+          <w:i/>
+          <w:iCs/>
+          <w:lang w:val="es"/>
+        </w:rPr>
+        <w:t xml:space="preserve">, pull request #6.</w:t>
+      </w:r>
+    </w:p>
+    <w:p>
+      <w:pPr>
+        <w:pStyle w:val="BodyText"/>
+      </w:pPr>
+      <w:r>
+        <w:rPr>
+          <w:b/>
+          <w:bCs/>
+          <w:lang w:val="es"/>
+        </w:rPr>
+        <w:t xml:space="preserve">Rainer Solano</w:t>
+      </w:r>
+      <w:r>
+        <w:rPr>
+          <w:lang w:val="es"/>
+        </w:rPr>
+        <w:t xml:space="preserve"> </w:t>
+      </w:r>
+      <w:r>
+        <w:rPr>
+          <w:lang w:val="es"/>
+        </w:rPr>
+        <w:t xml:space="preserve">— Arquitectura de la solucion: documento</w:t>
+      </w:r>
+      <w:r>
+        <w:rPr>
+          <w:lang w:val="es"/>
+        </w:rPr>
+        <w:t xml:space="preserve"> </w:t>
+      </w:r>
+      <w:r>
+        <w:rPr>
+          <w:rStyle w:val="VerbatimChar"/>
+          <w:lang w:val="es"/>
+        </w:rPr>
+        <w:t xml:space="preserve">INFRA-V-0.0.1.md</w:t>
+      </w:r>
+      <w:r>
+        <w:rPr>
+          <w:lang w:val="es"/>
+        </w:rPr>
+        <w:t xml:space="preserve"> </w:t>
+      </w:r>
+      <w:r>
+        <w:rPr>
+          <w:lang w:val="es"/>
+        </w:rPr>
+        <w:t xml:space="preserve">con la propuesta de infraestructura y los diagramas de desarrollo y produccion.</w:t>
+      </w:r>
+      <w:r>
+        <w:rPr>
+          <w:lang w:val="es"/>
+        </w:rPr>
+        <w:t xml:space="preserve"> </w:t>
+      </w:r>
+      <w:r>
+        <w:rPr>
+          <w:lang w:val="es"/>
+        </w:rPr>
+        <w:t xml:space="preserve">Arquitectura de software del tablero: estructura modular de vistas, componentes</w:t>
+      </w:r>
+      <w:r>
+        <w:rPr>
+          <w:lang w:val="es"/>
+        </w:rPr>
+        <w:t xml:space="preserve"> </w:t>
+      </w:r>
+      <w:r>
+        <w:rPr>
+          <w:lang w:val="es"/>
+        </w:rPr>
+        <w:t xml:space="preserve">y servicios, diseno del CSS, traduccion de la maqueta HTML a Streamlit y</w:t>
+      </w:r>
+      <w:r>
+        <w:rPr>
+          <w:lang w:val="es"/>
+        </w:rPr>
+        <w:t xml:space="preserve"> </w:t>
+      </w:r>
+      <w:r>
+        <w:rPr>
+          <w:lang w:val="es"/>
+        </w:rPr>
+        <w:t xml:space="preserve">despliegue en Railway para validacion inicial. Redacto la seccion del tablero</w:t>
+      </w:r>
+      <w:r>
+        <w:rPr>
+          <w:lang w:val="es"/>
+        </w:rPr>
+        <w:t xml:space="preserve"> </w:t>
+      </w:r>
+      <w:r>
+        <w:rPr>
+          <w:lang w:val="es"/>
+        </w:rPr>
+        <w:t xml:space="preserve">del reporte.</w:t>
+      </w:r>
+      <w:r>
+        <w:rPr>
+          <w:lang w:val="es"/>
+        </w:rPr>
+        <w:t xml:space="preserve"> </w:t>
+      </w:r>
+      <w:r>
+        <w:rPr>
+          <w:i/>
+          <w:iCs/>
+          <w:lang w:val="es"/>
+        </w:rPr>
+        <w:t xml:space="preserve">Evidencia: rama</w:t>
+      </w:r>
+      <w:r>
+        <w:rPr>
+          <w:i/>
+          <w:iCs/>
+          <w:lang w:val="es"/>
+        </w:rPr>
+        <w:t xml:space="preserve"> </w:t>
+      </w:r>
+      <w:r>
+        <w:rPr>
+          <w:rStyle w:val="VerbatimChar"/>
+          <w:i/>
+          <w:iCs/>
+          <w:lang w:val="es"/>
+        </w:rPr>
+        <w:t xml:space="preserve">feature/infra-delivery-baseline-arq</w:t>
+      </w:r>
+      <w:r>
+        <w:rPr>
+          <w:i/>
+          <w:iCs/>
+          <w:lang w:val="es"/>
+        </w:rPr>
+        <w:t xml:space="preserve">, pull requests #3 y #10 en</w:t>
+      </w:r>
+      <w:r>
+        <w:rPr>
+          <w:i/>
+          <w:iCs/>
+          <w:lang w:val="es"/>
+        </w:rPr>
+        <w:t xml:space="preserve"> </w:t>
+      </w:r>
+      <w:r>
+        <w:rPr>
+          <w:rStyle w:val="VerbatimChar"/>
+          <w:i/>
+          <w:iCs/>
+          <w:lang w:val="es"/>
+        </w:rPr>
+        <w:t xml:space="preserve">-api</w:t>
+      </w:r>
+      <w:r>
+        <w:rPr>
+          <w:i/>
+          <w:iCs/>
+          <w:lang w:val="es"/>
+        </w:rPr>
+        <w:t xml:space="preserve"> </w:t>
+      </w:r>
+      <w:r>
+        <w:rPr>
+          <w:i/>
+          <w:iCs/>
+          <w:lang w:val="es"/>
+        </w:rPr>
+        <w:t xml:space="preserve">y pull request #1 en</w:t>
+      </w:r>
+      <w:r>
+        <w:rPr>
+          <w:i/>
+          <w:iCs/>
+          <w:lang w:val="es"/>
+        </w:rPr>
+        <w:t xml:space="preserve"> </w:t>
+      </w:r>
+      <w:r>
+        <w:rPr>
+          <w:rStyle w:val="VerbatimChar"/>
+          <w:i/>
+          <w:iCs/>
+          <w:lang w:val="es"/>
+        </w:rPr>
+        <w:t xml:space="preserve">-ui</w:t>
+      </w:r>
+      <w:r>
+        <w:rPr>
+          <w:i/>
+          <w:iCs/>
+          <w:lang w:val="es"/>
+        </w:rPr>
+        <w:t xml:space="preserve">.</w:t>
+      </w:r>
+    </w:p>
+    <w:p>
+      <w:pPr>
+        <w:pStyle w:val="BodyText"/>
+      </w:pPr>
+      <w:r>
+        <w:rPr>
+          <w:b/>
+          <w:bCs/>
+          <w:lang w:val="es"/>
+        </w:rPr>
+        <w:t xml:space="preserve">Katerine Arias</w:t>
+      </w:r>
+      <w:r>
+        <w:rPr>
+          <w:lang w:val="es"/>
+        </w:rPr>
+        <w:t xml:space="preserve"> </w:t>
+      </w:r>
+      <w:r>
+        <w:rPr>
+          <w:lang w:val="es"/>
+        </w:rPr>
+        <w:t xml:space="preserve">— Infraestructura de seguimiento de experimentos y coordinacion</w:t>
+      </w:r>
+      <w:r>
+        <w:rPr>
+          <w:lang w:val="es"/>
+        </w:rPr>
+        <w:t xml:space="preserve"> </w:t>
+      </w:r>
+      <w:r>
+        <w:rPr>
+          <w:lang w:val="es"/>
+        </w:rPr>
+        <w:t xml:space="preserve">de las entregas. Servidor de MLflow sobre AWS EC2 con autenticacion, apagado</w:t>
+      </w:r>
+      <w:r>
+        <w:rPr>
+          <w:lang w:val="es"/>
+        </w:rPr>
+        <w:t xml:space="preserve"> </w:t>
+      </w:r>
+      <w:r>
+        <w:rPr>
+          <w:lang w:val="es"/>
+        </w:rPr>
+        <w:t xml:space="preserve">automatico por inactividad y control de costo; usuarios de acceso para el equipo;</w:t>
+      </w:r>
+      <w:r>
+        <w:rPr>
+          <w:lang w:val="es"/>
+        </w:rPr>
+        <w:t xml:space="preserve"> </w:t>
+      </w:r>
+      <w:r>
+        <w:rPr>
+          <w:lang w:val="es"/>
+        </w:rPr>
+        <w:t xml:space="preserve">registro de los experimentos de regresion logistica; figuras del reporte desde</w:t>
+      </w:r>
+      <w:r>
+        <w:rPr>
+          <w:lang w:val="es"/>
+        </w:rPr>
+        <w:t xml:space="preserve"> </w:t>
+      </w:r>
+      <w:r>
+        <w:rPr>
+          <w:lang w:val="es"/>
+        </w:rPr>
+        <w:t xml:space="preserve">MLflow; separacion del repositorio en codigo y tablero. Consolidacion del reporte.</w:t>
+      </w:r>
+      <w:r>
+        <w:rPr>
+          <w:lang w:val="es"/>
+        </w:rPr>
+        <w:t xml:space="preserve"> </w:t>
+      </w:r>
+      <w:r>
+        <w:rPr>
+          <w:i/>
+          <w:iCs/>
+          <w:lang w:val="es"/>
+        </w:rPr>
+        <w:t xml:space="preserve">Evidencia: ramas</w:t>
+      </w:r>
+      <w:r>
+        <w:rPr>
+          <w:i/>
+          <w:iCs/>
+          <w:lang w:val="es"/>
+        </w:rPr>
+        <w:t xml:space="preserve"> </w:t>
+      </w:r>
+      <w:r>
+        <w:rPr>
+          <w:rStyle w:val="VerbatimChar"/>
+          <w:i/>
+          <w:iCs/>
+          <w:lang w:val="es"/>
+        </w:rPr>
+        <w:t xml:space="preserve">feature/infra-mlflow-ec2</w:t>
+      </w:r>
+      <w:r>
+        <w:rPr>
+          <w:i/>
+          <w:iCs/>
+          <w:lang w:val="es"/>
+        </w:rPr>
+        <w:t xml:space="preserve">,</w:t>
+      </w:r>
+      <w:r>
+        <w:rPr>
+          <w:i/>
+          <w:iCs/>
+          <w:lang w:val="es"/>
+        </w:rPr>
+        <w:t xml:space="preserve"> </w:t>
+      </w:r>
+      <w:r>
+        <w:rPr>
+          <w:rStyle w:val="VerbatimChar"/>
+          <w:i/>
+          <w:iCs/>
+          <w:lang w:val="es"/>
+        </w:rPr>
+        <w:t xml:space="preserve">feature/mlflow-experimentos</w:t>
+      </w:r>
+      <w:r>
+        <w:rPr>
+          <w:i/>
+          <w:iCs/>
+          <w:lang w:val="es"/>
+        </w:rPr>
+        <w:t xml:space="preserve">,</w:t>
+      </w:r>
+      <w:r>
+        <w:rPr>
+          <w:i/>
+          <w:iCs/>
+          <w:lang w:val="es"/>
+        </w:rPr>
+        <w:t xml:space="preserve"> </w:t>
+      </w:r>
+      <w:r>
+        <w:rPr>
+          <w:rStyle w:val="VerbatimChar"/>
+          <w:i/>
+          <w:iCs/>
+          <w:lang w:val="es"/>
+        </w:rPr>
+        <w:t xml:space="preserve">feature/reporte-entrega-2</w:t>
+      </w:r>
+      <w:r>
+        <w:rPr>
+          <w:i/>
+          <w:iCs/>
+          <w:lang w:val="es"/>
+        </w:rPr>
+        <w:t xml:space="preserve">, pull requests #5, #7 y #8.</w:t>
+      </w:r>
+    </w:p>
+    <w:bookmarkEnd w:id="55"/>
+    <w:bookmarkStart w:id="56" w:name="como-discutimos-los-resultados"/>
+    <w:p>
+      <w:pPr>
+        <w:pStyle w:val="Heading2"/>
+      </w:pPr>
+      <w:r>
+        <w:rPr>
+          <w:lang w:val="es"/>
+        </w:rPr>
+        <w:t xml:space="preserve">6.3 Como discutimos los resultados</w:t>
+      </w:r>
+    </w:p>
+    <w:p>
+      <w:pPr>
+        <w:pStyle w:val="FirstParagraph"/>
+      </w:pPr>
+      <w:r>
+        <w:rPr>
+          <w:lang w:val="es"/>
+        </w:rPr>
+        <w:t xml:space="preserve">Las dos familias se desarrollaron en paralelo y por separado, y llegaron de forma</w:t>
+      </w:r>
+      <w:r>
+        <w:rPr>
+          <w:lang w:val="es"/>
+        </w:rPr>
+        <w:t xml:space="preserve"> </w:t>
+      </w:r>
+      <w:r>
+        <w:rPr>
+          <w:lang w:val="es"/>
+        </w:rPr>
+        <w:t xml:space="preserve">independiente a la misma conclusion sobre el techo del ordenamiento (seccion 3).</w:t>
+      </w:r>
+      <w:r>
+        <w:rPr>
+          <w:lang w:val="es"/>
+        </w:rPr>
+        <w:t xml:space="preserve"> </w:t>
+      </w:r>
+      <w:r>
+        <w:rPr>
+          <w:lang w:val="es"/>
+        </w:rPr>
+        <w:t xml:space="preserve">Que dos personas lo encontraran por caminos distintos le da mas peso al hallazgo</w:t>
+      </w:r>
+      <w:r>
+        <w:rPr>
+          <w:lang w:val="es"/>
+        </w:rPr>
+        <w:t xml:space="preserve"> </w:t>
+      </w:r>
+      <w:r>
+        <w:rPr>
+          <w:lang w:val="es"/>
+        </w:rPr>
+        <w:t xml:space="preserve">que si fuera resultado de un solo experimento.</w:t>
+      </w:r>
+    </w:p>
+    <w:bookmarkEnd w:id="56"/>
+    <w:bookmarkEnd w:id="57"/>
     <w:sectPr>
       <w:footnotePr>
         <w:numRestart w:val="eachSect"/>

--- a/docs/entregas/Entrega-2-reporte.docx
+++ b/docs/entregas/Entrega-2-reporte.docx
@@ -21,7 +21,7 @@
         <w:rPr>
           <w:lang w:val="es"/>
         </w:rPr>
-        <w:t xml:space="preserve">Entrega 2 · Micro-proyecto · Desarrollo de Soluciones · MAIA, Universidad de los Andes</w:t>
+        <w:t xml:space="preserve">Entrega 2 · Micro-proyecto · Desarrollo de Soluciones · MAIA</w:t>
       </w:r>
     </w:p>
     <w:p>
@@ -43,7 +43,7 @@
         <w:rPr>
           <w:lang w:val="es"/>
         </w:rPr>
-        <w:t xml:space="preserve">Repositorios: github.com/katterine2558/maia-pds-microproyecto-api · github.com/katterine2558/maia-pds-microproyecto-ui</w:t>
+        <w:t xml:space="preserve">Repositorios: katterine2558/maia-pds-microproyecto-api · katterine2558/maia-pds-microproyecto-ui</w:t>
       </w:r>
     </w:p>
     <w:bookmarkStart w:id="13" w:name="resumen-del-problema"/>
@@ -7284,7 +7284,8 @@
       <w:pBdr>
         <w:bottom w:color="4F81BD" w:space="4" w:sz="8" w:themeColor="accent1" w:val="single"/>
       </w:pBdr>
-      <w:spacing w:after="300" w:line="240" w:lineRule="auto"/>
+      <w:spacing w:after="160" w:line="240" w:lineRule="auto"/>
+      <w:jc w:val="left"/>
       <w:contextualSpacing/>
     </w:pPr>
     <w:rPr>
@@ -7292,8 +7293,8 @@
       <w:color w:themeColor="text2" w:themeShade="BF" w:val="17365D"/>
       <w:spacing w:val="5"/>
       <w:kern w:val="28"/>
-      <w:sz w:val="52"/>
-      <w:szCs w:val="52"/>
+      <w:sz w:val="36"/>
+      <w:szCs w:val="36"/>
     </w:rPr>
   </w:style>
   <w:style w:customStyle="1" w:styleId="TitleChar" w:type="character">
@@ -7353,10 +7354,11 @@
     <w:pPr>
       <w:keepNext/>
       <w:keepLines/>
+      <w:jc w:val="left"/>
     </w:pPr>
     <w:rPr>
-      <w:sz w:val="24"/>
-      <w:szCs w:val="24"/>
+      <w:sz w:val="20"/>
+      <w:szCs w:val="20"/>
     </w:rPr>
   </w:style>
   <w:style w:styleId="Date" w:type="paragraph">

--- a/docs/entregas/Entrega-2-reporte.docx
+++ b/docs/entregas/Entrega-2-reporte.docx
@@ -78,103 +78,79 @@
         <w:rPr>
           <w:lang w:val="es"/>
         </w:rPr>
-        <w:t xml:space="preserve">El reingreso hospitalario temprano, entendido como una nueva hospitalizacion</w:t>
-      </w:r>
-      <w:r>
-        <w:rPr>
-          <w:lang w:val="es"/>
-        </w:rPr>
-        <w:t xml:space="preserve"> </w:t>
-      </w:r>
-      <w:r>
-        <w:rPr>
-          <w:lang w:val="es"/>
-        </w:rPr>
-        <w:t xml:space="preserve">dentro de los 30 dias posteriores al alta, representa una utilizacion repetida</w:t>
-      </w:r>
-      <w:r>
-        <w:rPr>
-          <w:lang w:val="es"/>
-        </w:rPr>
-        <w:t xml:space="preserve"> </w:t>
-      </w:r>
-      <w:r>
-        <w:rPr>
-          <w:lang w:val="es"/>
-        </w:rPr>
-        <w:t xml:space="preserve">de servicios en un periodo corto y una oportunidad de fortalecer el seguimiento</w:t>
-      </w:r>
-      <w:r>
-        <w:rPr>
-          <w:lang w:val="es"/>
-        </w:rPr>
-        <w:t xml:space="preserve"> </w:t>
-      </w:r>
-      <w:r>
-        <w:rPr>
-          <w:lang w:val="es"/>
-        </w:rPr>
-        <w:t xml:space="preserve">tras el egreso. Cuando la institucion dispone de capacidad limitada para</w:t>
-      </w:r>
-      <w:r>
-        <w:rPr>
-          <w:lang w:val="es"/>
-        </w:rPr>
-        <w:t xml:space="preserve"> </w:t>
-      </w:r>
-      <w:r>
-        <w:rPr>
-          <w:lang w:val="es"/>
-        </w:rPr>
-        <w:t xml:space="preserve">llamadas o controles posteriores, la priorizacion suele depender del criterio</w:t>
-      </w:r>
-      <w:r>
-        <w:rPr>
-          <w:lang w:val="es"/>
-        </w:rPr>
-        <w:t xml:space="preserve"> </w:t>
-      </w:r>
-      <w:r>
-        <w:rPr>
-          <w:lang w:val="es"/>
-        </w:rPr>
-        <w:t xml:space="preserve">clinico individual y de las condiciones operativas del alta, sin que la</w:t>
-      </w:r>
-      <w:r>
-        <w:rPr>
-          <w:lang w:val="es"/>
-        </w:rPr>
-        <w:t xml:space="preserve"> </w:t>
-      </w:r>
-      <w:r>
-        <w:rPr>
-          <w:lang w:val="es"/>
-        </w:rPr>
-        <w:t xml:space="preserve">capacidad se asigne necesariamente primero a los pacientes de mayor riesgo. El</w:t>
-      </w:r>
-      <w:r>
-        <w:rPr>
-          <w:lang w:val="es"/>
-        </w:rPr>
-        <w:t xml:space="preserve"> </w:t>
-      </w:r>
-      <w:r>
-        <w:rPr>
-          <w:lang w:val="es"/>
-        </w:rPr>
-        <w:t xml:space="preserve">prototipo aborda ese vacio: no reemplaza el criterio clinico, sino que ordena</w:t>
-      </w:r>
-      <w:r>
-        <w:rPr>
-          <w:lang w:val="es"/>
-        </w:rPr>
-        <w:t xml:space="preserve"> </w:t>
-      </w:r>
-      <w:r>
-        <w:rPr>
-          <w:lang w:val="es"/>
-        </w:rPr>
-        <w:t xml:space="preserve">la lista de egresos del dia segun una estimacion comparable de riesgo.</w:t>
+        <w:t xml:space="preserve">El reingreso hospitalario temprano, una nueva hospitalizacion dentro de los 30</w:t>
+      </w:r>
+      <w:r>
+        <w:rPr>
+          <w:lang w:val="es"/>
+        </w:rPr>
+        <w:t xml:space="preserve"> </w:t>
+      </w:r>
+      <w:r>
+        <w:rPr>
+          <w:lang w:val="es"/>
+        </w:rPr>
+        <w:t xml:space="preserve">dias posteriores al alta, marca una oportunidad de fortalecer el seguimiento tras</w:t>
+      </w:r>
+      <w:r>
+        <w:rPr>
+          <w:lang w:val="es"/>
+        </w:rPr>
+        <w:t xml:space="preserve"> </w:t>
+      </w:r>
+      <w:r>
+        <w:rPr>
+          <w:lang w:val="es"/>
+        </w:rPr>
+        <w:t xml:space="preserve">el egreso. Con capacidad limitada para llamadas o controles posteriores, la</w:t>
+      </w:r>
+      <w:r>
+        <w:rPr>
+          <w:lang w:val="es"/>
+        </w:rPr>
+        <w:t xml:space="preserve"> </w:t>
+      </w:r>
+      <w:r>
+        <w:rPr>
+          <w:lang w:val="es"/>
+        </w:rPr>
+        <w:t xml:space="preserve">priorizacion depende del criterio clinico individual y de las condiciones</w:t>
+      </w:r>
+      <w:r>
+        <w:rPr>
+          <w:lang w:val="es"/>
+        </w:rPr>
+        <w:t xml:space="preserve"> </w:t>
+      </w:r>
+      <w:r>
+        <w:rPr>
+          <w:lang w:val="es"/>
+        </w:rPr>
+        <w:t xml:space="preserve">operativas del alta, sin que se asigne primero a los pacientes de mayor riesgo.</w:t>
+      </w:r>
+      <w:r>
+        <w:rPr>
+          <w:lang w:val="es"/>
+        </w:rPr>
+        <w:t xml:space="preserve"> </w:t>
+      </w:r>
+      <w:r>
+        <w:rPr>
+          <w:lang w:val="es"/>
+        </w:rPr>
+        <w:t xml:space="preserve">El prototipo aborda ese vacio: no reemplaza el criterio clinico, ordena la lista</w:t>
+      </w:r>
+      <w:r>
+        <w:rPr>
+          <w:lang w:val="es"/>
+        </w:rPr>
+        <w:t xml:space="preserve"> </w:t>
+      </w:r>
+      <w:r>
+        <w:rPr>
+          <w:lang w:val="es"/>
+        </w:rPr>
+        <w:t xml:space="preserve">de egresos del dia segun una estimacion comparable de riesgo.</w:t>
       </w:r>
     </w:p>
     <w:bookmarkEnd w:id="9"/>
@@ -227,67 +203,43 @@
         <w:rPr>
           <w:lang w:val="es"/>
         </w:rPr>
-        <w:t xml:space="preserve">La pregunta se responde el dia del alta, antes de que el paciente salga, y</w:t>
-      </w:r>
-      <w:r>
-        <w:rPr>
-          <w:lang w:val="es"/>
-        </w:rPr>
-        <w:t xml:space="preserve"> </w:t>
-      </w:r>
-      <w:r>
-        <w:rPr>
-          <w:lang w:val="es"/>
-        </w:rPr>
-        <w:t xml:space="preserve">alimenta una decision concreta: a que pacientes se les programa control tras el</w:t>
-      </w:r>
-      <w:r>
-        <w:rPr>
-          <w:lang w:val="es"/>
-        </w:rPr>
-        <w:t xml:space="preserve"> </w:t>
-      </w:r>
-      <w:r>
-        <w:rPr>
-          <w:lang w:val="es"/>
-        </w:rPr>
-        <w:t xml:space="preserve">egreso. El usuario es el personal de enfermeria de la unidad de gestion</w:t>
-      </w:r>
-      <w:r>
-        <w:rPr>
-          <w:lang w:val="es"/>
-        </w:rPr>
-        <w:t xml:space="preserve"> </w:t>
-      </w:r>
-      <w:r>
-        <w:rPr>
-          <w:lang w:val="es"/>
-        </w:rPr>
-        <w:t xml:space="preserve">hospitalaria. El prototipo contempla dos usos complementarios: ordenar el</w:t>
-      </w:r>
-      <w:r>
-        <w:rPr>
-          <w:lang w:val="es"/>
-        </w:rPr>
-        <w:t xml:space="preserve"> </w:t>
-      </w:r>
-      <w:r>
-        <w:rPr>
-          <w:lang w:val="es"/>
-        </w:rPr>
-        <w:t xml:space="preserve">listado completo de egresos del dia segun probabilidad estimada, y consultar</w:t>
-      </w:r>
-      <w:r>
-        <w:rPr>
-          <w:lang w:val="es"/>
-        </w:rPr>
-        <w:t xml:space="preserve"> </w:t>
-      </w:r>
-      <w:r>
-        <w:rPr>
-          <w:lang w:val="es"/>
-        </w:rPr>
-        <w:t xml:space="preserve">individualmente a un paciente.</w:t>
+        <w:t xml:space="preserve">Se responde el dia del alta y alimenta una decision concreta: a que pacientes se</w:t>
+      </w:r>
+      <w:r>
+        <w:rPr>
+          <w:lang w:val="es"/>
+        </w:rPr>
+        <w:t xml:space="preserve"> </w:t>
+      </w:r>
+      <w:r>
+        <w:rPr>
+          <w:lang w:val="es"/>
+        </w:rPr>
+        <w:t xml:space="preserve">les programa control tras el egreso. El usuario es el personal de enfermeria de</w:t>
+      </w:r>
+      <w:r>
+        <w:rPr>
+          <w:lang w:val="es"/>
+        </w:rPr>
+        <w:t xml:space="preserve"> </w:t>
+      </w:r>
+      <w:r>
+        <w:rPr>
+          <w:lang w:val="es"/>
+        </w:rPr>
+        <w:t xml:space="preserve">la unidad de gestion hospitalaria. Hay dos usos: ordenar el listado de egresos</w:t>
+      </w:r>
+      <w:r>
+        <w:rPr>
+          <w:lang w:val="es"/>
+        </w:rPr>
+        <w:t xml:space="preserve"> </w:t>
+      </w:r>
+      <w:r>
+        <w:rPr>
+          <w:lang w:val="es"/>
+        </w:rPr>
+        <w:t xml:space="preserve">del dia segun probabilidad estimada, y consultar individualmente a un paciente.</w:t>
       </w:r>
     </w:p>
     <w:p>
@@ -310,31 +262,19 @@
         <w:rPr>
           <w:lang w:val="es"/>
         </w:rPr>
-        <w:t xml:space="preserve">reemplazar el criterio clinico. Tampoco hay conexion directa a un sistema de</w:t>
-      </w:r>
-      <w:r>
-        <w:rPr>
-          <w:lang w:val="es"/>
-        </w:rPr>
-        <w:t xml:space="preserve"> </w:t>
-      </w:r>
-      <w:r>
-        <w:rPr>
-          <w:lang w:val="es"/>
-        </w:rPr>
-        <w:t xml:space="preserve">informacion hospitalario: el listado de egresos se carga como archivo. La</w:t>
-      </w:r>
-      <w:r>
-        <w:rPr>
-          <w:lang w:val="es"/>
-        </w:rPr>
-        <w:t xml:space="preserve"> </w:t>
-      </w:r>
-      <w:r>
-        <w:rPr>
-          <w:lang w:val="es"/>
-        </w:rPr>
-        <w:t xml:space="preserve">variable</w:t>
+        <w:t xml:space="preserve">reemplazar el criterio clinico; tampoco hay conexion a un sistema de informacion</w:t>
+      </w:r>
+      <w:r>
+        <w:rPr>
+          <w:lang w:val="es"/>
+        </w:rPr>
+        <w:t xml:space="preserve"> </w:t>
+      </w:r>
+      <w:r>
+        <w:rPr>
+          <w:lang w:val="es"/>
+        </w:rPr>
+        <w:t xml:space="preserve">hospitalario, el listado de egresos se carga como archivo. La variable</w:t>
       </w:r>
       <w:r>
         <w:rPr>
@@ -359,55 +299,55 @@
         <w:rPr>
           <w:lang w:val="es"/>
         </w:rPr>
-        <w:t xml:space="preserve">se reserva para evaluar el desempeno entre grupos y no se usa</w:t>
-      </w:r>
-      <w:r>
-        <w:rPr>
-          <w:lang w:val="es"/>
-        </w:rPr>
-        <w:t xml:space="preserve"> </w:t>
-      </w:r>
-      <w:r>
-        <w:rPr>
-          <w:lang w:val="es"/>
-        </w:rPr>
-        <w:t xml:space="preserve">como predictora. Los registros corresponden a hospitales de Estados Unidos</w:t>
-      </w:r>
-      <w:r>
-        <w:rPr>
-          <w:lang w:val="es"/>
-        </w:rPr>
-        <w:t xml:space="preserve"> </w:t>
-      </w:r>
-      <w:r>
-        <w:rPr>
-          <w:lang w:val="es"/>
-        </w:rPr>
-        <w:t xml:space="preserve">entre 1999 y 2008, de modo que los patrones identificados no se generalizan</w:t>
-      </w:r>
-      <w:r>
-        <w:rPr>
-          <w:lang w:val="es"/>
-        </w:rPr>
-        <w:t xml:space="preserve"> </w:t>
-      </w:r>
-      <w:r>
-        <w:rPr>
-          <w:lang w:val="es"/>
-        </w:rPr>
-        <w:t xml:space="preserve">automaticamente a una poblacion hospitalaria actual: el resultado es un</w:t>
-      </w:r>
-      <w:r>
-        <w:rPr>
-          <w:lang w:val="es"/>
-        </w:rPr>
-        <w:t xml:space="preserve"> </w:t>
-      </w:r>
-      <w:r>
-        <w:rPr>
-          <w:lang w:val="es"/>
-        </w:rPr>
-        <w:t xml:space="preserve">prototipo metodologico.</w:t>
+        <w:t xml:space="preserve">se</w:t>
+      </w:r>
+      <w:r>
+        <w:rPr>
+          <w:lang w:val="es"/>
+        </w:rPr>
+        <w:t xml:space="preserve"> </w:t>
+      </w:r>
+      <w:r>
+        <w:rPr>
+          <w:lang w:val="es"/>
+        </w:rPr>
+        <w:t xml:space="preserve">reserva para evaluar el desempeno entre grupos y no se usa como predictora. Los</w:t>
+      </w:r>
+      <w:r>
+        <w:rPr>
+          <w:lang w:val="es"/>
+        </w:rPr>
+        <w:t xml:space="preserve"> </w:t>
+      </w:r>
+      <w:r>
+        <w:rPr>
+          <w:lang w:val="es"/>
+        </w:rPr>
+        <w:t xml:space="preserve">registros son de hospitales de Estados Unidos entre 1999 y 2008, de modo que los</w:t>
+      </w:r>
+      <w:r>
+        <w:rPr>
+          <w:lang w:val="es"/>
+        </w:rPr>
+        <w:t xml:space="preserve"> </w:t>
+      </w:r>
+      <w:r>
+        <w:rPr>
+          <w:lang w:val="es"/>
+        </w:rPr>
+        <w:t xml:space="preserve">patrones no se generalizan a una poblacion actual: el resultado es un prototipo</w:t>
+      </w:r>
+      <w:r>
+        <w:rPr>
+          <w:lang w:val="es"/>
+        </w:rPr>
+        <w:t xml:space="preserve"> </w:t>
+      </w:r>
+      <w:r>
+        <w:rPr>
+          <w:lang w:val="es"/>
+        </w:rPr>
+        <w:t xml:space="preserve">metodologico.</w:t>
       </w:r>
     </w:p>
     <w:bookmarkEnd w:id="10"/>
@@ -493,19 +433,7 @@
         <w:rPr>
           <w:lang w:val="es"/>
         </w:rPr>
-        <w:t xml:space="preserve">pueden reingresar, y 771 con egreso a hospicio, cuyo objetivo de cuidado es</w:t>
-      </w:r>
-      <w:r>
-        <w:rPr>
-          <w:lang w:val="es"/>
-        </w:rPr>
-        <w:t xml:space="preserve"> </w:t>
-      </w:r>
-      <w:r>
-        <w:rPr>
-          <w:lang w:val="es"/>
-        </w:rPr>
-        <w:t xml:space="preserve">distinto. La base analitica queda en</w:t>
+        <w:t xml:space="preserve">pueden reingresar, y 771 con egreso a hospicio. La base analitica queda en</w:t>
       </w:r>
       <w:r>
         <w:rPr>
@@ -557,19 +485,19 @@
         <w:rPr>
           <w:lang w:val="es"/>
         </w:rPr>
-        <w:t xml:space="preserve">. La variable objetivo es</w:t>
-      </w:r>
-      <w:r>
-        <w:rPr>
-          <w:lang w:val="es"/>
-        </w:rPr>
-        <w:t xml:space="preserve"> </w:t>
-      </w:r>
-      <w:r>
-        <w:rPr>
-          <w:lang w:val="es"/>
-        </w:rPr>
-        <w:t xml:space="preserve">binaria: positivo cuando</w:t>
+        <w:t xml:space="preserve">; la variable objetivo es positiva</w:t>
+      </w:r>
+      <w:r>
+        <w:rPr>
+          <w:lang w:val="es"/>
+        </w:rPr>
+        <w:t xml:space="preserve"> </w:t>
+      </w:r>
+      <w:r>
+        <w:rPr>
+          <w:lang w:val="es"/>
+        </w:rPr>
+        <w:t xml:space="preserve">cuando</w:t>
       </w:r>
       <w:r>
         <w:rPr>
@@ -613,19 +541,19 @@
         <w:rPr>
           <w:lang w:val="es"/>
         </w:rPr>
-        <w:t xml:space="preserve">. Los datos se versionan con DVC;</w:t>
-      </w:r>
-      <w:r>
-        <w:rPr>
-          <w:lang w:val="es"/>
-        </w:rPr>
-        <w:t xml:space="preserve"> </w:t>
-      </w:r>
-      <w:r>
-        <w:rPr>
-          <w:lang w:val="es"/>
-        </w:rPr>
-        <w:t xml:space="preserve">en Git viaja unicamente el puntero.</w:t>
+        <w:t xml:space="preserve">. Los datos se versionan con DVC, y en Git viaja</w:t>
+      </w:r>
+      <w:r>
+        <w:rPr>
+          <w:lang w:val="es"/>
+        </w:rPr>
+        <w:t xml:space="preserve"> </w:t>
+      </w:r>
+      <w:r>
+        <w:rPr>
+          <w:lang w:val="es"/>
+        </w:rPr>
+        <w:t xml:space="preserve">unicamente el puntero.</w:t>
       </w:r>
     </w:p>
     <w:bookmarkEnd w:id="11"/>
@@ -655,19 +583,13 @@
           <w:bCs/>
           <w:lang w:val="es"/>
         </w:rPr>
-        <w:t xml:space="preserve">Se separo el repositorio en dos.</w:t>
-      </w:r>
-      <w:r>
-        <w:rPr>
-          <w:lang w:val="es"/>
-        </w:rPr>
-        <w:t xml:space="preserve"> </w:t>
-      </w:r>
-      <w:r>
-        <w:rPr>
-          <w:lang w:val="es"/>
-        </w:rPr>
-        <w:t xml:space="preserve">Modelos y API en</w:t>
+        <w:t xml:space="preserve">Se separo el repositorio en dos</w:t>
+      </w:r>
+      <w:r>
+        <w:rPr>
+          <w:lang w:val="es"/>
+        </w:rPr>
+        <w:t xml:space="preserve">: modelos y API en</w:t>
       </w:r>
       <w:r>
         <w:rPr>
@@ -686,38 +608,7 @@
         <w:rPr>
           <w:lang w:val="es"/>
         </w:rPr>
-        <w:t xml:space="preserve">, tablero en el suyo; en la Entrega 1 todo estaba</w:t>
-      </w:r>
-      <w:r>
-        <w:rPr>
-          <w:lang w:val="es"/>
-        </w:rPr>
-        <w:t xml:space="preserve"> </w:t>
-      </w:r>
-      <w:r>
-        <w:rPr>
-          <w:lang w:val="es"/>
-        </w:rPr>
-        <w:t xml:space="preserve">en</w:t>
-      </w:r>
-      <w:r>
-        <w:rPr>
-          <w:lang w:val="es"/>
-        </w:rPr>
-        <w:t xml:space="preserve"> </w:t>
-      </w:r>
-      <w:r>
-        <w:rPr>
-          <w:rStyle w:val="VerbatimChar"/>
-          <w:lang w:val="es"/>
-        </w:rPr>
-        <w:t xml:space="preserve">microproyecto-desarrollo-soluciones</w:t>
-      </w:r>
-      <w:r>
-        <w:rPr>
-          <w:lang w:val="es"/>
-        </w:rPr>
-        <w:t xml:space="preserve">.</w:t>
+        <w:t xml:space="preserve">, tablero en el suyo.</w:t>
       </w:r>
     </w:p>
     <w:p>
@@ -771,89 +662,29 @@
       </w:pPr>
       <w:r>
         <w:rPr>
-          <w:lang w:val="es"/>
-        </w:rPr>
-        <w:t xml:space="preserve">El trabajo paso de la exploracion de los datos a la preparacion, entrenamiento</w:t>
-      </w:r>
-      <w:r>
-        <w:rPr>
-          <w:lang w:val="es"/>
-        </w:rPr>
-        <w:t xml:space="preserve"> </w:t>
-      </w:r>
-      <w:r>
-        <w:rPr>
-          <w:lang w:val="es"/>
-        </w:rPr>
-        <w:t xml:space="preserve">y evaluacion del modelo predictivo.</w:t>
-      </w:r>
-    </w:p>
-    <w:p>
-      <w:pPr>
-        <w:pStyle w:val="Compact"/>
-        <w:numPr>
-          <w:ilvl w:val="0"/>
-          <w:numId w:val="1001"/>
-        </w:numPr>
-      </w:pPr>
-      <w:r>
-        <w:rPr>
           <w:b/>
           <w:bCs/>
           <w:lang w:val="es"/>
         </w:rPr>
-        <w:t xml:space="preserve">La maqueta no cambio.</w:t>
-      </w:r>
-      <w:r>
-        <w:rPr>
-          <w:lang w:val="es"/>
-        </w:rPr>
-        <w:t xml:space="preserve"> </w:t>
-      </w:r>
-      <w:r>
-        <w:rPr>
-          <w:lang w:val="es"/>
-        </w:rPr>
-        <w:t xml:space="preserve">Se mantiene la version iterada en la semana 3, con</w:t>
-      </w:r>
-      <w:r>
-        <w:rPr>
-          <w:lang w:val="es"/>
-        </w:rPr>
-        <w:t xml:space="preserve"> </w:t>
-      </w:r>
-      <w:r>
-        <w:rPr>
-          <w:lang w:val="es"/>
-        </w:rPr>
-        <w:t xml:space="preserve">las bandas de riesgo ancladas en la tasa general observada.</w:t>
-      </w:r>
-    </w:p>
-    <w:p>
-      <w:pPr>
-        <w:pStyle w:val="Compact"/>
-        <w:numPr>
-          <w:ilvl w:val="0"/>
-          <w:numId w:val="1001"/>
-        </w:numPr>
-      </w:pPr>
-      <w:r>
-        <w:rPr>
-          <w:lang w:val="es"/>
-        </w:rPr>
-        <w:t xml:space="preserve">El alcance, la pregunta de negocio y los conjuntos de datos se mantienen sin</w:t>
-      </w:r>
-      <w:r>
-        <w:rPr>
-          <w:lang w:val="es"/>
-        </w:rPr>
-        <w:t xml:space="preserve"> </w:t>
-      </w:r>
-      <w:r>
-        <w:rPr>
-          <w:lang w:val="es"/>
-        </w:rPr>
-        <w:t xml:space="preserve">cambios respecto a la Entrega 1.</w:t>
+        <w:t xml:space="preserve">La maqueta no cambio</w:t>
+      </w:r>
+      <w:r>
+        <w:rPr>
+          <w:lang w:val="es"/>
+        </w:rPr>
+        <w:t xml:space="preserve">, ni el alcance, la pregunta de negocio o los conjuntos</w:t>
+      </w:r>
+      <w:r>
+        <w:rPr>
+          <w:lang w:val="es"/>
+        </w:rPr>
+        <w:t xml:space="preserve"> </w:t>
+      </w:r>
+      <w:r>
+        <w:rPr>
+          <w:lang w:val="es"/>
+        </w:rPr>
+        <w:t xml:space="preserve">de datos: el tablero se desarrolla sobre la version iterada en la semana 3.</w:t>
       </w:r>
     </w:p>
     <w:bookmarkEnd w:id="12"/>
